--- a/Finance Policies & Procedures/Contract Templates/Contract Templates - Home Office/Subawards (Fixed or Cost Reimb.)/Cost Reimbursable/Cost Reimbursable Subaward 2022-09 - USDOS - Bilingual.docx
+++ b/Finance Policies & Procedures/Contract Templates/Contract Templates - Home Office/Subawards (Fixed or Cost Reimb.)/Cost Reimbursable/Cost Reimbursable Subaward 2022-09 - USDOS - Bilingual.docx
@@ -1,6 +1,6 @@
 
 <file path=word/document.xml><?xml version="1.0" encoding="utf-8"?>
-<w:document xmlns:wpc="http://schemas.microsoft.com/office/word/2010/wordprocessingCanvas" xmlns:cx="http://schemas.microsoft.com/office/drawing/2014/chartex" xmlns:cx1="http://schemas.microsoft.com/office/drawing/2015/9/8/chartex" xmlns:cx2="http://schemas.microsoft.com/office/drawing/2015/10/21/chartex" xmlns:cx3="http://schemas.microsoft.com/office/drawing/2016/5/9/chartex" xmlns:cx4="http://schemas.microsoft.com/office/drawing/2016/5/10/chartex" xmlns:cx5="http://schemas.microsoft.com/office/drawing/2016/5/11/chartex" xmlns:cx6="http://schemas.microsoft.com/office/drawing/2016/5/12/chartex" xmlns:cx7="http://schemas.microsoft.com/office/drawing/2016/5/13/chartex" xmlns:cx8="http://schemas.microsoft.com/office/drawing/2016/5/14/chartex" xmlns:mc="http://schemas.openxmlformats.org/markup-compatibility/2006" xmlns:aink="http://schemas.microsoft.com/office/drawing/2016/ink" xmlns:am3d="http://schemas.microsoft.com/office/drawing/2017/model3d" xmlns:o="urn:schemas-microsoft-com:office:office" xmlns:oel="http://schemas.microsoft.com/office/2019/extlst" xmlns:r="http://schemas.openxmlformats.org/officeDocument/2006/relationships" xmlns:m="http://schemas.openxmlformats.org/officeDocument/2006/math" xmlns:v="urn:schemas-microsoft-com:vml" xmlns:wp14="http://schemas.microsoft.com/office/word/2010/wordprocessingDrawing" xmlns:wp="http://schemas.openxmlformats.org/drawingml/2006/wordprocessingDrawing" xmlns:w10="urn:schemas-microsoft-com:office:word" xmlns:w="http://schemas.openxmlformats.org/wordprocessingml/2006/main" xmlns:w14="http://schemas.microsoft.com/office/word/2010/wordml" xmlns:w15="http://schemas.microsoft.com/office/word/2012/wordml" xmlns:w16cex="http://schemas.microsoft.com/office/word/2018/wordml/cex" xmlns:w16cid="http://schemas.microsoft.com/office/word/2016/wordml/cid" xmlns:w16="http://schemas.microsoft.com/office/word/2018/wordml" xmlns:w16sdtdh="http://schemas.microsoft.com/office/word/2020/wordml/sdtdatahash" xmlns:w16se="http://schemas.microsoft.com/office/word/2015/wordml/symex" xmlns:wpg="http://schemas.microsoft.com/office/word/2010/wordprocessingGroup" xmlns:wpi="http://schemas.microsoft.com/office/word/2010/wordprocessingInk" xmlns:wne="http://schemas.microsoft.com/office/word/2006/wordml" xmlns:wps="http://schemas.microsoft.com/office/word/2010/wordprocessingShape" mc:Ignorable="w14 w15 w16se w16cid w16 w16cex w16sdtdh wp14">
+<w:document xmlns:wpc="http://schemas.microsoft.com/office/word/2010/wordprocessingCanvas" xmlns:cx="http://schemas.microsoft.com/office/drawing/2014/chartex" xmlns:cx1="http://schemas.microsoft.com/office/drawing/2015/9/8/chartex" xmlns:cx2="http://schemas.microsoft.com/office/drawing/2015/10/21/chartex" xmlns:cx3="http://schemas.microsoft.com/office/drawing/2016/5/9/chartex" xmlns:cx4="http://schemas.microsoft.com/office/drawing/2016/5/10/chartex" xmlns:cx5="http://schemas.microsoft.com/office/drawing/2016/5/11/chartex" xmlns:cx6="http://schemas.microsoft.com/office/drawing/2016/5/12/chartex" xmlns:cx7="http://schemas.microsoft.com/office/drawing/2016/5/13/chartex" xmlns:cx8="http://schemas.microsoft.com/office/drawing/2016/5/14/chartex" xmlns:mc="http://schemas.openxmlformats.org/markup-compatibility/2006" xmlns:aink="http://schemas.microsoft.com/office/drawing/2016/ink" xmlns:am3d="http://schemas.microsoft.com/office/drawing/2017/model3d" xmlns:o="urn:schemas-microsoft-com:office:office" xmlns:oel="http://schemas.microsoft.com/office/2019/extlst" xmlns:r="http://schemas.openxmlformats.org/officeDocument/2006/relationships" xmlns:m="http://schemas.openxmlformats.org/officeDocument/2006/math" xmlns:v="urn:schemas-microsoft-com:vml" xmlns:wp14="http://schemas.microsoft.com/office/word/2010/wordprocessingDrawing" xmlns:wp="http://schemas.openxmlformats.org/drawingml/2006/wordprocessingDrawing" xmlns:w10="urn:schemas-microsoft-com:office:word" xmlns:w="http://schemas.openxmlformats.org/wordprocessingml/2006/main" xmlns:w14="http://schemas.microsoft.com/office/word/2010/wordml" xmlns:w15="http://schemas.microsoft.com/office/word/2012/wordml" xmlns:w16cex="http://schemas.microsoft.com/office/word/2018/wordml/cex" xmlns:w16cid="http://schemas.microsoft.com/office/word/2016/wordml/cid" xmlns:w16="http://schemas.microsoft.com/office/word/2018/wordml" xmlns:w16du="http://schemas.microsoft.com/office/word/2023/wordml/word16du" xmlns:w16sdtdh="http://schemas.microsoft.com/office/word/2020/wordml/sdtdatahash" xmlns:w16sdtfl="http://schemas.microsoft.com/office/word/2024/wordml/sdtformatlock" xmlns:w16se="http://schemas.microsoft.com/office/word/2015/wordml/symex" xmlns:wpg="http://schemas.microsoft.com/office/word/2010/wordprocessingGroup" xmlns:wpi="http://schemas.microsoft.com/office/word/2010/wordprocessingInk" xmlns:wne="http://schemas.microsoft.com/office/word/2006/wordml" xmlns:wps="http://schemas.microsoft.com/office/word/2010/wordprocessingShape" mc:Ignorable="w14 w15 w16se w16cid w16 w16cex w16sdtdh w16sdtfl w16du wp14">
   <w:body>
     <w:p>
       <w:pPr>
@@ -457,7 +457,6 @@
                 <w:numId w:val="0"/>
               </w:numPr>
               <w:spacing w:line="276" w:lineRule="auto"/>
-              <w:outlineLvl w:val="0"/>
             </w:pPr>
             <w:r>
               <w:lastRenderedPageBreak/>
@@ -472,7 +471,6 @@
                 <w:numId w:val="0"/>
               </w:numPr>
               <w:spacing w:line="276" w:lineRule="auto"/>
-              <w:outlineLvl w:val="1"/>
               <w:rPr>
                 <w:rFonts w:cs="Times New Roman"/>
                 <w:sz w:val="22"/>
@@ -519,7 +517,6 @@
                 <w:numId w:val="0"/>
               </w:numPr>
               <w:spacing w:line="276" w:lineRule="auto"/>
-              <w:outlineLvl w:val="0"/>
               <w:rPr>
                 <w:lang w:val="es-CR"/>
               </w:rPr>
@@ -539,7 +536,6 @@
                 <w:numId w:val="0"/>
               </w:numPr>
               <w:spacing w:line="276" w:lineRule="auto"/>
-              <w:outlineLvl w:val="1"/>
               <w:rPr>
                 <w:rFonts w:cs="Times New Roman"/>
                 <w:lang w:val="es-CR"/>
@@ -597,7 +593,6 @@
               </w:numPr>
               <w:spacing w:line="276" w:lineRule="auto"/>
               <w:ind w:left="346"/>
-              <w:outlineLvl w:val="2"/>
               <w:rPr>
                 <w:rFonts w:cs="Times New Roman"/>
                 <w:color w:val="auto"/>
@@ -732,7 +727,6 @@
               </w:numPr>
               <w:spacing w:line="276" w:lineRule="auto"/>
               <w:ind w:left="346"/>
-              <w:outlineLvl w:val="2"/>
               <w:rPr>
                 <w:rFonts w:cs="Times New Roman"/>
                 <w:color w:val="auto"/>
@@ -852,7 +846,6 @@
               </w:numPr>
               <w:spacing w:line="276" w:lineRule="auto"/>
               <w:ind w:left="346"/>
-              <w:outlineLvl w:val="2"/>
               <w:rPr>
                 <w:rFonts w:cs="Times New Roman"/>
                 <w:color w:val="auto"/>
@@ -956,7 +949,6 @@
               </w:numPr>
               <w:spacing w:line="276" w:lineRule="auto"/>
               <w:ind w:left="346"/>
-              <w:outlineLvl w:val="2"/>
               <w:rPr>
                 <w:rFonts w:cs="Times New Roman"/>
                 <w:color w:val="auto"/>
@@ -1066,7 +1058,6 @@
               </w:numPr>
               <w:spacing w:line="276" w:lineRule="auto"/>
               <w:ind w:left="346"/>
-              <w:outlineLvl w:val="2"/>
               <w:rPr>
                 <w:rFonts w:cs="Times New Roman"/>
                 <w:color w:val="auto"/>
@@ -1181,7 +1172,6 @@
               </w:numPr>
               <w:spacing w:line="276" w:lineRule="auto"/>
               <w:ind w:left="346"/>
-              <w:outlineLvl w:val="2"/>
               <w:rPr>
                 <w:rFonts w:cs="Times New Roman"/>
                 <w:color w:val="auto"/>
@@ -1305,7 +1295,6 @@
               </w:numPr>
               <w:spacing w:line="276" w:lineRule="auto"/>
               <w:ind w:left="346"/>
-              <w:outlineLvl w:val="2"/>
               <w:rPr>
                 <w:rFonts w:cs="Times New Roman"/>
                 <w:color w:val="auto"/>
@@ -1429,7 +1418,6 @@
               </w:numPr>
               <w:spacing w:line="276" w:lineRule="auto"/>
               <w:ind w:left="346"/>
-              <w:outlineLvl w:val="2"/>
               <w:rPr>
                 <w:rFonts w:cs="Times New Roman"/>
                 <w:color w:val="auto"/>
@@ -1561,7 +1549,6 @@
               </w:numPr>
               <w:spacing w:line="276" w:lineRule="auto"/>
               <w:ind w:left="346" w:hanging="346"/>
-              <w:outlineLvl w:val="2"/>
               <w:rPr>
                 <w:rFonts w:cs="Times New Roman"/>
                 <w:color w:val="auto"/>
@@ -1736,7 +1723,6 @@
               </w:numPr>
               <w:spacing w:line="276" w:lineRule="auto"/>
               <w:ind w:left="346"/>
-              <w:outlineLvl w:val="2"/>
               <w:rPr>
                 <w:rFonts w:cs="Times New Roman"/>
                 <w:color w:val="auto"/>
@@ -1823,7 +1809,6 @@
               </w:numPr>
               <w:spacing w:line="276" w:lineRule="auto"/>
               <w:ind w:left="0"/>
-              <w:outlineLvl w:val="2"/>
               <w:rPr>
                 <w:rFonts w:cs="Times New Roman"/>
                 <w:color w:val="auto"/>
@@ -1937,7 +1922,6 @@
               </w:numPr>
               <w:spacing w:line="276" w:lineRule="auto"/>
               <w:ind w:left="0"/>
-              <w:outlineLvl w:val="2"/>
               <w:rPr>
                 <w:rFonts w:cs="Times New Roman"/>
                 <w:color w:val="auto"/>
@@ -2017,7 +2001,6 @@
               </w:numPr>
               <w:spacing w:line="276" w:lineRule="auto"/>
               <w:ind w:left="346"/>
-              <w:outlineLvl w:val="2"/>
               <w:rPr>
                 <w:rFonts w:cs="Times New Roman"/>
                 <w:color w:val="auto"/>
@@ -2116,7 +2099,6 @@
               </w:numPr>
               <w:spacing w:line="276" w:lineRule="auto"/>
               <w:ind w:left="346"/>
-              <w:outlineLvl w:val="2"/>
               <w:rPr>
                 <w:rFonts w:cs="Times New Roman"/>
                 <w:color w:val="auto"/>
@@ -2188,7 +2170,6 @@
               </w:numPr>
               <w:spacing w:line="276" w:lineRule="auto"/>
               <w:ind w:left="346"/>
-              <w:outlineLvl w:val="2"/>
               <w:rPr>
                 <w:rFonts w:cs="Times New Roman"/>
                 <w:color w:val="auto"/>
@@ -2248,7 +2229,6 @@
               </w:numPr>
               <w:spacing w:line="276" w:lineRule="auto"/>
               <w:ind w:left="346"/>
-              <w:outlineLvl w:val="2"/>
               <w:rPr>
                 <w:rFonts w:cs="Times New Roman"/>
                 <w:color w:val="auto"/>
@@ -2337,7 +2317,6 @@
                 <w:numId w:val="0"/>
               </w:numPr>
               <w:spacing w:line="276" w:lineRule="auto"/>
-              <w:outlineLvl w:val="2"/>
               <w:rPr>
                 <w:rFonts w:cs="Times New Roman"/>
                 <w:color w:val="auto"/>
@@ -2389,7 +2368,6 @@
                 <w:numId w:val="0"/>
               </w:numPr>
               <w:spacing w:line="276" w:lineRule="auto"/>
-              <w:outlineLvl w:val="1"/>
               <w:rPr>
                 <w:rFonts w:cs="Times New Roman"/>
                 <w:sz w:val="22"/>
@@ -2428,7 +2406,6 @@
                 <w:numId w:val="0"/>
               </w:numPr>
               <w:spacing w:line="276" w:lineRule="auto"/>
-              <w:outlineLvl w:val="1"/>
               <w:rPr>
                 <w:b w:val="0"/>
                 <w:color w:val="2F5496" w:themeColor="accent1" w:themeShade="BF"/>
@@ -2482,7 +2459,6 @@
               </w:numPr>
               <w:spacing w:line="276" w:lineRule="auto"/>
               <w:ind w:left="346" w:hanging="346"/>
-              <w:outlineLvl w:val="2"/>
               <w:rPr>
                 <w:rFonts w:cs="Times New Roman"/>
                 <w:color w:val="auto"/>
@@ -2559,7 +2535,6 @@
               </w:numPr>
               <w:spacing w:line="276" w:lineRule="auto"/>
               <w:ind w:left="346" w:hanging="346"/>
-              <w:outlineLvl w:val="2"/>
               <w:rPr>
                 <w:rFonts w:cs="Times New Roman"/>
                 <w:color w:val="auto"/>
@@ -2633,7 +2608,6 @@
               </w:numPr>
               <w:spacing w:line="276" w:lineRule="auto"/>
               <w:ind w:left="346" w:hanging="346"/>
-              <w:outlineLvl w:val="2"/>
               <w:rPr>
                 <w:rFonts w:cs="Times New Roman"/>
                 <w:color w:val="auto"/>
@@ -2707,24 +2681,22 @@
               </w:numPr>
               <w:spacing w:line="276" w:lineRule="auto"/>
               <w:ind w:left="346"/>
-              <w:outlineLvl w:val="2"/>
-              <w:rPr>
-                <w:rFonts w:cs="Times New Roman"/>
-                <w:color w:val="auto"/>
-                <w:sz w:val="22"/>
-                <w:szCs w:val="22"/>
-                <w:lang w:val="es-CR"/>
-              </w:rPr>
-            </w:pPr>
-            <w:r>
-              <w:rPr>
-                <w:rFonts w:cs="Times New Roman"/>
-                <w:color w:val="auto"/>
-                <w:sz w:val="22"/>
-                <w:szCs w:val="22"/>
-                <w:lang w:val="es-CR"/>
-              </w:rPr>
-              <w:lastRenderedPageBreak/>
+              <w:rPr>
+                <w:rFonts w:cs="Times New Roman"/>
+                <w:color w:val="auto"/>
+                <w:sz w:val="22"/>
+                <w:szCs w:val="22"/>
+                <w:lang w:val="es-CR"/>
+              </w:rPr>
+            </w:pPr>
+            <w:r>
+              <w:rPr>
+                <w:rFonts w:cs="Times New Roman"/>
+                <w:color w:val="auto"/>
+                <w:sz w:val="22"/>
+                <w:szCs w:val="22"/>
+                <w:lang w:val="es-CR"/>
+              </w:rPr>
               <w:t>Prime Award Period of Performance/</w:t>
             </w:r>
             <w:r>
@@ -2782,7 +2754,6 @@
               </w:numPr>
               <w:spacing w:line="276" w:lineRule="auto"/>
               <w:ind w:left="346"/>
-              <w:outlineLvl w:val="2"/>
               <w:rPr>
                 <w:rFonts w:cs="Times New Roman"/>
                 <w:color w:val="auto"/>
@@ -2850,7 +2821,6 @@
               </w:numPr>
               <w:spacing w:line="276" w:lineRule="auto"/>
               <w:ind w:left="346"/>
-              <w:outlineLvl w:val="2"/>
               <w:rPr>
                 <w:rFonts w:cs="Times New Roman"/>
                 <w:color w:val="auto"/>
@@ -2990,7 +2960,6 @@
               </w:numPr>
               <w:spacing w:line="276" w:lineRule="auto"/>
               <w:ind w:left="346"/>
-              <w:outlineLvl w:val="2"/>
               <w:rPr>
                 <w:rFonts w:cs="Times New Roman"/>
                 <w:color w:val="auto"/>
@@ -3044,7 +3013,6 @@
               </w:numPr>
               <w:spacing w:line="276" w:lineRule="auto"/>
               <w:ind w:left="346"/>
-              <w:outlineLvl w:val="2"/>
               <w:rPr>
                 <w:rFonts w:cs="Times New Roman"/>
                 <w:color w:val="auto"/>
@@ -3161,7 +3129,6 @@
                 <w:numId w:val="0"/>
               </w:numPr>
               <w:spacing w:line="276" w:lineRule="auto"/>
-              <w:outlineLvl w:val="0"/>
               <w:rPr>
                 <w:rFonts w:cs="Times New Roman"/>
                 <w:i/>
@@ -3172,7 +3139,6 @@
               </w:rPr>
             </w:pPr>
             <w:r>
-              <w:lastRenderedPageBreak/>
               <w:t xml:space="preserve">Section II: </w:t>
             </w:r>
             <w:r>
@@ -3206,7 +3172,6 @@
                 <w:numId w:val="0"/>
               </w:numPr>
               <w:spacing w:line="276" w:lineRule="auto"/>
-              <w:outlineLvl w:val="1"/>
               <w:rPr>
                 <w:b w:val="0"/>
                 <w:color w:val="2F5496" w:themeColor="accent1" w:themeShade="BF"/>
@@ -3229,7 +3194,6 @@
               </w:numPr>
               <w:spacing w:line="276" w:lineRule="auto"/>
               <w:jc w:val="both"/>
-              <w:outlineLvl w:val="2"/>
               <w:rPr>
                 <w:rFonts w:cs="Times New Roman"/>
                 <w:color w:val="auto"/>
@@ -3412,7 +3376,6 @@
               </w:numPr>
               <w:spacing w:line="276" w:lineRule="auto"/>
               <w:jc w:val="both"/>
-              <w:outlineLvl w:val="2"/>
               <w:rPr>
                 <w:rFonts w:cs="Times New Roman"/>
                 <w:color w:val="auto"/>
@@ -3493,7 +3456,6 @@
               </w:numPr>
               <w:spacing w:line="276" w:lineRule="auto"/>
               <w:jc w:val="both"/>
-              <w:outlineLvl w:val="2"/>
               <w:rPr>
                 <w:rFonts w:cs="Times New Roman"/>
                 <w:color w:val="auto"/>
@@ -3512,7 +3474,6 @@
               </w:numPr>
               <w:spacing w:line="276" w:lineRule="auto"/>
               <w:jc w:val="both"/>
-              <w:outlineLvl w:val="2"/>
               <w:rPr>
                 <w:rFonts w:cs="Times New Roman"/>
                 <w:color w:val="auto"/>
@@ -3548,7 +3509,6 @@
                 <w:numId w:val="0"/>
               </w:numPr>
               <w:spacing w:line="276" w:lineRule="auto"/>
-              <w:outlineLvl w:val="1"/>
               <w:rPr>
                 <w:b w:val="0"/>
                 <w:color w:val="2F5496" w:themeColor="accent1" w:themeShade="BF"/>
@@ -3571,22 +3531,20 @@
               </w:numPr>
               <w:spacing w:line="276" w:lineRule="auto"/>
               <w:jc w:val="both"/>
-              <w:outlineLvl w:val="2"/>
-              <w:rPr>
-                <w:rFonts w:cs="Times New Roman"/>
-                <w:color w:val="auto"/>
-                <w:sz w:val="22"/>
-                <w:szCs w:val="22"/>
-              </w:rPr>
-            </w:pPr>
-            <w:r>
-              <w:rPr>
-                <w:rFonts w:cs="Times New Roman"/>
-                <w:color w:val="auto"/>
-                <w:sz w:val="22"/>
-                <w:szCs w:val="22"/>
-              </w:rPr>
-              <w:lastRenderedPageBreak/>
+              <w:rPr>
+                <w:rFonts w:cs="Times New Roman"/>
+                <w:color w:val="auto"/>
+                <w:sz w:val="22"/>
+                <w:szCs w:val="22"/>
+              </w:rPr>
+            </w:pPr>
+            <w:r>
+              <w:rPr>
+                <w:rFonts w:cs="Times New Roman"/>
+                <w:color w:val="auto"/>
+                <w:sz w:val="22"/>
+                <w:szCs w:val="22"/>
+              </w:rPr>
               <w:t xml:space="preserve">The purpose of this Sub-Agreement is to provide support for the program described in Section III: Program Description and Objectives. The </w:t>
             </w:r>
             <w:r>
@@ -3662,7 +3620,6 @@
                 <w:numId w:val="0"/>
               </w:numPr>
               <w:spacing w:line="276" w:lineRule="auto"/>
-              <w:outlineLvl w:val="1"/>
               <w:rPr>
                 <w:rFonts w:cs="Times New Roman"/>
                 <w:sz w:val="24"/>
@@ -3712,7 +3669,6 @@
                 <w:numId w:val="0"/>
               </w:numPr>
               <w:spacing w:line="276" w:lineRule="auto"/>
-              <w:outlineLvl w:val="1"/>
               <w:rPr>
                 <w:b w:val="0"/>
                 <w:color w:val="2F5496" w:themeColor="accent1" w:themeShade="BF"/>
@@ -3728,7 +3684,6 @@
                 <w:numId w:val="0"/>
               </w:numPr>
               <w:spacing w:line="276" w:lineRule="auto"/>
-              <w:outlineLvl w:val="1"/>
               <w:rPr>
                 <w:b w:val="0"/>
                 <w:color w:val="2F5496" w:themeColor="accent1" w:themeShade="BF"/>
@@ -3751,7 +3706,6 @@
               </w:numPr>
               <w:spacing w:line="276" w:lineRule="auto"/>
               <w:jc w:val="both"/>
-              <w:outlineLvl w:val="2"/>
               <w:rPr>
                 <w:rFonts w:cs="Times New Roman"/>
                 <w:color w:val="auto"/>
@@ -3885,7 +3839,6 @@
                 <w:numId w:val="0"/>
               </w:numPr>
               <w:spacing w:line="276" w:lineRule="auto"/>
-              <w:outlineLvl w:val="2"/>
               <w:rPr>
                 <w:rFonts w:cs="Times New Roman"/>
                 <w:color w:val="auto"/>
@@ -3912,7 +3865,6 @@
               </w:numPr>
               <w:spacing w:line="276" w:lineRule="auto"/>
               <w:ind w:left="787" w:hanging="90"/>
-              <w:outlineLvl w:val="3"/>
               <w:rPr>
                 <w:rFonts w:ascii="Times New Roman" w:hAnsi="Times New Roman" w:cs="Times New Roman"/>
                 <w:color w:val="auto"/>
@@ -3935,7 +3887,6 @@
               </w:numPr>
               <w:spacing w:line="276" w:lineRule="auto"/>
               <w:ind w:left="787" w:hanging="90"/>
-              <w:outlineLvl w:val="3"/>
               <w:rPr>
                 <w:rFonts w:ascii="Times New Roman" w:hAnsi="Times New Roman" w:cs="Times New Roman"/>
                 <w:color w:val="auto"/>
@@ -3958,7 +3909,6 @@
               </w:numPr>
               <w:spacing w:line="276" w:lineRule="auto"/>
               <w:ind w:left="787" w:hanging="90"/>
-              <w:outlineLvl w:val="3"/>
               <w:rPr>
                 <w:rFonts w:ascii="Times New Roman" w:hAnsi="Times New Roman" w:cs="Times New Roman"/>
                 <w:color w:val="auto"/>
@@ -3981,7 +3931,6 @@
               </w:numPr>
               <w:spacing w:line="276" w:lineRule="auto"/>
               <w:ind w:left="787" w:hanging="90"/>
-              <w:outlineLvl w:val="3"/>
               <w:rPr>
                 <w:rFonts w:ascii="Times New Roman" w:hAnsi="Times New Roman" w:cs="Times New Roman"/>
                 <w:color w:val="auto"/>
@@ -4004,7 +3953,6 @@
               </w:numPr>
               <w:spacing w:line="276" w:lineRule="auto"/>
               <w:ind w:left="787" w:hanging="90"/>
-              <w:outlineLvl w:val="3"/>
               <w:rPr>
                 <w:rFonts w:ascii="Times New Roman" w:hAnsi="Times New Roman" w:cs="Times New Roman"/>
                 <w:color w:val="auto"/>
@@ -4043,7 +3991,6 @@
               </w:numPr>
               <w:spacing w:line="276" w:lineRule="auto"/>
               <w:ind w:left="967" w:hanging="90"/>
-              <w:outlineLvl w:val="3"/>
               <w:rPr>
                 <w:rFonts w:ascii="Times New Roman" w:hAnsi="Times New Roman" w:cs="Times New Roman"/>
                 <w:color w:val="auto"/>
@@ -4054,7 +4001,6 @@
                 <w:rFonts w:ascii="Times New Roman" w:hAnsi="Times New Roman" w:cs="Times New Roman"/>
                 <w:color w:val="auto"/>
               </w:rPr>
-              <w:lastRenderedPageBreak/>
               <w:t xml:space="preserve">Section I: Summary Sheet of </w:t>
             </w:r>
             <w:r>
@@ -4081,7 +4027,6 @@
               </w:numPr>
               <w:spacing w:line="276" w:lineRule="auto"/>
               <w:ind w:left="967" w:hanging="90"/>
-              <w:outlineLvl w:val="3"/>
               <w:rPr>
                 <w:rFonts w:ascii="Times New Roman" w:hAnsi="Times New Roman" w:cs="Times New Roman"/>
                 <w:color w:val="auto"/>
@@ -4118,7 +4063,6 @@
               </w:numPr>
               <w:spacing w:line="276" w:lineRule="auto"/>
               <w:ind w:left="967" w:hanging="90"/>
-              <w:outlineLvl w:val="3"/>
               <w:rPr>
                 <w:rFonts w:ascii="Times New Roman" w:hAnsi="Times New Roman" w:cs="Times New Roman"/>
                 <w:color w:val="auto"/>
@@ -4141,7 +4085,6 @@
               </w:numPr>
               <w:spacing w:line="276" w:lineRule="auto"/>
               <w:ind w:left="967" w:hanging="90"/>
-              <w:outlineLvl w:val="3"/>
               <w:rPr>
                 <w:rFonts w:ascii="Times New Roman" w:hAnsi="Times New Roman" w:cs="Times New Roman"/>
                 <w:color w:val="auto"/>
@@ -4164,7 +4107,6 @@
               </w:numPr>
               <w:spacing w:line="276" w:lineRule="auto"/>
               <w:ind w:left="967" w:hanging="90"/>
-              <w:outlineLvl w:val="3"/>
               <w:rPr>
                 <w:rFonts w:ascii="Times New Roman" w:hAnsi="Times New Roman" w:cs="Times New Roman"/>
                 <w:color w:val="auto"/>
@@ -4187,7 +4129,6 @@
               </w:numPr>
               <w:spacing w:line="276" w:lineRule="auto"/>
               <w:ind w:left="967" w:hanging="90"/>
-              <w:outlineLvl w:val="3"/>
               <w:rPr>
                 <w:rFonts w:ascii="Times New Roman" w:hAnsi="Times New Roman" w:cs="Times New Roman"/>
                 <w:color w:val="auto"/>
@@ -4219,7 +4160,6 @@
                 <w:numId w:val="0"/>
               </w:numPr>
               <w:spacing w:line="276" w:lineRule="auto"/>
-              <w:outlineLvl w:val="1"/>
               <w:rPr>
                 <w:b w:val="0"/>
                 <w:bCs/>
@@ -4244,7 +4184,6 @@
               </w:numPr>
               <w:spacing w:line="276" w:lineRule="auto"/>
               <w:jc w:val="both"/>
-              <w:outlineLvl w:val="2"/>
               <w:rPr>
                 <w:rFonts w:cs="Times New Roman"/>
                 <w:color w:val="auto"/>
@@ -4297,7 +4236,6 @@
               </w:numPr>
               <w:spacing w:line="276" w:lineRule="auto"/>
               <w:jc w:val="both"/>
-              <w:outlineLvl w:val="2"/>
               <w:rPr>
                 <w:rFonts w:cs="Times New Roman"/>
                 <w:color w:val="auto"/>
@@ -4432,7 +4370,6 @@
                 <w:numId w:val="0"/>
               </w:numPr>
               <w:spacing w:before="0" w:line="276" w:lineRule="auto"/>
-              <w:outlineLvl w:val="1"/>
               <w:rPr>
                 <w:b w:val="0"/>
                 <w:color w:val="2F5496" w:themeColor="accent1" w:themeShade="BF"/>
@@ -4591,14 +4528,7 @@
               <w:rPr>
                 <w:rFonts w:cs="Times New Roman"/>
               </w:rPr>
-              <w:t xml:space="preserve">The subawarding, transferring, or contracting out </w:t>
-            </w:r>
-            <w:r>
-              <w:rPr>
-                <w:rFonts w:cs="Times New Roman"/>
-              </w:rPr>
-              <w:lastRenderedPageBreak/>
-              <w:t>of any work under a federal award including fixed amount sub</w:t>
+              <w:t>The subawarding, transferring, or contracting out of any work under a federal award including fixed amount sub</w:t>
             </w:r>
             <w:r>
               <w:rPr>
@@ -4635,7 +4565,6 @@
               </w:numPr>
               <w:spacing w:before="0" w:line="276" w:lineRule="auto"/>
               <w:ind w:left="90"/>
-              <w:outlineLvl w:val="1"/>
               <w:rPr>
                 <w:b w:val="0"/>
                 <w:color w:val="2F5496" w:themeColor="accent1" w:themeShade="BF"/>
@@ -4658,7 +4587,6 @@
               </w:numPr>
               <w:spacing w:line="276" w:lineRule="auto"/>
               <w:jc w:val="both"/>
-              <w:outlineLvl w:val="2"/>
               <w:rPr>
                 <w:rFonts w:cs="Times New Roman"/>
                 <w:color w:val="auto"/>
@@ -4781,7 +4709,6 @@
               </w:numPr>
               <w:spacing w:line="276" w:lineRule="auto"/>
               <w:jc w:val="both"/>
-              <w:outlineLvl w:val="2"/>
               <w:rPr>
                 <w:rFonts w:cs="Times New Roman"/>
                 <w:color w:val="auto"/>
@@ -4904,7 +4831,6 @@
               </w:numPr>
               <w:spacing w:line="276" w:lineRule="auto"/>
               <w:jc w:val="both"/>
-              <w:outlineLvl w:val="2"/>
               <w:rPr>
                 <w:rFonts w:cs="Times New Roman"/>
                 <w:color w:val="auto"/>
@@ -4991,7 +4917,6 @@
               </w:numPr>
               <w:spacing w:line="276" w:lineRule="auto"/>
               <w:jc w:val="both"/>
-              <w:outlineLvl w:val="2"/>
               <w:rPr>
                 <w:rFonts w:cs="Times New Roman"/>
                 <w:color w:val="auto"/>
@@ -5027,7 +4952,6 @@
                 <w:numId w:val="0"/>
               </w:numPr>
               <w:spacing w:line="276" w:lineRule="auto"/>
-              <w:outlineLvl w:val="1"/>
               <w:rPr>
                 <w:b w:val="0"/>
                 <w:bCs/>
@@ -5139,7 +5063,6 @@
                 <w:bCs/>
                 <w:highlight w:val="yellow"/>
               </w:rPr>
-              <w:lastRenderedPageBreak/>
               <w:t>Cost Share</w:t>
             </w:r>
             <w:bookmarkEnd w:id="0"/>
@@ -5543,15 +5466,7 @@
                 <w:rFonts w:cs="Times New Roman"/>
                 <w:highlight w:val="yellow"/>
               </w:rPr>
-              <w:t xml:space="preserve">. In those </w:t>
-            </w:r>
-            <w:r>
-              <w:rPr>
-                <w:rFonts w:cs="Times New Roman"/>
-                <w:highlight w:val="yellow"/>
-              </w:rPr>
-              <w:lastRenderedPageBreak/>
-              <w:t xml:space="preserve">instances in which the required skills are not part of the </w:t>
+              <w:t xml:space="preserve">. In those instances in which the required skills are not part of the </w:t>
             </w:r>
             <w:r>
               <w:rPr>
@@ -5752,7 +5667,6 @@
                 <w:numId w:val="0"/>
               </w:numPr>
               <w:spacing w:line="276" w:lineRule="auto"/>
-              <w:outlineLvl w:val="1"/>
               <w:rPr>
                 <w:b w:val="0"/>
                 <w:bCs/>
@@ -5820,7 +5734,6 @@
                 <w:numId w:val="0"/>
               </w:numPr>
               <w:spacing w:line="276" w:lineRule="auto"/>
-              <w:outlineLvl w:val="2"/>
               <w:rPr>
                 <w:rFonts w:cs="Times New Roman"/>
                 <w:color w:val="auto"/>
@@ -5840,7 +5753,6 @@
               </w:numPr>
               <w:spacing w:before="0" w:line="276" w:lineRule="auto"/>
               <w:ind w:left="90"/>
-              <w:outlineLvl w:val="1"/>
               <w:rPr>
                 <w:b w:val="0"/>
                 <w:color w:val="2F5496" w:themeColor="accent1" w:themeShade="BF"/>
@@ -5851,7 +5763,6 @@
                 <w:b w:val="0"/>
                 <w:color w:val="2F5496" w:themeColor="accent1" w:themeShade="BF"/>
               </w:rPr>
-              <w:lastRenderedPageBreak/>
               <w:t>Article 10. Budget and Financial Management</w:t>
             </w:r>
           </w:p>
@@ -5908,7 +5819,6 @@
               </w:numPr>
               <w:spacing w:before="0" w:line="276" w:lineRule="auto"/>
               <w:ind w:left="90"/>
-              <w:outlineLvl w:val="1"/>
               <w:rPr>
                 <w:b w:val="0"/>
                 <w:bCs/>
@@ -6107,7 +6017,6 @@
               <w:spacing w:line="276" w:lineRule="auto"/>
               <w:ind w:left="1147"/>
               <w:jc w:val="both"/>
-              <w:outlineLvl w:val="2"/>
               <w:rPr>
                 <w:rFonts w:cs="Times New Roman"/>
                 <w:color w:val="auto"/>
@@ -6144,18 +6053,7 @@
                 <w:szCs w:val="22"/>
                 <w:highlight w:val="yellow"/>
               </w:rPr>
-              <w:t xml:space="preserve"> shall </w:t>
-            </w:r>
-            <w:r>
-              <w:rPr>
-                <w:rFonts w:cs="Times New Roman"/>
-                <w:color w:val="auto"/>
-                <w:sz w:val="22"/>
-                <w:szCs w:val="22"/>
-                <w:highlight w:val="yellow"/>
-              </w:rPr>
-              <w:lastRenderedPageBreak/>
-              <w:t>be reimbursed on the basis of the following negotiated rates and the appropriate bases:</w:t>
+              <w:t xml:space="preserve"> shall be reimbursed on the basis of the following negotiated rates and the appropriate bases:</w:t>
             </w:r>
           </w:p>
           <w:p>
@@ -6801,7 +6699,6 @@
               <w:spacing w:line="276" w:lineRule="auto"/>
               <w:ind w:left="1080"/>
               <w:jc w:val="both"/>
-              <w:outlineLvl w:val="2"/>
               <w:rPr>
                 <w:rFonts w:cs="Times New Roman"/>
                 <w:color w:val="auto"/>
@@ -6966,7 +6863,6 @@
               </w:numPr>
               <w:spacing w:line="276" w:lineRule="auto"/>
               <w:jc w:val="both"/>
-              <w:outlineLvl w:val="2"/>
               <w:rPr>
                 <w:rFonts w:cs="Times New Roman"/>
                 <w:color w:val="auto"/>
@@ -7003,7 +6899,7 @@
                 <w:szCs w:val="22"/>
                 <w:highlight w:val="yellow"/>
               </w:rPr>
-              <w:t xml:space="preserve"> will be paid a fixed amount to cover indirect costs, as provided in the Budget in Section IV. Budget and Financial Management. Indirect costs are common costs that benefit the day-to-day operations of the organization, including categories such as salaries and expenses of executive officers, personnel administration, and accounting, or that benefit and are identifiable to more than one program or activity, such as </w:t>
+              <w:t xml:space="preserve"> will be paid a fixed amount to cover indirect costs, as provided in the Budget in Section IV. Budget and Financial Management. Indirect costs are common costs that benefit the day-to-day operations of the organization, including categories such as salaries and expenses of executive officers, personnel administration, and accounting, or that benefit and are identifiable to more than one program or activity, such as depreciation, rental costs, operations and maintenance of facilities, and telephone expenses. In determining the fixed amount, these costs must be prorated equitably and consistently across all programs and activities of the </w:t>
             </w:r>
             <w:r>
               <w:rPr>
@@ -7013,8 +6909,7 @@
                 <w:szCs w:val="22"/>
                 <w:highlight w:val="yellow"/>
               </w:rPr>
-              <w:lastRenderedPageBreak/>
-              <w:t xml:space="preserve">depreciation, rental costs, operations and maintenance of facilities, and telephone expenses. In determining the fixed amount, these costs must be prorated equitably and consistently across all programs and activities of the </w:t>
+              <w:t>sub</w:t>
             </w:r>
             <w:r>
               <w:rPr>
@@ -7024,6 +6919,111 @@
                 <w:szCs w:val="22"/>
                 <w:highlight w:val="yellow"/>
               </w:rPr>
+              <w:t>recipient using a base that measures the benefits of that particular cost to each program or activity to which the cost applies. The bases must be established in accordance with reasonable criteria, and be supported by current data. Indirect costs must then be charged to the programs they benefit.</w:t>
+            </w:r>
+          </w:p>
+          <w:p>
+            <w:pPr>
+              <w:spacing w:line="276" w:lineRule="auto"/>
+              <w:rPr>
+                <w:rFonts w:cs="Times New Roman"/>
+                <w:highlight w:val="yellow"/>
+              </w:rPr>
+            </w:pPr>
+          </w:p>
+          <w:p>
+            <w:pPr>
+              <w:spacing w:line="276" w:lineRule="auto"/>
+              <w:rPr>
+                <w:rFonts w:cs="Times New Roman"/>
+                <w:highlight w:val="yellow"/>
+              </w:rPr>
+            </w:pPr>
+          </w:p>
+          <w:p>
+            <w:pPr>
+              <w:spacing w:line="276" w:lineRule="auto"/>
+              <w:rPr>
+                <w:rFonts w:cs="Times New Roman"/>
+                <w:highlight w:val="yellow"/>
+              </w:rPr>
+            </w:pPr>
+          </w:p>
+          <w:p>
+            <w:pPr>
+              <w:pStyle w:val="Heading3"/>
+              <w:numPr>
+                <w:ilvl w:val="0"/>
+                <w:numId w:val="26"/>
+              </w:numPr>
+              <w:spacing w:line="276" w:lineRule="auto"/>
+              <w:jc w:val="both"/>
+              <w:rPr>
+                <w:rFonts w:cs="Times New Roman"/>
+                <w:color w:val="auto"/>
+                <w:sz w:val="22"/>
+                <w:szCs w:val="22"/>
+                <w:highlight w:val="yellow"/>
+              </w:rPr>
+            </w:pPr>
+            <w:r>
+              <w:rPr>
+                <w:rFonts w:cs="Times New Roman"/>
+                <w:color w:val="auto"/>
+                <w:sz w:val="22"/>
+                <w:szCs w:val="22"/>
+                <w:highlight w:val="yellow"/>
+              </w:rPr>
+              <w:t xml:space="preserve">The fixed amount for indirect costs and a schedule for payments must be incorporated into the </w:t>
+            </w:r>
+            <w:r>
+              <w:rPr>
+                <w:rFonts w:cs="Times New Roman"/>
+                <w:color w:val="auto"/>
+                <w:sz w:val="22"/>
+                <w:szCs w:val="22"/>
+                <w:highlight w:val="yellow"/>
+              </w:rPr>
+              <w:t>Sub-</w:t>
+            </w:r>
+            <w:r>
+              <w:rPr>
+                <w:rFonts w:cs="Times New Roman"/>
+                <w:color w:val="auto"/>
+                <w:sz w:val="22"/>
+                <w:szCs w:val="22"/>
+                <w:highlight w:val="yellow"/>
+              </w:rPr>
+              <w:t xml:space="preserve">award budget. The budget notes must specify the categories of costs, as described in paragraph a., </w:t>
+            </w:r>
+            <w:r>
+              <w:rPr>
+                <w:rFonts w:cs="Times New Roman"/>
+                <w:color w:val="auto"/>
+                <w:sz w:val="22"/>
+                <w:szCs w:val="22"/>
+                <w:highlight w:val="yellow"/>
+              </w:rPr>
+              <w:t>which</w:t>
+            </w:r>
+            <w:r>
+              <w:rPr>
+                <w:rFonts w:cs="Times New Roman"/>
+                <w:color w:val="auto"/>
+                <w:sz w:val="22"/>
+                <w:szCs w:val="22"/>
+                <w:highlight w:val="yellow"/>
+              </w:rPr>
+              <w:t xml:space="preserve"> are covered by the fixed amount, and the </w:t>
+            </w:r>
+            <w:r>
+              <w:rPr>
+                <w:rFonts w:cs="Times New Roman"/>
+                <w:color w:val="auto"/>
+                <w:sz w:val="22"/>
+                <w:szCs w:val="22"/>
+                <w:highlight w:val="yellow"/>
+              </w:rPr>
               <w:t>sub</w:t>
             </w:r>
             <w:r>
@@ -7034,7 +7034,7 @@
                 <w:szCs w:val="22"/>
                 <w:highlight w:val="yellow"/>
               </w:rPr>
-              <w:t>recipient using a base that measures the benefits of that particular cost to each program or activity to which the cost applies. The bases must be established in accordance with reasonable criteria, and be supported by current data. Indirect costs must then be charged to the programs they benefit.</w:t>
+              <w:t>recipient must not charge such costs separately as direct costs. Any deviations must be approved, in advance, in writing, by PARTNERS.</w:t>
             </w:r>
           </w:p>
           <w:p>
@@ -7057,15 +7057,6 @@
           </w:p>
           <w:p>
             <w:pPr>
-              <w:spacing w:line="276" w:lineRule="auto"/>
-              <w:rPr>
-                <w:rFonts w:cs="Times New Roman"/>
-                <w:highlight w:val="yellow"/>
-              </w:rPr>
-            </w:pPr>
-          </w:p>
-          <w:p>
-            <w:pPr>
               <w:pStyle w:val="Heading3"/>
               <w:numPr>
                 <w:ilvl w:val="0"/>
@@ -7073,114 +7064,6 @@
               </w:numPr>
               <w:spacing w:line="276" w:lineRule="auto"/>
               <w:jc w:val="both"/>
-              <w:outlineLvl w:val="2"/>
-              <w:rPr>
-                <w:rFonts w:cs="Times New Roman"/>
-                <w:color w:val="auto"/>
-                <w:sz w:val="22"/>
-                <w:szCs w:val="22"/>
-                <w:highlight w:val="yellow"/>
-              </w:rPr>
-            </w:pPr>
-            <w:r>
-              <w:rPr>
-                <w:rFonts w:cs="Times New Roman"/>
-                <w:color w:val="auto"/>
-                <w:sz w:val="22"/>
-                <w:szCs w:val="22"/>
-                <w:highlight w:val="yellow"/>
-              </w:rPr>
-              <w:t xml:space="preserve">The fixed amount for indirect costs and a schedule for payments must be incorporated into the </w:t>
-            </w:r>
-            <w:r>
-              <w:rPr>
-                <w:rFonts w:cs="Times New Roman"/>
-                <w:color w:val="auto"/>
-                <w:sz w:val="22"/>
-                <w:szCs w:val="22"/>
-                <w:highlight w:val="yellow"/>
-              </w:rPr>
-              <w:t>Sub-</w:t>
-            </w:r>
-            <w:r>
-              <w:rPr>
-                <w:rFonts w:cs="Times New Roman"/>
-                <w:color w:val="auto"/>
-                <w:sz w:val="22"/>
-                <w:szCs w:val="22"/>
-                <w:highlight w:val="yellow"/>
-              </w:rPr>
-              <w:t xml:space="preserve">award budget. The budget notes must specify the categories of costs, as described in paragraph a., </w:t>
-            </w:r>
-            <w:r>
-              <w:rPr>
-                <w:rFonts w:cs="Times New Roman"/>
-                <w:color w:val="auto"/>
-                <w:sz w:val="22"/>
-                <w:szCs w:val="22"/>
-                <w:highlight w:val="yellow"/>
-              </w:rPr>
-              <w:t>which</w:t>
-            </w:r>
-            <w:r>
-              <w:rPr>
-                <w:rFonts w:cs="Times New Roman"/>
-                <w:color w:val="auto"/>
-                <w:sz w:val="22"/>
-                <w:szCs w:val="22"/>
-                <w:highlight w:val="yellow"/>
-              </w:rPr>
-              <w:t xml:space="preserve"> are covered by the fixed amount, and the </w:t>
-            </w:r>
-            <w:r>
-              <w:rPr>
-                <w:rFonts w:cs="Times New Roman"/>
-                <w:color w:val="auto"/>
-                <w:sz w:val="22"/>
-                <w:szCs w:val="22"/>
-                <w:highlight w:val="yellow"/>
-              </w:rPr>
-              <w:t>sub</w:t>
-            </w:r>
-            <w:r>
-              <w:rPr>
-                <w:rFonts w:cs="Times New Roman"/>
-                <w:color w:val="auto"/>
-                <w:sz w:val="22"/>
-                <w:szCs w:val="22"/>
-                <w:highlight w:val="yellow"/>
-              </w:rPr>
-              <w:t>recipient must not charge such costs separately as direct costs. Any deviations must be approved, in advance, in writing, by PARTNERS.</w:t>
-            </w:r>
-          </w:p>
-          <w:p>
-            <w:pPr>
-              <w:spacing w:line="276" w:lineRule="auto"/>
-              <w:rPr>
-                <w:rFonts w:cs="Times New Roman"/>
-                <w:highlight w:val="yellow"/>
-              </w:rPr>
-            </w:pPr>
-          </w:p>
-          <w:p>
-            <w:pPr>
-              <w:spacing w:line="276" w:lineRule="auto"/>
-              <w:rPr>
-                <w:rFonts w:cs="Times New Roman"/>
-                <w:highlight w:val="yellow"/>
-              </w:rPr>
-            </w:pPr>
-          </w:p>
-          <w:p>
-            <w:pPr>
-              <w:pStyle w:val="Heading3"/>
-              <w:numPr>
-                <w:ilvl w:val="0"/>
-                <w:numId w:val="26"/>
-              </w:numPr>
-              <w:spacing w:line="276" w:lineRule="auto"/>
-              <w:jc w:val="both"/>
-              <w:outlineLvl w:val="2"/>
               <w:rPr>
                 <w:rFonts w:cs="Times New Roman"/>
                 <w:color w:val="auto"/>
@@ -7280,7 +7163,6 @@
               </w:numPr>
               <w:spacing w:before="0" w:line="276" w:lineRule="auto"/>
               <w:ind w:left="90"/>
-              <w:outlineLvl w:val="1"/>
               <w:rPr>
                 <w:b w:val="0"/>
                 <w:bCs/>
@@ -7297,7 +7179,6 @@
               </w:numPr>
               <w:spacing w:before="0" w:line="276" w:lineRule="auto"/>
               <w:ind w:left="90"/>
-              <w:outlineLvl w:val="1"/>
               <w:rPr>
                 <w:rFonts w:cs="Times New Roman"/>
                 <w:sz w:val="24"/>
@@ -7331,7 +7212,6 @@
               <w:spacing w:line="276" w:lineRule="auto"/>
               <w:ind w:left="697"/>
               <w:jc w:val="both"/>
-              <w:outlineLvl w:val="2"/>
               <w:rPr>
                 <w:rFonts w:cs="Times New Roman"/>
                 <w:color w:val="auto"/>
@@ -7364,17 +7244,7 @@
                 <w:sz w:val="22"/>
                 <w:szCs w:val="22"/>
               </w:rPr>
-              <w:t xml:space="preserve">’s identified account by bank wire transfer in </w:t>
-            </w:r>
-            <w:r>
-              <w:rPr>
-                <w:rFonts w:cs="Times New Roman"/>
-                <w:color w:val="auto"/>
-                <w:sz w:val="22"/>
-                <w:szCs w:val="22"/>
-              </w:rPr>
-              <w:lastRenderedPageBreak/>
-              <w:t xml:space="preserve">accordance with PARTNERS policies and procedures. Payments will be made within 30 days of receipt and approval by PARTNEERS of the </w:t>
+              <w:t xml:space="preserve">’s identified account by bank wire transfer in accordance with PARTNERS policies and procedures. Payments will be made within 30 days of receipt and approval by PARTNEERS of the </w:t>
             </w:r>
             <w:r>
               <w:rPr>
@@ -7440,7 +7310,6 @@
               <w:spacing w:line="276" w:lineRule="auto"/>
               <w:ind w:left="697"/>
               <w:jc w:val="both"/>
-              <w:outlineLvl w:val="2"/>
               <w:rPr>
                 <w:rFonts w:cs="Times New Roman"/>
                 <w:color w:val="auto"/>
@@ -7513,7 +7382,6 @@
               <w:spacing w:line="276" w:lineRule="auto"/>
               <w:ind w:left="697"/>
               <w:jc w:val="both"/>
-              <w:outlineLvl w:val="2"/>
               <w:rPr>
                 <w:rFonts w:cs="Times New Roman"/>
                 <w:color w:val="auto"/>
@@ -7586,7 +7454,6 @@
               </w:numPr>
               <w:spacing w:line="276" w:lineRule="auto"/>
               <w:jc w:val="both"/>
-              <w:outlineLvl w:val="2"/>
               <w:rPr>
                 <w:rFonts w:cs="Times New Roman"/>
                 <w:color w:val="auto"/>
@@ -7683,19 +7550,17 @@
                 <w:szCs w:val="22"/>
                 <w:highlight w:val="yellow"/>
               </w:rPr>
-              <w:t xml:space="preserve"> Financial Reporting Form in Section IV. Each advance must be reconciled within 30 days after the period for which </w:t>
-            </w:r>
-            <w:r>
-              <w:rPr>
-                <w:rFonts w:cs="Times New Roman"/>
-                <w:color w:val="auto"/>
-                <w:sz w:val="22"/>
-                <w:szCs w:val="22"/>
+              <w:t xml:space="preserve"> Financial Reporting Form in Section IV. Each advance must be reconciled within 30 days after the period for which the advance was given expires. Additional advances will not be issued until all outstanding advances have been reconciled. Requests for reimbursement shall first be credited against any outstanding advance. </w:t>
+            </w:r>
+          </w:p>
+          <w:p>
+            <w:pPr>
+              <w:spacing w:line="276" w:lineRule="auto"/>
+              <w:rPr>
+                <w:rFonts w:cs="Times New Roman"/>
                 <w:highlight w:val="yellow"/>
               </w:rPr>
-              <w:lastRenderedPageBreak/>
-              <w:t xml:space="preserve">the advance was given expires. Additional advances will not be issued until all outstanding advances have been reconciled. Requests for reimbursement shall first be credited against any outstanding advance. </w:t>
-            </w:r>
+            </w:pPr>
           </w:p>
           <w:p>
             <w:pPr>
@@ -7708,15 +7573,6 @@
           </w:p>
           <w:p>
             <w:pPr>
-              <w:spacing w:line="276" w:lineRule="auto"/>
-              <w:rPr>
-                <w:rFonts w:cs="Times New Roman"/>
-                <w:highlight w:val="yellow"/>
-              </w:rPr>
-            </w:pPr>
-          </w:p>
-          <w:p>
-            <w:pPr>
               <w:pStyle w:val="Heading3"/>
               <w:numPr>
                 <w:ilvl w:val="0"/>
@@ -7724,7 +7580,6 @@
               </w:numPr>
               <w:spacing w:line="276" w:lineRule="auto"/>
               <w:jc w:val="both"/>
-              <w:outlineLvl w:val="2"/>
               <w:rPr>
                 <w:rFonts w:cs="Times New Roman"/>
                 <w:color w:val="auto"/>
@@ -7946,7 +7801,6 @@
               </w:numPr>
               <w:spacing w:before="0" w:line="276" w:lineRule="auto"/>
               <w:ind w:left="90"/>
-              <w:outlineLvl w:val="1"/>
               <w:rPr>
                 <w:b w:val="0"/>
                 <w:bCs/>
@@ -8057,38 +7911,37 @@
                 <w:i/>
                 <w:iCs/>
               </w:rPr>
-              <w:t xml:space="preserve">A financial status report, projections for the last six months of the project, anticipated balance of funds after the end </w:t>
-            </w:r>
+              <w:t>A financial status report, projections for the last six months of the project, anticipated balance of funds after the end date of the project;</w:t>
+            </w:r>
+          </w:p>
+          <w:p>
+            <w:pPr>
+              <w:pStyle w:val="ListParagraph"/>
+              <w:numPr>
+                <w:ilvl w:val="0"/>
+                <w:numId w:val="81"/>
+              </w:numPr>
+              <w:spacing w:line="276" w:lineRule="auto"/>
+              <w:jc w:val="both"/>
+              <w:rPr>
+                <w:rFonts w:cs="Times New Roman"/>
+              </w:rPr>
+            </w:pPr>
             <w:r>
               <w:rPr>
                 <w:rFonts w:cs="Times New Roman"/>
                 <w:i/>
                 <w:iCs/>
               </w:rPr>
-              <w:lastRenderedPageBreak/>
-              <w:t>date of the project;</w:t>
-            </w:r>
-          </w:p>
-          <w:p>
-            <w:pPr>
-              <w:pStyle w:val="ListParagraph"/>
-              <w:numPr>
-                <w:ilvl w:val="0"/>
-                <w:numId w:val="81"/>
-              </w:numPr>
-              <w:spacing w:line="276" w:lineRule="auto"/>
-              <w:jc w:val="both"/>
-              <w:rPr>
-                <w:rFonts w:cs="Times New Roman"/>
-              </w:rPr>
-            </w:pPr>
+              <w:t xml:space="preserve">Final inventory of residual property with a current fair market-value of USD </w:t>
+            </w:r>
             <w:r>
               <w:rPr>
                 <w:rFonts w:cs="Times New Roman"/>
                 <w:i/>
                 <w:iCs/>
               </w:rPr>
-              <w:t xml:space="preserve">Final inventory of residual property with a current fair market-value of USD </w:t>
+              <w:t>100</w:t>
             </w:r>
             <w:r>
               <w:rPr>
@@ -8096,7 +7949,7 @@
                 <w:i/>
                 <w:iCs/>
               </w:rPr>
-              <w:t>100</w:t>
+              <w:t xml:space="preserve"> (or the local equivalent) or more , which was acquired or furnished under the Sub-Award and </w:t>
             </w:r>
             <w:r>
               <w:rPr>
@@ -8104,7 +7957,7 @@
                 <w:i/>
                 <w:iCs/>
               </w:rPr>
-              <w:t xml:space="preserve"> (or the local equivalent) or more , which was acquired or furnished under the Sub-Award and </w:t>
+              <w:t>included in the</w:t>
             </w:r>
             <w:r>
               <w:rPr>
@@ -8112,36 +7965,28 @@
                 <w:i/>
                 <w:iCs/>
               </w:rPr>
-              <w:t>included in the</w:t>
-            </w:r>
+              <w:t xml:space="preserve"> disposition plan; and</w:t>
+            </w:r>
+          </w:p>
+          <w:p>
+            <w:pPr>
+              <w:pStyle w:val="ListParagraph"/>
+              <w:numPr>
+                <w:ilvl w:val="0"/>
+                <w:numId w:val="81"/>
+              </w:numPr>
+              <w:spacing w:line="276" w:lineRule="auto"/>
+              <w:jc w:val="both"/>
+              <w:rPr>
+                <w:rFonts w:cs="Times New Roman"/>
+              </w:rPr>
+            </w:pPr>
             <w:r>
               <w:rPr>
                 <w:rFonts w:cs="Times New Roman"/>
                 <w:i/>
                 <w:iCs/>
               </w:rPr>
-              <w:t xml:space="preserve"> disposition plan; and</w:t>
-            </w:r>
-          </w:p>
-          <w:p>
-            <w:pPr>
-              <w:pStyle w:val="ListParagraph"/>
-              <w:numPr>
-                <w:ilvl w:val="0"/>
-                <w:numId w:val="81"/>
-              </w:numPr>
-              <w:spacing w:line="276" w:lineRule="auto"/>
-              <w:jc w:val="both"/>
-              <w:rPr>
-                <w:rFonts w:cs="Times New Roman"/>
-              </w:rPr>
-            </w:pPr>
-            <w:r>
-              <w:rPr>
-                <w:rFonts w:cs="Times New Roman"/>
-                <w:i/>
-                <w:iCs/>
-              </w:rPr>
               <w:t>A schedule to address office leases, bank accounts, utilities, cell phones, personnel notification, health insurance, outstanding travel, social payments, severance for local staff (if appropriate), vehicle leases, and phone subscriptions.</w:t>
             </w:r>
           </w:p>
@@ -8335,7 +8180,6 @@
               </w:numPr>
               <w:spacing w:before="0" w:line="276" w:lineRule="auto"/>
               <w:ind w:left="90"/>
-              <w:outlineLvl w:val="1"/>
               <w:rPr>
                 <w:b w:val="0"/>
                 <w:bCs/>
@@ -8463,14 +8307,7 @@
               <w:rPr>
                 <w:rFonts w:cs="Times New Roman"/>
               </w:rPr>
-              <w:t>Procurements above the recipient’s micro-</w:t>
-            </w:r>
-            <w:r>
-              <w:rPr>
-                <w:rFonts w:cs="Times New Roman"/>
-              </w:rPr>
-              <w:lastRenderedPageBreak/>
-              <w:t>purchase threshold must be conducted in a manner to provide fair and unbiased competition with all responsible sources are permitted to compete in an equal manner.</w:t>
+              <w:t>Procurements above the recipient’s micro-purchase threshold must be conducted in a manner to provide fair and unbiased competition with all responsible sources are permitted to compete in an equal manner.</w:t>
             </w:r>
           </w:p>
           <w:p>
@@ -8523,7 +8360,6 @@
               <w:spacing w:line="276" w:lineRule="auto"/>
               <w:ind w:left="720"/>
               <w:jc w:val="both"/>
-              <w:outlineLvl w:val="2"/>
               <w:rPr>
                 <w:rFonts w:cs="Times New Roman"/>
                 <w:color w:val="auto"/>
@@ -8770,14 +8606,7 @@
               <w:rPr>
                 <w:rFonts w:cs="Times New Roman"/>
               </w:rPr>
-              <w:t xml:space="preserve">The type of procurement instruments used (for example, fixed price contracts, cost reimbursable contracts, purchase orders, incentive contracts) must be appropriate for the particular procurement and for promoting the best interest of the program </w:t>
-            </w:r>
-            <w:r>
-              <w:rPr>
-                <w:rFonts w:cs="Times New Roman"/>
-              </w:rPr>
-              <w:lastRenderedPageBreak/>
-              <w:t xml:space="preserve">or project. The </w:t>
+              <w:t xml:space="preserve">The type of procurement instruments used (for example, fixed price contracts, cost reimbursable contracts, purchase orders, incentive contracts) must be appropriate for the particular procurement and for promoting the best interest of the program or project. The </w:t>
             </w:r>
             <w:r>
               <w:rPr>
@@ -8873,7 +8702,6 @@
               </w:numPr>
               <w:spacing w:before="0" w:line="276" w:lineRule="auto"/>
               <w:jc w:val="both"/>
-              <w:outlineLvl w:val="1"/>
               <w:rPr>
                 <w:b w:val="0"/>
                 <w:bCs/>
@@ -8890,7 +8718,6 @@
               </w:numPr>
               <w:spacing w:before="0" w:line="276" w:lineRule="auto"/>
               <w:ind w:left="90"/>
-              <w:outlineLvl w:val="1"/>
               <w:rPr>
                 <w:b w:val="0"/>
                 <w:bCs/>
@@ -8907,7 +8734,6 @@
               </w:numPr>
               <w:spacing w:before="0" w:line="276" w:lineRule="auto"/>
               <w:ind w:left="90"/>
-              <w:outlineLvl w:val="1"/>
               <w:rPr>
                 <w:b w:val="0"/>
                 <w:bCs/>
@@ -9162,14 +8988,7 @@
               <w:rPr>
                 <w:rFonts w:cs="Times New Roman"/>
               </w:rPr>
-              <w:t xml:space="preserve">When the Property is no longer needed for the program for which it was acquired during the </w:t>
-            </w:r>
-            <w:r>
-              <w:rPr>
-                <w:rFonts w:cs="Times New Roman"/>
-              </w:rPr>
-              <w:lastRenderedPageBreak/>
-              <w:t xml:space="preserve">period of this award, the </w:t>
+              <w:t xml:space="preserve">When the Property is no longer needed for the program for which it was acquired during the period of this award, the </w:t>
             </w:r>
             <w:r>
               <w:rPr>
@@ -9194,7 +9013,6 @@
               <w:spacing w:line="276" w:lineRule="auto"/>
               <w:ind w:left="1417"/>
               <w:jc w:val="both"/>
-              <w:outlineLvl w:val="3"/>
               <w:rPr>
                 <w:rFonts w:ascii="Times New Roman" w:hAnsi="Times New Roman" w:cs="Times New Roman"/>
                 <w:color w:val="auto"/>
@@ -9218,7 +9036,6 @@
               <w:spacing w:line="276" w:lineRule="auto"/>
               <w:ind w:left="1417"/>
               <w:jc w:val="both"/>
-              <w:outlineLvl w:val="3"/>
               <w:rPr>
                 <w:rFonts w:ascii="Times New Roman" w:hAnsi="Times New Roman" w:cs="Times New Roman"/>
                 <w:color w:val="auto"/>
@@ -9242,7 +9059,6 @@
               <w:spacing w:line="276" w:lineRule="auto"/>
               <w:ind w:left="1417"/>
               <w:jc w:val="both"/>
-              <w:outlineLvl w:val="3"/>
               <w:rPr>
                 <w:rFonts w:ascii="Times New Roman" w:hAnsi="Times New Roman" w:cs="Times New Roman"/>
                 <w:color w:val="auto"/>
@@ -9345,7 +9161,6 @@
               </w:numPr>
               <w:spacing w:before="0" w:line="276" w:lineRule="auto"/>
               <w:ind w:left="90"/>
-              <w:outlineLvl w:val="1"/>
               <w:rPr>
                 <w:b w:val="0"/>
                 <w:bCs/>
@@ -9362,7 +9177,6 @@
               </w:numPr>
               <w:spacing w:before="0" w:line="276" w:lineRule="auto"/>
               <w:ind w:left="90"/>
-              <w:outlineLvl w:val="1"/>
               <w:rPr>
                 <w:b w:val="0"/>
                 <w:bCs/>
@@ -9379,7 +9193,6 @@
               </w:numPr>
               <w:spacing w:before="0" w:line="276" w:lineRule="auto"/>
               <w:ind w:left="90"/>
-              <w:outlineLvl w:val="1"/>
               <w:rPr>
                 <w:b w:val="0"/>
                 <w:bCs/>
@@ -9397,7 +9210,6 @@
               </w:numPr>
               <w:spacing w:before="0" w:line="276" w:lineRule="auto"/>
               <w:ind w:left="90"/>
-              <w:outlineLvl w:val="1"/>
               <w:rPr>
                 <w:b w:val="0"/>
                 <w:bCs/>
@@ -9410,7 +9222,6 @@
                 <w:bCs/>
                 <w:color w:val="2F5496" w:themeColor="accent1" w:themeShade="BF"/>
               </w:rPr>
-              <w:lastRenderedPageBreak/>
               <w:t xml:space="preserve">Article 16. Representatives of the Parties </w:t>
             </w:r>
           </w:p>
@@ -9423,7 +9234,6 @@
               </w:numPr>
               <w:spacing w:line="276" w:lineRule="auto"/>
               <w:jc w:val="both"/>
-              <w:outlineLvl w:val="2"/>
               <w:rPr>
                 <w:rFonts w:cs="Times New Roman"/>
                 <w:color w:val="auto"/>
@@ -9539,7 +9349,6 @@
               </w:numPr>
               <w:spacing w:line="276" w:lineRule="auto"/>
               <w:jc w:val="both"/>
-              <w:outlineLvl w:val="2"/>
               <w:rPr>
                 <w:rFonts w:cs="Times New Roman"/>
                 <w:color w:val="auto"/>
@@ -9574,7 +9383,6 @@
               </w:numPr>
               <w:spacing w:line="276" w:lineRule="auto"/>
               <w:jc w:val="both"/>
-              <w:outlineLvl w:val="2"/>
               <w:rPr>
                 <w:rFonts w:cs="Times New Roman"/>
                 <w:color w:val="auto"/>
@@ -9645,22 +9453,20 @@
               </w:numPr>
               <w:spacing w:line="276" w:lineRule="auto"/>
               <w:jc w:val="both"/>
-              <w:outlineLvl w:val="2"/>
-              <w:rPr>
-                <w:rFonts w:cs="Times New Roman"/>
-                <w:color w:val="auto"/>
-                <w:sz w:val="22"/>
-                <w:szCs w:val="22"/>
-              </w:rPr>
-            </w:pPr>
-            <w:r>
-              <w:rPr>
-                <w:rFonts w:cs="Times New Roman"/>
-                <w:color w:val="auto"/>
-                <w:sz w:val="22"/>
-                <w:szCs w:val="22"/>
-              </w:rPr>
-              <w:lastRenderedPageBreak/>
+              <w:rPr>
+                <w:rFonts w:cs="Times New Roman"/>
+                <w:color w:val="auto"/>
+                <w:sz w:val="22"/>
+                <w:szCs w:val="22"/>
+              </w:rPr>
+            </w:pPr>
+            <w:r>
+              <w:rPr>
+                <w:rFonts w:cs="Times New Roman"/>
+                <w:color w:val="auto"/>
+                <w:sz w:val="22"/>
+                <w:szCs w:val="22"/>
+              </w:rPr>
               <w:t xml:space="preserve">The Parties recognize that this Sub-agreement does not create any actual or apparent agency, partnership, joint venture, franchise or relationship of employer and employee between the Parties. The Parties expressly disclaim any agency, partnership, joint venture, franchise or relationship of employer and employee between them, agree that they are acting solely as autonomous entities hereunder and agree that the Parties have no fiduciary duty to one another or any other special or implied duties that are not expressly stated herein. The </w:t>
             </w:r>
             <w:r>
@@ -9731,7 +9537,6 @@
               </w:numPr>
               <w:spacing w:before="0" w:line="276" w:lineRule="auto"/>
               <w:ind w:left="90"/>
-              <w:outlineLvl w:val="1"/>
               <w:rPr>
                 <w:b w:val="0"/>
                 <w:bCs/>
@@ -9807,7 +9612,6 @@
               </w:numPr>
               <w:spacing w:before="0" w:line="276" w:lineRule="auto"/>
               <w:ind w:left="90"/>
-              <w:outlineLvl w:val="1"/>
               <w:rPr>
                 <w:b w:val="0"/>
                 <w:bCs/>
@@ -9858,7 +9662,6 @@
               </w:numPr>
               <w:spacing w:before="0" w:line="276" w:lineRule="auto"/>
               <w:ind w:left="90"/>
-              <w:outlineLvl w:val="1"/>
               <w:rPr>
                 <w:b w:val="0"/>
                 <w:bCs/>
@@ -9910,14 +9713,7 @@
               <w:rPr>
                 <w:rFonts w:cs="Times New Roman"/>
               </w:rPr>
-              <w:t xml:space="preserve"> shall </w:t>
-            </w:r>
-            <w:r>
-              <w:rPr>
-                <w:rFonts w:cs="Times New Roman"/>
-              </w:rPr>
-              <w:lastRenderedPageBreak/>
-              <w:t xml:space="preserve">respect and will not cause to undermine the privity of the Agreement between Awarding Entity and PARTNERS. </w:t>
+              <w:t xml:space="preserve"> shall respect and will not cause to undermine the privity of the Agreement between Awarding Entity and PARTNERS. </w:t>
             </w:r>
           </w:p>
           <w:p>
@@ -9951,7 +9747,6 @@
               </w:numPr>
               <w:spacing w:before="0" w:line="276" w:lineRule="auto"/>
               <w:ind w:left="90"/>
-              <w:outlineLvl w:val="1"/>
               <w:rPr>
                 <w:b w:val="0"/>
                 <w:bCs/>
@@ -10023,7 +9818,6 @@
               </w:numPr>
               <w:spacing w:before="0" w:line="276" w:lineRule="auto"/>
               <w:ind w:left="90"/>
-              <w:outlineLvl w:val="1"/>
               <w:rPr>
                 <w:b w:val="0"/>
                 <w:bCs/>
@@ -10086,7 +9880,6 @@
               </w:numPr>
               <w:spacing w:before="0" w:line="276" w:lineRule="auto"/>
               <w:ind w:left="90"/>
-              <w:outlineLvl w:val="1"/>
               <w:rPr>
                 <w:b w:val="0"/>
                 <w:bCs/>
@@ -10137,7 +9930,6 @@
               </w:numPr>
               <w:spacing w:before="0" w:line="276" w:lineRule="auto"/>
               <w:ind w:left="90"/>
-              <w:outlineLvl w:val="1"/>
               <w:rPr>
                 <w:b w:val="0"/>
                 <w:bCs/>
@@ -10211,7 +10003,6 @@
               </w:numPr>
               <w:spacing w:before="0" w:line="276" w:lineRule="auto"/>
               <w:ind w:left="90"/>
-              <w:outlineLvl w:val="1"/>
               <w:rPr>
                 <w:b w:val="0"/>
                 <w:bCs/>
@@ -10286,7 +10077,6 @@
               </w:numPr>
               <w:spacing w:before="0" w:line="276" w:lineRule="auto"/>
               <w:ind w:left="90"/>
-              <w:outlineLvl w:val="1"/>
               <w:rPr>
                 <w:b w:val="0"/>
                 <w:bCs/>
@@ -10299,7 +10089,6 @@
                 <w:bCs/>
                 <w:color w:val="2F5496" w:themeColor="accent1" w:themeShade="BF"/>
               </w:rPr>
-              <w:lastRenderedPageBreak/>
               <w:t>Article 25. Suspension</w:t>
             </w:r>
           </w:p>
@@ -10312,7 +10101,6 @@
               </w:numPr>
               <w:spacing w:line="276" w:lineRule="auto"/>
               <w:jc w:val="both"/>
-              <w:outlineLvl w:val="2"/>
               <w:rPr>
                 <w:rFonts w:cs="Times New Roman"/>
                 <w:color w:val="auto"/>
@@ -10340,7 +10128,6 @@
               <w:spacing w:line="276" w:lineRule="auto"/>
               <w:ind w:left="1417"/>
               <w:jc w:val="both"/>
-              <w:outlineLvl w:val="3"/>
               <w:rPr>
                 <w:rFonts w:ascii="Times New Roman" w:hAnsi="Times New Roman" w:cs="Times New Roman"/>
                 <w:color w:val="auto"/>
@@ -10364,7 +10151,6 @@
               <w:spacing w:line="276" w:lineRule="auto"/>
               <w:ind w:left="1417"/>
               <w:jc w:val="both"/>
-              <w:outlineLvl w:val="3"/>
               <w:rPr>
                 <w:rFonts w:ascii="Times New Roman" w:hAnsi="Times New Roman" w:cs="Times New Roman"/>
                 <w:color w:val="auto"/>
@@ -10388,7 +10174,6 @@
               <w:spacing w:line="276" w:lineRule="auto"/>
               <w:ind w:left="1417"/>
               <w:jc w:val="both"/>
-              <w:outlineLvl w:val="3"/>
               <w:rPr>
                 <w:rFonts w:ascii="Times New Roman" w:hAnsi="Times New Roman" w:cs="Times New Roman"/>
                 <w:color w:val="auto"/>
@@ -10450,7 +10235,6 @@
               <w:spacing w:line="276" w:lineRule="auto"/>
               <w:ind w:left="806"/>
               <w:jc w:val="both"/>
-              <w:outlineLvl w:val="2"/>
               <w:rPr>
                 <w:rFonts w:cs="Times New Roman"/>
                 <w:color w:val="auto"/>
@@ -10546,7 +10330,6 @@
               <w:spacing w:line="276" w:lineRule="auto"/>
               <w:ind w:left="806"/>
               <w:jc w:val="both"/>
-              <w:outlineLvl w:val="2"/>
               <w:rPr>
                 <w:rFonts w:cs="Times New Roman"/>
                 <w:color w:val="auto"/>
@@ -10601,7 +10384,6 @@
               </w:numPr>
               <w:spacing w:before="0" w:line="276" w:lineRule="auto"/>
               <w:ind w:left="90"/>
-              <w:outlineLvl w:val="1"/>
               <w:rPr>
                 <w:b w:val="0"/>
                 <w:bCs/>
@@ -10627,22 +10409,20 @@
               <w:spacing w:line="276" w:lineRule="auto"/>
               <w:ind w:left="787" w:hanging="270"/>
               <w:jc w:val="both"/>
-              <w:outlineLvl w:val="2"/>
-              <w:rPr>
-                <w:rFonts w:cs="Times New Roman"/>
-                <w:color w:val="auto"/>
-                <w:sz w:val="22"/>
-                <w:szCs w:val="22"/>
-              </w:rPr>
-            </w:pPr>
-            <w:r>
-              <w:rPr>
-                <w:rFonts w:cs="Times New Roman"/>
-                <w:color w:val="auto"/>
-                <w:sz w:val="22"/>
-                <w:szCs w:val="22"/>
-              </w:rPr>
-              <w:lastRenderedPageBreak/>
+              <w:rPr>
+                <w:rFonts w:cs="Times New Roman"/>
+                <w:color w:val="auto"/>
+                <w:sz w:val="22"/>
+                <w:szCs w:val="22"/>
+              </w:rPr>
+            </w:pPr>
+            <w:r>
+              <w:rPr>
+                <w:rFonts w:cs="Times New Roman"/>
+                <w:color w:val="auto"/>
+                <w:sz w:val="22"/>
+                <w:szCs w:val="22"/>
+              </w:rPr>
               <w:t>PARTNERS may unilaterally terminate this Sub-Agreement at any time, in whole or in part, for either of the following reasons:</w:t>
             </w:r>
           </w:p>
@@ -10656,7 +10436,6 @@
               <w:spacing w:line="276" w:lineRule="auto"/>
               <w:ind w:left="1417"/>
               <w:jc w:val="both"/>
-              <w:outlineLvl w:val="3"/>
               <w:rPr>
                 <w:rFonts w:ascii="Times New Roman" w:hAnsi="Times New Roman" w:cs="Times New Roman"/>
                 <w:color w:val="auto"/>
@@ -10694,7 +10473,6 @@
               <w:spacing w:line="276" w:lineRule="auto"/>
               <w:ind w:left="1417"/>
               <w:jc w:val="both"/>
-              <w:outlineLvl w:val="3"/>
               <w:rPr>
                 <w:rFonts w:ascii="Times New Roman" w:hAnsi="Times New Roman" w:cs="Times New Roman"/>
                 <w:color w:val="auto"/>
@@ -10732,7 +10510,6 @@
               <w:spacing w:line="276" w:lineRule="auto"/>
               <w:ind w:left="1417"/>
               <w:jc w:val="both"/>
-              <w:outlineLvl w:val="3"/>
               <w:rPr>
                 <w:rFonts w:ascii="Times New Roman" w:hAnsi="Times New Roman" w:cs="Times New Roman"/>
                 <w:color w:val="auto"/>
@@ -10756,7 +10533,6 @@
               <w:spacing w:line="276" w:lineRule="auto"/>
               <w:ind w:left="1417"/>
               <w:jc w:val="both"/>
-              <w:outlineLvl w:val="3"/>
               <w:rPr>
                 <w:rFonts w:ascii="Times New Roman" w:hAnsi="Times New Roman" w:cs="Times New Roman"/>
                 <w:color w:val="auto"/>
@@ -10796,7 +10572,6 @@
               <w:spacing w:line="276" w:lineRule="auto"/>
               <w:ind w:left="787" w:hanging="450"/>
               <w:jc w:val="both"/>
-              <w:outlineLvl w:val="2"/>
               <w:rPr>
                 <w:rFonts w:cs="Times New Roman"/>
                 <w:color w:val="auto"/>
@@ -10833,7 +10608,6 @@
               <w:spacing w:line="276" w:lineRule="auto"/>
               <w:ind w:left="787" w:hanging="450"/>
               <w:jc w:val="both"/>
-              <w:outlineLvl w:val="2"/>
               <w:rPr>
                 <w:rFonts w:cs="Times New Roman"/>
                 <w:color w:val="auto"/>
@@ -10886,7 +10660,6 @@
               <w:spacing w:line="276" w:lineRule="auto"/>
               <w:ind w:left="787" w:hanging="450"/>
               <w:jc w:val="both"/>
-              <w:outlineLvl w:val="2"/>
               <w:rPr>
                 <w:rFonts w:cs="Times New Roman"/>
                 <w:color w:val="auto"/>
@@ -10923,32 +10696,21 @@
               <w:spacing w:line="276" w:lineRule="auto"/>
               <w:ind w:left="787" w:hanging="450"/>
               <w:jc w:val="both"/>
-              <w:outlineLvl w:val="2"/>
-              <w:rPr>
-                <w:rFonts w:cs="Times New Roman"/>
-                <w:color w:val="auto"/>
-                <w:sz w:val="22"/>
-                <w:szCs w:val="22"/>
-              </w:rPr>
-            </w:pPr>
-            <w:r>
-              <w:rPr>
-                <w:rFonts w:cs="Times New Roman"/>
-                <w:color w:val="auto"/>
-                <w:sz w:val="22"/>
-                <w:szCs w:val="22"/>
-              </w:rPr>
-              <w:t xml:space="preserve">If at any time the Awarding Entity determines that continuation of all or part of the funding for a program should be suspended or terminated because such assistance would not be in the national interest of the United States or would be in violation of an applicable law, then the </w:t>
-            </w:r>
-            <w:r>
-              <w:rPr>
-                <w:rFonts w:cs="Times New Roman"/>
-                <w:color w:val="auto"/>
-                <w:sz w:val="22"/>
-                <w:szCs w:val="22"/>
-              </w:rPr>
-              <w:lastRenderedPageBreak/>
-              <w:t xml:space="preserve">Awarding Entity may directly or through PARTNERS, following notice to the </w:t>
+              <w:rPr>
+                <w:rFonts w:cs="Times New Roman"/>
+                <w:color w:val="auto"/>
+                <w:sz w:val="22"/>
+                <w:szCs w:val="22"/>
+              </w:rPr>
+            </w:pPr>
+            <w:r>
+              <w:rPr>
+                <w:rFonts w:cs="Times New Roman"/>
+                <w:color w:val="auto"/>
+                <w:sz w:val="22"/>
+                <w:szCs w:val="22"/>
+              </w:rPr>
+              <w:t xml:space="preserve">If at any time the Awarding Entity determines that continuation of all or part of the funding for a program should be suspended or terminated because such assistance would not be in the national interest of the United States or would be in violation of an applicable law, then the Awarding Entity may directly or through PARTNERS, following notice to the </w:t>
             </w:r>
             <w:r>
               <w:rPr>
@@ -11036,7 +10798,6 @@
               <w:spacing w:line="276" w:lineRule="auto"/>
               <w:ind w:left="787" w:hanging="361"/>
               <w:jc w:val="both"/>
-              <w:outlineLvl w:val="2"/>
               <w:rPr>
                 <w:rFonts w:cs="Times New Roman"/>
                 <w:color w:val="auto"/>
@@ -11102,7 +10863,6 @@
               <w:spacing w:line="276" w:lineRule="auto"/>
               <w:ind w:left="787"/>
               <w:jc w:val="both"/>
-              <w:outlineLvl w:val="2"/>
               <w:rPr>
                 <w:rFonts w:cs="Times New Roman"/>
                 <w:color w:val="auto"/>
@@ -11171,17 +10931,7 @@
                 <w:sz w:val="22"/>
                 <w:szCs w:val="22"/>
               </w:rPr>
-              <w:t xml:space="preserve"> shall return or provide to Partners all equipment, materials and work product related to or produced under this sub-agreement; and provide PARTNERS with any services required for the transfer of sub-agreement </w:t>
-            </w:r>
-            <w:r>
-              <w:rPr>
-                <w:rFonts w:cs="Times New Roman"/>
-                <w:color w:val="auto"/>
-                <w:sz w:val="22"/>
-                <w:szCs w:val="22"/>
-              </w:rPr>
-              <w:lastRenderedPageBreak/>
-              <w:t>tasks and deliverables to other implementers as may be specified by PARTNERS.</w:t>
+              <w:t xml:space="preserve"> shall return or provide to Partners all equipment, materials and work product related to or produced under this sub-agreement; and provide PARTNERS with any services required for the transfer of sub-agreement tasks and deliverables to other implementers as may be specified by PARTNERS.</w:t>
             </w:r>
           </w:p>
           <w:p/>
@@ -11197,7 +10947,6 @@
               <w:spacing w:line="276" w:lineRule="auto"/>
               <w:ind w:left="787" w:hanging="361"/>
               <w:jc w:val="both"/>
-              <w:outlineLvl w:val="2"/>
               <w:rPr>
                 <w:rFonts w:cs="Times New Roman"/>
                 <w:color w:val="auto"/>
@@ -11243,7 +10992,6 @@
               <w:spacing w:line="276" w:lineRule="auto"/>
               <w:ind w:left="1416" w:hanging="450"/>
               <w:jc w:val="both"/>
-              <w:outlineLvl w:val="3"/>
               <w:rPr>
                 <w:rFonts w:ascii="Times New Roman" w:hAnsi="Times New Roman" w:cs="Times New Roman"/>
                 <w:color w:val="auto"/>
@@ -11281,7 +11029,6 @@
               <w:spacing w:line="276" w:lineRule="auto"/>
               <w:ind w:left="1416" w:hanging="450"/>
               <w:jc w:val="both"/>
-              <w:outlineLvl w:val="3"/>
               <w:rPr>
                 <w:rFonts w:ascii="Times New Roman" w:hAnsi="Times New Roman" w:cs="Times New Roman"/>
                 <w:color w:val="auto"/>
@@ -11305,7 +11052,6 @@
               <w:spacing w:line="276" w:lineRule="auto"/>
               <w:ind w:left="1416" w:hanging="450"/>
               <w:jc w:val="both"/>
-              <w:outlineLvl w:val="3"/>
               <w:rPr>
                 <w:rFonts w:ascii="Times New Roman" w:hAnsi="Times New Roman" w:cs="Times New Roman"/>
                 <w:color w:val="auto"/>
@@ -11329,7 +11075,6 @@
               <w:spacing w:line="276" w:lineRule="auto"/>
               <w:ind w:left="1416" w:hanging="450"/>
               <w:jc w:val="both"/>
-              <w:outlineLvl w:val="3"/>
               <w:rPr>
                 <w:rFonts w:ascii="Times New Roman" w:hAnsi="Times New Roman" w:cs="Times New Roman"/>
                 <w:color w:val="auto"/>
@@ -11356,7 +11101,6 @@
               <w:spacing w:line="276" w:lineRule="auto"/>
               <w:ind w:left="806"/>
               <w:jc w:val="both"/>
-              <w:outlineLvl w:val="2"/>
               <w:rPr>
                 <w:rFonts w:cs="Times New Roman"/>
                 <w:color w:val="auto"/>
@@ -11420,7 +11164,6 @@
               <w:spacing w:line="276" w:lineRule="auto"/>
               <w:ind w:left="720"/>
               <w:jc w:val="both"/>
-              <w:outlineLvl w:val="2"/>
               <w:rPr>
                 <w:rFonts w:cs="Times New Roman"/>
                 <w:color w:val="auto"/>
@@ -11439,7 +11182,6 @@
               <w:spacing w:line="276" w:lineRule="auto"/>
               <w:ind w:left="806"/>
               <w:jc w:val="both"/>
-              <w:outlineLvl w:val="2"/>
               <w:rPr>
                 <w:rFonts w:cs="Times New Roman"/>
                 <w:color w:val="auto"/>
@@ -11472,17 +11214,7 @@
                 <w:sz w:val="22"/>
                 <w:szCs w:val="22"/>
               </w:rPr>
-              <w:t xml:space="preserve"> shall be liable for the violation of its obligation, if such violation is caused due to military actions, violations of public order, prohibitory acts of government, fires, floods, epidemics, or other circumstances which cannot be foreseen and have Force Majeure character, being beyond reasonable control. The party is released from liability for any such </w:t>
-            </w:r>
-            <w:r>
-              <w:rPr>
-                <w:rFonts w:cs="Times New Roman"/>
-                <w:color w:val="auto"/>
-                <w:sz w:val="22"/>
-                <w:szCs w:val="22"/>
-              </w:rPr>
-              <w:lastRenderedPageBreak/>
-              <w:t>violation during the period of the Force Majeure circumstances if the other party is immediately notified in writing concerning the existence of such circumstances. In the case where Force Majeure circumstances continue to exist for more than 60 days, either of the parties can terminate this Agreement.</w:t>
+              <w:t xml:space="preserve"> shall be liable for the violation of its obligation, if such violation is caused due to military actions, violations of public order, prohibitory acts of government, fires, floods, epidemics, or other circumstances which cannot be foreseen and have Force Majeure character, being beyond reasonable control. The party is released from liability for any such violation during the period of the Force Majeure circumstances if the other party is immediately notified in writing concerning the existence of such circumstances. In the case where Force Majeure circumstances continue to exist for more than 60 days, either of the parties can terminate this Agreement.</w:t>
             </w:r>
           </w:p>
           <w:p>
@@ -11524,7 +11256,6 @@
               </w:numPr>
               <w:spacing w:before="0" w:line="276" w:lineRule="auto"/>
               <w:ind w:left="90"/>
-              <w:outlineLvl w:val="1"/>
               <w:rPr>
                 <w:b w:val="0"/>
                 <w:bCs/>
@@ -11550,7 +11281,6 @@
               <w:spacing w:line="276" w:lineRule="auto"/>
               <w:ind w:left="787"/>
               <w:jc w:val="both"/>
-              <w:outlineLvl w:val="2"/>
               <w:rPr>
                 <w:rFonts w:cs="Times New Roman"/>
                 <w:color w:val="auto"/>
@@ -11587,7 +11317,6 @@
               <w:spacing w:line="276" w:lineRule="auto"/>
               <w:ind w:left="787"/>
               <w:jc w:val="both"/>
-              <w:outlineLvl w:val="2"/>
               <w:rPr>
                 <w:rFonts w:cs="Times New Roman"/>
                 <w:color w:val="auto"/>
@@ -11678,7 +11407,6 @@
               <w:spacing w:line="276" w:lineRule="auto"/>
               <w:ind w:left="787"/>
               <w:jc w:val="both"/>
-              <w:outlineLvl w:val="2"/>
               <w:rPr>
                 <w:rFonts w:cs="Times New Roman"/>
                 <w:color w:val="auto"/>
@@ -11769,32 +11497,21 @@
               <w:spacing w:line="276" w:lineRule="auto"/>
               <w:ind w:left="787"/>
               <w:jc w:val="both"/>
-              <w:outlineLvl w:val="2"/>
-              <w:rPr>
-                <w:rFonts w:cs="Times New Roman"/>
-                <w:color w:val="auto"/>
-                <w:sz w:val="22"/>
-                <w:szCs w:val="22"/>
-              </w:rPr>
-            </w:pPr>
-            <w:r>
-              <w:rPr>
-                <w:rFonts w:cs="Times New Roman"/>
-                <w:color w:val="auto"/>
-                <w:sz w:val="22"/>
-                <w:szCs w:val="22"/>
-              </w:rPr>
-              <w:t xml:space="preserve">PARTNERS may terminate this Sub-agreement for convenience, in whole or in part, if it deems such termination necessary to avoid an </w:t>
-            </w:r>
-            <w:r>
-              <w:rPr>
-                <w:rFonts w:cs="Times New Roman"/>
-                <w:color w:val="auto"/>
-                <w:sz w:val="22"/>
-                <w:szCs w:val="22"/>
-              </w:rPr>
-              <w:lastRenderedPageBreak/>
-              <w:t xml:space="preserve">organizational conflict of interest. If </w:t>
+              <w:rPr>
+                <w:rFonts w:cs="Times New Roman"/>
+                <w:color w:val="auto"/>
+                <w:sz w:val="22"/>
+                <w:szCs w:val="22"/>
+              </w:rPr>
+            </w:pPr>
+            <w:r>
+              <w:rPr>
+                <w:rFonts w:cs="Times New Roman"/>
+                <w:color w:val="auto"/>
+                <w:sz w:val="22"/>
+                <w:szCs w:val="22"/>
+              </w:rPr>
+              <w:t xml:space="preserve">PARTNERS may terminate this Sub-agreement for convenience, in whole or in part, if it deems such termination necessary to avoid an organizational conflict of interest. If </w:t>
             </w:r>
             <w:r>
               <w:rPr>
@@ -11825,7 +11542,6 @@
               <w:spacing w:line="276" w:lineRule="auto"/>
               <w:ind w:left="787"/>
               <w:jc w:val="both"/>
-              <w:outlineLvl w:val="2"/>
               <w:rPr>
                 <w:rFonts w:cs="Times New Roman"/>
                 <w:color w:val="auto"/>
@@ -11846,7 +11562,6 @@
               <w:spacing w:line="276" w:lineRule="auto"/>
               <w:ind w:left="787"/>
               <w:jc w:val="both"/>
-              <w:outlineLvl w:val="2"/>
               <w:rPr>
                 <w:rFonts w:cs="Times New Roman"/>
                 <w:color w:val="auto"/>
@@ -11865,7 +11580,6 @@
               <w:spacing w:line="276" w:lineRule="auto"/>
               <w:ind w:left="787"/>
               <w:jc w:val="both"/>
-              <w:outlineLvl w:val="2"/>
               <w:rPr>
                 <w:rFonts w:cs="Times New Roman"/>
                 <w:color w:val="auto"/>
@@ -11920,7 +11634,6 @@
               </w:numPr>
               <w:spacing w:before="0" w:line="276" w:lineRule="auto"/>
               <w:ind w:left="90"/>
-              <w:outlineLvl w:val="1"/>
               <w:rPr>
                 <w:b w:val="0"/>
                 <w:bCs/>
@@ -11982,7 +11695,6 @@
               </w:numPr>
               <w:spacing w:before="0" w:line="276" w:lineRule="auto"/>
               <w:ind w:left="90"/>
-              <w:outlineLvl w:val="1"/>
               <w:rPr>
                 <w:b w:val="0"/>
                 <w:bCs/>
@@ -12037,7 +11749,6 @@
               </w:numPr>
               <w:spacing w:before="0" w:line="276" w:lineRule="auto"/>
               <w:ind w:left="90"/>
-              <w:outlineLvl w:val="1"/>
               <w:rPr>
                 <w:b w:val="0"/>
                 <w:bCs/>
@@ -12082,14 +11793,7 @@
               <w:rPr>
                 <w:rFonts w:cs="Times New Roman"/>
               </w:rPr>
-              <w:t xml:space="preserve"> as necessary to ensure that the Agreement is used for authorized purposes, in compliance with Agreement terms and Conditions, and that the </w:t>
-            </w:r>
-            <w:r>
-              <w:rPr>
-                <w:rFonts w:cs="Times New Roman"/>
-              </w:rPr>
-              <w:lastRenderedPageBreak/>
-              <w:t xml:space="preserve">performance goals are achieved. Monitoring activities may include but are not limited to reviewing reports, meetings, conducting site visits, attending </w:t>
+              <w:t xml:space="preserve"> as necessary to ensure that the Agreement is used for authorized purposes, in compliance with Agreement terms and Conditions, and that the performance goals are achieved. Monitoring activities may include but are not limited to reviewing reports, meetings, conducting site visits, attending </w:t>
             </w:r>
             <w:r>
               <w:rPr>
@@ -12342,14 +12046,7 @@
               <w:rPr>
                 <w:rFonts w:cs="Times New Roman"/>
               </w:rPr>
-              <w:t xml:space="preserve"> should keep all program related documentation and records of transactions related to this Sub-Agreement, included but not limited to financial records, supporting documents, statistical records and all other records, to support performance of, and charges to, this Agreement, for </w:t>
-            </w:r>
-            <w:r>
-              <w:rPr>
-                <w:rFonts w:cs="Times New Roman"/>
-              </w:rPr>
-              <w:lastRenderedPageBreak/>
-              <w:t>a period of three (3) years after payment of the final invoice of the Sub-Agreement or longer if required by local law and shall allow PARTNERS and/or the Awarding Entity representatives to access those records where concerns of implementation irregularities arise.</w:t>
+              <w:t xml:space="preserve"> should keep all program related documentation and records of transactions related to this Sub-Agreement, included but not limited to financial records, supporting documents, statistical records and all other records, to support performance of, and charges to, this Agreement, for a period of three (3) years after payment of the final invoice of the Sub-Agreement or longer if required by local law and shall allow PARTNERS and/or the Awarding Entity representatives to access those records where concerns of implementation irregularities arise.</w:t>
             </w:r>
           </w:p>
           <w:p>
@@ -12381,7 +12078,6 @@
               </w:numPr>
               <w:spacing w:before="0" w:line="276" w:lineRule="auto"/>
               <w:ind w:left="90"/>
-              <w:outlineLvl w:val="1"/>
               <w:rPr>
                 <w:b w:val="0"/>
                 <w:bCs/>
@@ -12445,7 +12141,6 @@
               </w:numPr>
               <w:spacing w:before="0" w:line="276" w:lineRule="auto"/>
               <w:ind w:left="90"/>
-              <w:outlineLvl w:val="1"/>
               <w:rPr>
                 <w:b w:val="0"/>
                 <w:bCs/>
@@ -12496,7 +12191,6 @@
               </w:numPr>
               <w:spacing w:line="276" w:lineRule="auto"/>
               <w:jc w:val="both"/>
-              <w:outlineLvl w:val="2"/>
               <w:rPr>
                 <w:rFonts w:cs="Times New Roman"/>
                 <w:color w:val="auto"/>
@@ -12536,7 +12230,6 @@
               <w:spacing w:line="276" w:lineRule="auto"/>
               <w:ind w:left="720"/>
               <w:jc w:val="both"/>
-              <w:outlineLvl w:val="2"/>
               <w:rPr>
                 <w:rFonts w:cs="Times New Roman"/>
                 <w:color w:val="auto"/>
@@ -12555,7 +12248,6 @@
               </w:numPr>
               <w:spacing w:line="276" w:lineRule="auto"/>
               <w:jc w:val="both"/>
-              <w:outlineLvl w:val="2"/>
               <w:rPr>
                 <w:rFonts w:cs="Times New Roman"/>
                 <w:color w:val="auto"/>
@@ -12585,7 +12277,6 @@
               <w:spacing w:line="276" w:lineRule="auto"/>
               <w:ind w:left="720"/>
               <w:jc w:val="both"/>
-              <w:outlineLvl w:val="2"/>
               <w:rPr>
                 <w:rFonts w:cs="Times New Roman"/>
                 <w:color w:val="auto"/>
@@ -12598,12 +12289,253 @@
           <w:p>
             <w:pPr>
               <w:pStyle w:val="Heading2"/>
+              <w:spacing w:line="276" w:lineRule="auto"/>
+              <w:rPr>
+                <w:b w:val="0"/>
+                <w:color w:val="2F5496" w:themeColor="accent1" w:themeShade="BF"/>
+              </w:rPr>
+            </w:pPr>
+            <w:r>
+              <w:rPr>
+                <w:b w:val="0"/>
+                <w:color w:val="2F5496" w:themeColor="accent1" w:themeShade="BF"/>
+              </w:rPr>
+              <w:t xml:space="preserve">Article 40. </w:t>
+            </w:r>
+            <w:r>
+              <w:rPr>
+                <w:b w:val="0"/>
+                <w:color w:val="2F5496" w:themeColor="accent1" w:themeShade="BF"/>
+              </w:rPr>
+              <w:t xml:space="preserve">Interest Earned on Federal Advances </w:t>
+            </w:r>
+          </w:p>
+          <w:p>
+            <w:pPr>
+              <w:spacing w:after="80" w:line="276" w:lineRule="auto"/>
+              <w:jc w:val="both"/>
+            </w:pPr>
+            <w:r>
+              <w:rPr>
+                <w:b/>
+                <w:bCs/>
+              </w:rPr>
+              <w:t xml:space="preserve">General Requirement. </w:t>
+            </w:r>
+            <w:r>
+              <w:t>When the Sub-Awardee receives advance payments of federal funds under this Sub-Agreement, those funds must be deposited and maintained in insured, interest-bearing accounts, consistent with 2 CFR 200.305(b)(10)–(11). The requirement to maintain advances in an interest-bearing account does not apply if any of the following conditions are met:</w:t>
+            </w:r>
+          </w:p>
+          <w:p>
+            <w:pPr>
+              <w:spacing w:after="60" w:line="276" w:lineRule="auto"/>
+              <w:ind w:left="576" w:hanging="576"/>
+              <w:jc w:val="both"/>
+            </w:pPr>
+            <w:r>
+              <w:t>(i)  the Sub-Awardee receives less than $250,000 in federal funding per year across all federal awards;</w:t>
+            </w:r>
+          </w:p>
+          <w:p>
+            <w:pPr>
+              <w:spacing w:after="60" w:line="276" w:lineRule="auto"/>
+              <w:ind w:left="576" w:hanging="576"/>
+              <w:jc w:val="both"/>
+            </w:pPr>
+            <w:r>
+              <w:t>(ii)  the best available interest-bearing account would not reasonably be expected to earn interest in excess of $500 per year on federal cash balances;</w:t>
+            </w:r>
+          </w:p>
+          <w:p>
+            <w:pPr>
+              <w:spacing w:after="60" w:line="276" w:lineRule="auto"/>
+              <w:ind w:left="576" w:hanging="576"/>
+              <w:jc w:val="both"/>
+            </w:pPr>
+            <w:r>
+              <w:t>(iii)  the depository would require an average or minimum balance so high that it would not be feasible given expected federal and non-federal cash resources;</w:t>
+            </w:r>
+          </w:p>
+          <w:p>
+            <w:pPr>
+              <w:spacing w:after="60" w:line="276" w:lineRule="auto"/>
+              <w:ind w:left="576" w:hanging="576"/>
+              <w:jc w:val="both"/>
+            </w:pPr>
+            <w:r>
+              <w:t>(iv)  a foreign government or banking system prohibits or precludes interest-bearing accounts; or</w:t>
+            </w:r>
+          </w:p>
+          <w:p>
+            <w:pPr>
+              <w:pStyle w:val="ListParagraph"/>
+              <w:numPr>
+                <w:ilvl w:val="0"/>
+                <w:numId w:val="93"/>
+              </w:numPr>
+              <w:spacing w:after="60" w:line="276" w:lineRule="auto"/>
+              <w:jc w:val="both"/>
+            </w:pPr>
+            <w:r>
+              <w:t>an interest-bearing account is not readily accessible due to public or political unrest or similar conditions in the country of performance.</w:t>
+            </w:r>
+          </w:p>
+          <w:p>
+            <w:pPr>
+              <w:pStyle w:val="ListParagraph"/>
+              <w:spacing w:after="60" w:line="276" w:lineRule="auto"/>
+              <w:ind w:left="1440"/>
+              <w:jc w:val="both"/>
+            </w:pPr>
+          </w:p>
+          <w:p>
+            <w:pPr>
+              <w:spacing w:after="80" w:line="276" w:lineRule="auto"/>
+              <w:jc w:val="both"/>
+            </w:pPr>
+            <w:r>
+              <w:rPr>
+                <w:b/>
+                <w:bCs/>
+              </w:rPr>
+              <w:t xml:space="preserve">Retention and Remittance. </w:t>
+            </w:r>
+            <w:r>
+              <w:t xml:space="preserve">All interest earned per year must be remitted to PARTNERS. PARTNERS will be responsible for remitting those proceeds back to the U.S. government as required on the federal prime award. </w:t>
+            </w:r>
+          </w:p>
+          <w:p>
+            <w:pPr>
+              <w:spacing w:after="80" w:line="276" w:lineRule="auto"/>
+              <w:jc w:val="both"/>
+            </w:pPr>
+          </w:p>
+          <w:p>
+            <w:pPr>
+              <w:spacing w:after="80" w:line="276" w:lineRule="auto"/>
+              <w:jc w:val="both"/>
+            </w:pPr>
+            <w:r>
+              <w:rPr>
+                <w:b/>
+                <w:bCs/>
+              </w:rPr>
+              <w:t xml:space="preserve">Monthly Reporting. </w:t>
+            </w:r>
+            <w:r>
+              <w:t xml:space="preserve">The Sub-Awardee shall report to PARTNERS all interest earned on federal advance payments as part of the monthly financial report required under Section IV, Article 3 of this Sub-Agreement. The interest earned in the month will be reported on the invoice. </w:t>
+            </w:r>
+          </w:p>
+          <w:p>
+            <w:pPr>
+              <w:spacing w:after="80" w:line="276" w:lineRule="auto"/>
+              <w:jc w:val="both"/>
+            </w:pPr>
+            <w:r>
+              <w:t>The monthly interest report must include, at a minimum:</w:t>
+            </w:r>
+          </w:p>
+          <w:p>
+            <w:pPr>
+              <w:spacing w:after="60" w:line="276" w:lineRule="auto"/>
+              <w:ind w:left="576" w:hanging="576"/>
+              <w:jc w:val="both"/>
+            </w:pPr>
+            <w:r>
+              <w:t>(i)  the interest rate(s) applicable during the period; and</w:t>
+            </w:r>
+          </w:p>
+          <w:p>
+            <w:pPr>
+              <w:spacing w:after="60" w:line="276" w:lineRule="auto"/>
+              <w:ind w:left="576" w:hanging="576"/>
+              <w:jc w:val="both"/>
+            </w:pPr>
+            <w:r>
+              <w:t>(ii)  the total interest earned on federal funds during the reporting period</w:t>
+            </w:r>
+            <w:r>
+              <w:t>.</w:t>
+            </w:r>
+          </w:p>
+          <w:p>
+            <w:pPr>
+              <w:spacing w:after="60" w:line="276" w:lineRule="auto"/>
+              <w:ind w:left="576" w:hanging="576"/>
+              <w:jc w:val="both"/>
+            </w:pPr>
+          </w:p>
+          <w:p>
+            <w:pPr>
+              <w:spacing w:after="80" w:line="276" w:lineRule="auto"/>
+              <w:jc w:val="both"/>
+            </w:pPr>
+            <w:r>
+              <w:rPr>
+                <w:b/>
+                <w:bCs/>
+              </w:rPr>
+              <w:t xml:space="preserve">Annual Remittance. </w:t>
+            </w:r>
+            <w:r>
+              <w:t>Any interest earned on federal advance payments must be remitted to PARTNERS no later than 30 calendar days after the end of each fiscal year (September 30), or upon earlier request by PARTNERS. At final closeout, all unremitted interest must be included in the final financial report and remitted to PARTNERS concurrently with the submission of the final invoice.</w:t>
+            </w:r>
+          </w:p>
+          <w:p>
+            <w:pPr>
+              <w:spacing w:after="80" w:line="276" w:lineRule="auto"/>
+              <w:jc w:val="both"/>
+            </w:pPr>
+          </w:p>
+          <w:p>
+            <w:pPr>
+              <w:spacing w:after="80" w:line="276" w:lineRule="auto"/>
+              <w:jc w:val="both"/>
+            </w:pPr>
+            <w:r>
+              <w:rPr>
+                <w:b/>
+                <w:bCs/>
+              </w:rPr>
+              <w:t xml:space="preserve">Exception — Reimbursement-Only Awards. </w:t>
+            </w:r>
+            <w:r>
+              <w:t>When advances are not authorized under this Sub-Agreement and the Sub-Awardee is paid exclusively on a reimbursement basis, this Article does not apply. In that circumstance, the Sub-Awardee is not required to maintain federal funds in an interest-bearing account and no interest reporting obligation arises.</w:t>
+            </w:r>
+          </w:p>
+          <w:p>
+            <w:pPr>
+              <w:spacing w:after="80" w:line="276" w:lineRule="auto"/>
+              <w:jc w:val="both"/>
+            </w:pPr>
+          </w:p>
+          <w:p>
+            <w:pPr>
+              <w:spacing w:line="276" w:lineRule="auto"/>
+              <w:jc w:val="both"/>
+              <w:rPr>
+                <w:rFonts w:cs="Times New Roman"/>
+              </w:rPr>
+            </w:pPr>
+            <w:r>
+              <w:rPr>
+                <w:b/>
+                <w:bCs/>
+              </w:rPr>
+              <w:t xml:space="preserve">Recordkeeping. </w:t>
+            </w:r>
+            <w:r>
+              <w:t>The Sub-Awardee must maintain documentation sufficient to support all interest calculations, remittances, and administrative retentions reported under this Article for the full record retention period required by 2 CFR 200.334.</w:t>
+            </w:r>
+          </w:p>
+          <w:p>
+            <w:pPr>
+              <w:pStyle w:val="Heading2"/>
               <w:numPr>
                 <w:ilvl w:val="0"/>
                 <w:numId w:val="0"/>
               </w:numPr>
               <w:spacing w:line="276" w:lineRule="auto"/>
-              <w:outlineLvl w:val="1"/>
               <w:rPr>
                 <w:rFonts w:cs="Times New Roman"/>
                 <w:sz w:val="22"/>
@@ -12620,7 +12552,6 @@
               </w:numPr>
               <w:spacing w:before="0" w:line="276" w:lineRule="auto"/>
               <w:ind w:left="90"/>
-              <w:outlineLvl w:val="1"/>
               <w:rPr>
                 <w:b w:val="0"/>
                 <w:bCs/>
@@ -12651,15 +12582,7 @@
                 <w:rFonts w:ascii="Times New Roman" w:hAnsi="Times New Roman" w:cs="Times New Roman"/>
                 <w:color w:val="auto"/>
               </w:rPr>
-              <w:t xml:space="preserve">By signature below, each signatory hereto represents and warrants that he or she is duly authorized to enter this Agreement on behalf of the party he or she purports to represent such that, upon execution and delivery, this Agreement shall be a binding obligation of such party. This Sub-Sub-agreement may be executed in counterparts, each of which shall be deemed an original but all of which shall constitute one and the same instrument. The parties are entitled to rely on a counterpart executed and delivered by </w:t>
-            </w:r>
-            <w:r>
-              <w:rPr>
-                <w:rFonts w:ascii="Times New Roman" w:hAnsi="Times New Roman" w:cs="Times New Roman"/>
-                <w:color w:val="auto"/>
-              </w:rPr>
-              <w:lastRenderedPageBreak/>
-              <w:t>facsimile to the same extent as a counterpart with an original signature.</w:t>
+              <w:t>By signature below, each signatory hereto represents and warrants that he or she is duly authorized to enter this Agreement on behalf of the party he or she purports to represent such that, upon execution and delivery, this Agreement shall be a binding obligation of such party. This Sub-Sub-agreement may be executed in counterparts, each of which shall be deemed an original but all of which shall constitute one and the same instrument. The parties are entitled to rely on a counterpart executed and delivered by facsimile to the same extent as a counterpart with an original signature.</w:t>
             </w:r>
           </w:p>
           <w:p>
@@ -13005,16 +12928,14 @@
                 <w:numId w:val="0"/>
               </w:numPr>
               <w:spacing w:line="276" w:lineRule="auto"/>
-              <w:outlineLvl w:val="0"/>
-              <w:rPr>
-                <w:lang w:val="es-CR"/>
-              </w:rPr>
-            </w:pPr>
-            <w:r>
-              <w:rPr>
-                <w:lang w:val="es-CR"/>
-              </w:rPr>
-              <w:lastRenderedPageBreak/>
+              <w:rPr>
+                <w:lang w:val="es-CR"/>
+              </w:rPr>
+            </w:pPr>
+            <w:r>
+              <w:rPr>
+                <w:lang w:val="es-CR"/>
+              </w:rPr>
               <w:t>Sección II: Términos y Condiciones de</w:t>
             </w:r>
             <w:r>
@@ -13044,7 +12965,6 @@
                 <w:numId w:val="0"/>
               </w:numPr>
               <w:spacing w:line="276" w:lineRule="auto"/>
-              <w:outlineLvl w:val="1"/>
               <w:rPr>
                 <w:b w:val="0"/>
                 <w:color w:val="2F5496" w:themeColor="accent1" w:themeShade="BF"/>
@@ -13069,7 +12989,6 @@
               </w:numPr>
               <w:spacing w:line="276" w:lineRule="auto"/>
               <w:jc w:val="both"/>
-              <w:outlineLvl w:val="2"/>
               <w:rPr>
                 <w:rFonts w:cs="Times New Roman"/>
                 <w:color w:val="auto"/>
@@ -13138,7 +13057,6 @@
               </w:numPr>
               <w:spacing w:line="276" w:lineRule="auto"/>
               <w:jc w:val="both"/>
-              <w:outlineLvl w:val="2"/>
               <w:rPr>
                 <w:rFonts w:cs="Times New Roman"/>
                 <w:color w:val="auto"/>
@@ -13157,7 +13075,6 @@
               </w:numPr>
               <w:spacing w:line="276" w:lineRule="auto"/>
               <w:jc w:val="both"/>
-              <w:outlineLvl w:val="2"/>
               <w:rPr>
                 <w:rFonts w:cs="Times New Roman"/>
                 <w:color w:val="auto"/>
@@ -13186,7 +13103,6 @@
               </w:numPr>
               <w:spacing w:line="276" w:lineRule="auto"/>
               <w:jc w:val="both"/>
-              <w:outlineLvl w:val="2"/>
               <w:rPr>
                 <w:rFonts w:cs="Times New Roman"/>
                 <w:color w:val="auto"/>
@@ -13205,7 +13121,6 @@
               </w:numPr>
               <w:spacing w:line="276" w:lineRule="auto"/>
               <w:jc w:val="both"/>
-              <w:outlineLvl w:val="2"/>
               <w:rPr>
                 <w:rFonts w:cs="Times New Roman"/>
                 <w:color w:val="auto"/>
@@ -13253,7 +13168,6 @@
                 <w:numId w:val="0"/>
               </w:numPr>
               <w:spacing w:line="276" w:lineRule="auto"/>
-              <w:outlineLvl w:val="1"/>
               <w:rPr>
                 <w:b w:val="0"/>
                 <w:color w:val="2F5496" w:themeColor="accent1" w:themeShade="BF"/>
@@ -13278,24 +13192,22 @@
               </w:numPr>
               <w:spacing w:line="276" w:lineRule="auto"/>
               <w:jc w:val="both"/>
-              <w:outlineLvl w:val="2"/>
-              <w:rPr>
-                <w:rFonts w:cs="Times New Roman"/>
-                <w:color w:val="auto"/>
-                <w:sz w:val="22"/>
-                <w:szCs w:val="22"/>
-                <w:lang w:val="es-ES"/>
-              </w:rPr>
-            </w:pPr>
-            <w:r>
-              <w:rPr>
-                <w:rFonts w:cs="Times New Roman"/>
-                <w:color w:val="auto"/>
-                <w:sz w:val="22"/>
-                <w:szCs w:val="22"/>
-                <w:lang w:val="es-ES"/>
-              </w:rPr>
-              <w:lastRenderedPageBreak/>
+              <w:rPr>
+                <w:rFonts w:cs="Times New Roman"/>
+                <w:color w:val="auto"/>
+                <w:sz w:val="22"/>
+                <w:szCs w:val="22"/>
+                <w:lang w:val="es-ES"/>
+              </w:rPr>
+            </w:pPr>
+            <w:r>
+              <w:rPr>
+                <w:rFonts w:cs="Times New Roman"/>
+                <w:color w:val="auto"/>
+                <w:sz w:val="22"/>
+                <w:szCs w:val="22"/>
+                <w:lang w:val="es-ES"/>
+              </w:rPr>
               <w:t xml:space="preserve">El propósito de este Sub-acuerdo es apoyar al Programa descrito en la Sección III: “Descripción y Objetivos del Programa”. El Sub-Adjudicatario suministrará, a sus expensas exclusivas, todos los equipos, materiales y/o suministros necesarios para realizar los servicios bajo este Sub-acuerdo. El hecho de no realizar el trabajo con estándares razonables, de conformidad con las Secciones III y IV, puede considerarse un incumplimiento de los términos y condiciones del </w:t>
             </w:r>
             <w:r>
@@ -13347,7 +13259,6 @@
                 <w:numId w:val="0"/>
               </w:numPr>
               <w:spacing w:line="276" w:lineRule="auto"/>
-              <w:outlineLvl w:val="1"/>
               <w:rPr>
                 <w:b w:val="0"/>
                 <w:color w:val="2F5496" w:themeColor="accent1" w:themeShade="BF"/>
@@ -13419,7 +13330,6 @@
                 <w:numId w:val="0"/>
               </w:numPr>
               <w:spacing w:line="276" w:lineRule="auto"/>
-              <w:outlineLvl w:val="1"/>
               <w:rPr>
                 <w:b w:val="0"/>
                 <w:color w:val="2F5496" w:themeColor="accent1" w:themeShade="BF"/>
@@ -13460,7 +13370,6 @@
               </w:numPr>
               <w:spacing w:line="276" w:lineRule="auto"/>
               <w:jc w:val="both"/>
-              <w:outlineLvl w:val="2"/>
               <w:rPr>
                 <w:rFonts w:cs="Times New Roman"/>
                 <w:color w:val="auto"/>
@@ -13509,7 +13418,6 @@
               </w:numPr>
               <w:spacing w:line="276" w:lineRule="auto"/>
               <w:jc w:val="both"/>
-              <w:outlineLvl w:val="3"/>
               <w:rPr>
                 <w:rFonts w:ascii="Times New Roman" w:hAnsi="Times New Roman" w:cs="Times New Roman"/>
                 <w:color w:val="auto"/>
@@ -13534,7 +13442,6 @@
               </w:numPr>
               <w:spacing w:line="276" w:lineRule="auto"/>
               <w:jc w:val="both"/>
-              <w:outlineLvl w:val="3"/>
               <w:rPr>
                 <w:rFonts w:ascii="Times New Roman" w:hAnsi="Times New Roman" w:cs="Times New Roman"/>
                 <w:color w:val="auto"/>
@@ -13559,7 +13466,6 @@
               </w:numPr>
               <w:spacing w:line="276" w:lineRule="auto"/>
               <w:jc w:val="both"/>
-              <w:outlineLvl w:val="3"/>
               <w:rPr>
                 <w:rFonts w:ascii="Times New Roman" w:hAnsi="Times New Roman" w:cs="Times New Roman"/>
                 <w:color w:val="auto"/>
@@ -13584,7 +13490,6 @@
               </w:numPr>
               <w:spacing w:line="276" w:lineRule="auto"/>
               <w:jc w:val="both"/>
-              <w:outlineLvl w:val="3"/>
               <w:rPr>
                 <w:rFonts w:ascii="Times New Roman" w:hAnsi="Times New Roman" w:cs="Times New Roman"/>
                 <w:color w:val="auto"/>
@@ -13609,7 +13514,6 @@
               </w:numPr>
               <w:spacing w:line="276" w:lineRule="auto"/>
               <w:jc w:val="both"/>
-              <w:outlineLvl w:val="3"/>
               <w:rPr>
                 <w:rFonts w:ascii="Times New Roman" w:hAnsi="Times New Roman" w:cs="Times New Roman"/>
                 <w:color w:val="auto"/>
@@ -13703,7 +13607,6 @@
               </w:numPr>
               <w:spacing w:line="276" w:lineRule="auto"/>
               <w:jc w:val="both"/>
-              <w:outlineLvl w:val="3"/>
               <w:rPr>
                 <w:rFonts w:ascii="Times New Roman" w:hAnsi="Times New Roman" w:cs="Times New Roman"/>
                 <w:color w:val="auto"/>
@@ -13716,7 +13619,6 @@
                 <w:color w:val="auto"/>
                 <w:lang w:val="es-ES"/>
               </w:rPr>
-              <w:lastRenderedPageBreak/>
               <w:t xml:space="preserve">Sección I: Resumen de los Datos </w:t>
             </w:r>
             <w:r>
@@ -13761,7 +13663,6 @@
               </w:numPr>
               <w:spacing w:line="276" w:lineRule="auto"/>
               <w:jc w:val="both"/>
-              <w:outlineLvl w:val="3"/>
               <w:rPr>
                 <w:rFonts w:ascii="Times New Roman" w:hAnsi="Times New Roman" w:cs="Times New Roman"/>
                 <w:color w:val="auto"/>
@@ -13794,7 +13695,6 @@
               </w:numPr>
               <w:spacing w:line="276" w:lineRule="auto"/>
               <w:jc w:val="both"/>
-              <w:outlineLvl w:val="3"/>
               <w:rPr>
                 <w:rFonts w:ascii="Times New Roman" w:hAnsi="Times New Roman" w:cs="Times New Roman"/>
                 <w:color w:val="auto"/>
@@ -13835,7 +13735,6 @@
               </w:numPr>
               <w:spacing w:line="276" w:lineRule="auto"/>
               <w:jc w:val="both"/>
-              <w:outlineLvl w:val="3"/>
               <w:rPr>
                 <w:rFonts w:ascii="Times New Roman" w:hAnsi="Times New Roman" w:cs="Times New Roman"/>
                 <w:color w:val="auto"/>
@@ -13860,7 +13759,6 @@
               </w:numPr>
               <w:spacing w:line="276" w:lineRule="auto"/>
               <w:jc w:val="both"/>
-              <w:outlineLvl w:val="3"/>
               <w:rPr>
                 <w:rFonts w:ascii="Times New Roman" w:hAnsi="Times New Roman" w:cs="Times New Roman"/>
                 <w:color w:val="auto"/>
@@ -13885,7 +13783,6 @@
               </w:numPr>
               <w:spacing w:line="276" w:lineRule="auto"/>
               <w:jc w:val="both"/>
-              <w:outlineLvl w:val="3"/>
               <w:rPr>
                 <w:rFonts w:ascii="Times New Roman" w:hAnsi="Times New Roman" w:cs="Times New Roman"/>
                 <w:color w:val="auto"/>
@@ -13919,7 +13816,6 @@
                 <w:numId w:val="0"/>
               </w:numPr>
               <w:spacing w:line="276" w:lineRule="auto"/>
-              <w:outlineLvl w:val="1"/>
               <w:rPr>
                 <w:b w:val="0"/>
                 <w:bCs/>
@@ -13955,7 +13851,6 @@
               </w:numPr>
               <w:spacing w:line="276" w:lineRule="auto"/>
               <w:jc w:val="both"/>
-              <w:outlineLvl w:val="2"/>
               <w:rPr>
                 <w:rFonts w:cs="Times New Roman"/>
                 <w:color w:val="auto"/>
@@ -13995,7 +13890,6 @@
               <w:spacing w:line="276" w:lineRule="auto"/>
               <w:ind w:left="720"/>
               <w:jc w:val="both"/>
-              <w:outlineLvl w:val="2"/>
               <w:rPr>
                 <w:rFonts w:cs="Times New Roman"/>
                 <w:color w:val="auto"/>
@@ -14014,7 +13908,6 @@
               </w:numPr>
               <w:spacing w:line="276" w:lineRule="auto"/>
               <w:jc w:val="both"/>
-              <w:outlineLvl w:val="2"/>
               <w:rPr>
                 <w:rFonts w:cs="Times New Roman"/>
                 <w:color w:val="auto"/>
@@ -14089,7 +13982,6 @@
                 <w:numId w:val="0"/>
               </w:numPr>
               <w:spacing w:before="0" w:line="276" w:lineRule="auto"/>
-              <w:outlineLvl w:val="1"/>
               <w:rPr>
                 <w:b w:val="0"/>
                 <w:color w:val="2F5496" w:themeColor="accent1" w:themeShade="BF"/>
@@ -14238,15 +14130,7 @@
                 <w:rFonts w:cs="Times New Roman"/>
                 <w:lang w:val="es-ES"/>
               </w:rPr>
-              <w:t xml:space="preserve">La adjudicación, transferencia o contratación de </w:t>
-            </w:r>
-            <w:r>
-              <w:rPr>
-                <w:rFonts w:cs="Times New Roman"/>
-                <w:lang w:val="es-ES"/>
-              </w:rPr>
-              <w:lastRenderedPageBreak/>
-              <w:t xml:space="preserve">cualquier trabajo bajo un acuerdo federal, incluyendo </w:t>
+              <w:t xml:space="preserve">La adjudicación, transferencia o contratación de cualquier trabajo bajo un acuerdo federal, incluyendo </w:t>
             </w:r>
             <w:r>
               <w:rPr>
@@ -14291,7 +14175,6 @@
               </w:numPr>
               <w:spacing w:before="0" w:line="276" w:lineRule="auto"/>
               <w:ind w:left="90"/>
-              <w:outlineLvl w:val="1"/>
               <w:rPr>
                 <w:b w:val="0"/>
                 <w:color w:val="2F5496" w:themeColor="accent1" w:themeShade="BF"/>
@@ -14324,7 +14207,6 @@
               </w:numPr>
               <w:spacing w:line="276" w:lineRule="auto"/>
               <w:jc w:val="both"/>
-              <w:outlineLvl w:val="2"/>
               <w:rPr>
                 <w:rFonts w:cs="Times New Roman"/>
                 <w:color w:val="auto"/>
@@ -14374,7 +14256,6 @@
               <w:spacing w:line="276" w:lineRule="auto"/>
               <w:ind w:left="720"/>
               <w:jc w:val="both"/>
-              <w:outlineLvl w:val="2"/>
               <w:rPr>
                 <w:rFonts w:cs="Times New Roman"/>
                 <w:color w:val="auto"/>
@@ -14393,7 +14274,6 @@
               </w:numPr>
               <w:spacing w:line="276" w:lineRule="auto"/>
               <w:jc w:val="both"/>
-              <w:outlineLvl w:val="2"/>
               <w:rPr>
                 <w:rFonts w:cs="Times New Roman"/>
                 <w:color w:val="auto"/>
@@ -14453,7 +14333,6 @@
               <w:spacing w:line="276" w:lineRule="auto"/>
               <w:ind w:left="720"/>
               <w:jc w:val="both"/>
-              <w:outlineLvl w:val="2"/>
               <w:rPr>
                 <w:rFonts w:cs="Times New Roman"/>
                 <w:color w:val="auto"/>
@@ -14472,7 +14351,6 @@
               </w:numPr>
               <w:spacing w:line="276" w:lineRule="auto"/>
               <w:jc w:val="both"/>
-              <w:outlineLvl w:val="2"/>
               <w:rPr>
                 <w:rFonts w:cs="Times New Roman"/>
                 <w:color w:val="auto"/>
@@ -14522,7 +14400,6 @@
               <w:spacing w:line="276" w:lineRule="auto"/>
               <w:ind w:left="720"/>
               <w:jc w:val="both"/>
-              <w:outlineLvl w:val="2"/>
               <w:rPr>
                 <w:rFonts w:cs="Times New Roman"/>
                 <w:color w:val="auto"/>
@@ -14541,7 +14418,6 @@
               </w:numPr>
               <w:spacing w:line="276" w:lineRule="auto"/>
               <w:jc w:val="both"/>
-              <w:outlineLvl w:val="2"/>
               <w:rPr>
                 <w:rFonts w:cs="Times New Roman"/>
                 <w:color w:val="auto"/>
@@ -14588,7 +14464,6 @@
                 <w:numId w:val="0"/>
               </w:numPr>
               <w:spacing w:line="276" w:lineRule="auto"/>
-              <w:outlineLvl w:val="1"/>
               <w:rPr>
                 <w:b w:val="0"/>
                 <w:bCs/>
@@ -14703,7 +14578,6 @@
                 <w:szCs w:val="22"/>
                 <w:lang w:val="es-ES"/>
               </w:rPr>
-              <w:lastRenderedPageBreak/>
               <w:t>Costos Compartidos</w:t>
             </w:r>
           </w:p>
@@ -14992,16 +14866,7 @@
                 <w:szCs w:val="22"/>
                 <w:lang w:val="es-ES"/>
               </w:rPr>
-              <w:t xml:space="preserve">Los servicios voluntarios proporcionados por el personal técnico y profesional de terceros, consultores y otro tipo de mano de obra calificada y no calificada, podrán considerarse como costos compartidos o contribuciones de contrapartida si el servicio es una parte integral y necesaria de un proyecto o programa aprobado. Las tarifas de los servicios voluntarios de terceros deben ser </w:t>
-            </w:r>
-            <w:r>
-              <w:rPr>
-                <w:rFonts w:cs="Times New Roman"/>
-                <w:szCs w:val="22"/>
-                <w:lang w:val="es-ES"/>
-              </w:rPr>
-              <w:lastRenderedPageBreak/>
-              <w:t>consistentes con las tarifas pagadas por el Sub-Adjudicatario por un trabajo similar. En aquellos casos en que las habilidades requeridas no figuren entre las habilidades incluidas en la lista de habilidades para las cuales el Sub-Adjudicatario han establecido tarifas, las tarifas de los voluntarios deberán ser consistentes con las pagadas por un trabajo similar en el mercado laboral en el que el Sub-Adjudicatario compita por el tipo de servicios implicados. En cualquiera de los casos, los beneficios complementarios pagados que sean razonables, necesarios, asignables y que de otra manera serían permisibles, podrán incluirse en la valoración.</w:t>
+              <w:t>Los servicios voluntarios proporcionados por el personal técnico y profesional de terceros, consultores y otro tipo de mano de obra calificada y no calificada, podrán considerarse como costos compartidos o contribuciones de contrapartida si el servicio es una parte integral y necesaria de un proyecto o programa aprobado. Las tarifas de los servicios voluntarios de terceros deben ser consistentes con las tarifas pagadas por el Sub-Adjudicatario por un trabajo similar. En aquellos casos en que las habilidades requeridas no figuren entre las habilidades incluidas en la lista de habilidades para las cuales el Sub-Adjudicatario han establecido tarifas, las tarifas de los voluntarios deberán ser consistentes con las pagadas por un trabajo similar en el mercado laboral en el que el Sub-Adjudicatario compita por el tipo de servicios implicados. En cualquiera de los casos, los beneficios complementarios pagados que sean razonables, necesarios, asignables y que de otra manera serían permisibles, podrán incluirse en la valoración.</w:t>
             </w:r>
           </w:p>
           <w:p>
@@ -15112,7 +14977,6 @@
                 <w:numId w:val="0"/>
               </w:numPr>
               <w:spacing w:line="276" w:lineRule="auto"/>
-              <w:outlineLvl w:val="1"/>
               <w:rPr>
                 <w:b w:val="0"/>
                 <w:bCs/>
@@ -15201,7 +15065,6 @@
               </w:numPr>
               <w:spacing w:before="0" w:line="276" w:lineRule="auto"/>
               <w:ind w:left="90"/>
-              <w:outlineLvl w:val="1"/>
               <w:rPr>
                 <w:b w:val="0"/>
                 <w:color w:val="2F5496" w:themeColor="accent1" w:themeShade="BF"/>
@@ -15214,7 +15077,6 @@
                 <w:color w:val="2F5496" w:themeColor="accent1" w:themeShade="BF"/>
                 <w:lang w:val="es-CR"/>
               </w:rPr>
-              <w:lastRenderedPageBreak/>
               <w:t>Artículo 10. Gestión Presupuestaria y Financiera</w:t>
             </w:r>
           </w:p>
@@ -15260,7 +15122,6 @@
               </w:numPr>
               <w:spacing w:before="0" w:line="276" w:lineRule="auto"/>
               <w:ind w:left="90"/>
-              <w:outlineLvl w:val="1"/>
               <w:rPr>
                 <w:b w:val="0"/>
                 <w:bCs/>
@@ -15470,15 +15331,7 @@
                 <w:szCs w:val="22"/>
                 <w:lang w:val="es-ES"/>
               </w:rPr>
-              <w:t xml:space="preserve">A la espera del establecimiento de tasas indirectas provisionales o finales revisadas, el Sub-Adjudicatario recibirá reembolsos con base en las </w:t>
-            </w:r>
-            <w:r>
-              <w:rPr>
-                <w:szCs w:val="22"/>
-                <w:lang w:val="es-ES"/>
-              </w:rPr>
-              <w:lastRenderedPageBreak/>
-              <w:t>siguientes tasas negociadas y bases apropiadas</w:t>
+              <w:t>A la espera del establecimiento de tasas indirectas provisionales o finales revisadas, el Sub-Adjudicatario recibirá reembolsos con base en las siguientes tasas negociadas y bases apropiadas</w:t>
             </w:r>
             <w:r>
               <w:rPr>
@@ -16390,16 +16243,7 @@
                 <w:szCs w:val="22"/>
                 <w:lang w:val="es-ES"/>
               </w:rPr>
-              <w:t xml:space="preserve">l Sub-Adjudicatario se le pagará un monto fijo para cubrir los costos indirectos, según lo dispuesto en el Presupuesto incluido en la Sección IV, “Gestión Presupuestaria y Financiera”. Los costos indirectos son costos comunes que benefician a las operaciones diarias de la organización, incluyendo categorías como los salarios y gastos de los funcionarios ejecutivos, administración del personal y la contabilidad; o que benefician a, y son identificables </w:t>
-            </w:r>
-            <w:r>
-              <w:rPr>
-                <w:rFonts w:cs="Times New Roman"/>
-                <w:szCs w:val="22"/>
-                <w:lang w:val="es-ES"/>
-              </w:rPr>
-              <w:lastRenderedPageBreak/>
-              <w:t xml:space="preserve">en, más de un programa o actividad, tales como depreciación, costos de alquiler, operaciones y mantenimiento de instalaciones, y gastos telefónicos. Para determinar el monto fijo, estos costos deben prorratearse de manera equitativa y consistente en todos los programas y actividades del </w:t>
+              <w:t xml:space="preserve">l Sub-Adjudicatario se le pagará un monto fijo para cubrir los costos indirectos, según lo dispuesto en el Presupuesto incluido en la Sección IV, “Gestión Presupuestaria y Financiera”. Los costos indirectos son costos comunes que benefician a las operaciones diarias de la organización, incluyendo categorías como los salarios y gastos de los funcionarios ejecutivos, administración del personal y la contabilidad; o que benefician a, y son identificables en, más de un programa o actividad, tales como depreciación, costos de alquiler, operaciones y mantenimiento de instalaciones, y gastos telefónicos. Para determinar el monto fijo, estos costos deben prorratearse de manera equitativa y consistente en todos los programas y actividades del </w:t>
             </w:r>
             <w:r>
               <w:rPr>
@@ -16631,7 +16475,6 @@
               </w:numPr>
               <w:spacing w:before="0" w:line="276" w:lineRule="auto"/>
               <w:ind w:left="90"/>
-              <w:outlineLvl w:val="1"/>
               <w:rPr>
                 <w:b w:val="0"/>
                 <w:bCs/>
@@ -16656,35 +16499,23 @@
               </w:numPr>
               <w:spacing w:line="276" w:lineRule="auto"/>
               <w:jc w:val="both"/>
-              <w:outlineLvl w:val="2"/>
-              <w:rPr>
-                <w:rFonts w:cs="Times New Roman"/>
-                <w:color w:val="auto"/>
-                <w:sz w:val="22"/>
-                <w:szCs w:val="22"/>
-                <w:lang w:val="es-ES"/>
-              </w:rPr>
-            </w:pPr>
-            <w:r>
-              <w:rPr>
-                <w:rFonts w:cs="Times New Roman"/>
-                <w:color w:val="auto"/>
-                <w:sz w:val="22"/>
-                <w:szCs w:val="22"/>
-                <w:lang w:val="es-ES"/>
-              </w:rPr>
-              <w:t xml:space="preserve">Los pagos se realizarán a la cuenta del Sub-Adjudicatario indicada, mediante transferencias </w:t>
-            </w:r>
-            <w:r>
-              <w:rPr>
-                <w:rFonts w:cs="Times New Roman"/>
-                <w:color w:val="auto"/>
-                <w:sz w:val="22"/>
-                <w:szCs w:val="22"/>
-                <w:lang w:val="es-ES"/>
-              </w:rPr>
-              <w:lastRenderedPageBreak/>
-              <w:t xml:space="preserve">bancarias, de acuerdo con las políticas y procedimientos de PARTNERS. Los pagos se realizarán dentro de los 30 días posteriores a la recepción y aprobación de los informes financieros del Sub-Adjudicatario por parte de PARTNERS. Los pagos se realizarán en la moneda identificada en la Sección 1, Artículo 1j, "Monto del </w:t>
+              <w:rPr>
+                <w:rFonts w:cs="Times New Roman"/>
+                <w:color w:val="auto"/>
+                <w:sz w:val="22"/>
+                <w:szCs w:val="22"/>
+                <w:lang w:val="es-ES"/>
+              </w:rPr>
+            </w:pPr>
+            <w:r>
+              <w:rPr>
+                <w:rFonts w:cs="Times New Roman"/>
+                <w:color w:val="auto"/>
+                <w:sz w:val="22"/>
+                <w:szCs w:val="22"/>
+                <w:lang w:val="es-ES"/>
+              </w:rPr>
+              <w:t xml:space="preserve">Los pagos se realizarán a la cuenta del Sub-Adjudicatario indicada, mediante transferencias bancarias, de acuerdo con las políticas y procedimientos de PARTNERS. Los pagos se realizarán dentro de los 30 días posteriores a la recepción y aprobación de los informes financieros del Sub-Adjudicatario por parte de PARTNERS. Los pagos se realizarán en la moneda identificada en la Sección 1, Artículo 1j, "Monto del </w:t>
             </w:r>
             <w:r>
               <w:rPr>
@@ -16717,7 +16548,6 @@
               <w:spacing w:line="276" w:lineRule="auto"/>
               <w:ind w:left="720"/>
               <w:jc w:val="both"/>
-              <w:outlineLvl w:val="2"/>
               <w:rPr>
                 <w:rFonts w:cs="Times New Roman"/>
                 <w:color w:val="auto"/>
@@ -16736,7 +16566,6 @@
               </w:numPr>
               <w:spacing w:line="276" w:lineRule="auto"/>
               <w:jc w:val="both"/>
-              <w:outlineLvl w:val="2"/>
               <w:rPr>
                 <w:rFonts w:cs="Times New Roman"/>
                 <w:color w:val="auto"/>
@@ -16766,7 +16595,6 @@
               <w:spacing w:line="276" w:lineRule="auto"/>
               <w:ind w:left="720"/>
               <w:jc w:val="both"/>
-              <w:outlineLvl w:val="2"/>
               <w:rPr>
                 <w:rFonts w:cs="Times New Roman"/>
                 <w:color w:val="auto"/>
@@ -16785,7 +16613,6 @@
               </w:numPr>
               <w:spacing w:line="276" w:lineRule="auto"/>
               <w:jc w:val="both"/>
-              <w:outlineLvl w:val="2"/>
               <w:rPr>
                 <w:rFonts w:cs="Times New Roman"/>
                 <w:color w:val="auto"/>
@@ -16891,16 +16718,7 @@
                 <w:szCs w:val="22"/>
                 <w:lang w:val="es-ES"/>
               </w:rPr>
-              <w:t xml:space="preserve"> incluido en la Sección IV. Cada anticipo deberá conciliarse dentro </w:t>
-            </w:r>
-            <w:r>
-              <w:rPr>
-                <w:rFonts w:cs="Times New Roman"/>
-                <w:szCs w:val="22"/>
-                <w:lang w:val="es-ES"/>
-              </w:rPr>
-              <w:lastRenderedPageBreak/>
-              <w:t xml:space="preserve">de los 30 días posteriores a la fecha en que sea entregado el anticipo. No se concederán anticipos adicionales hasta que se hayan conciliado todos los anticipos pendientes. Los recursos de las solicitudes de reembolsos se acreditarán en primer lugar contra cualquier anticipo pendiente. </w:t>
+              <w:t xml:space="preserve"> incluido en la Sección IV. Cada anticipo deberá conciliarse dentro de los 30 días posteriores a la fecha en que sea entregado el anticipo. No se concederán anticipos adicionales hasta que se hayan conciliado todos los anticipos pendientes. Los recursos de las solicitudes de reembolsos se acreditarán en primer lugar contra cualquier anticipo pendiente. </w:t>
             </w:r>
           </w:p>
           <w:p>
@@ -17114,7 +16932,6 @@
               </w:numPr>
               <w:spacing w:before="0" w:line="276" w:lineRule="auto"/>
               <w:ind w:left="90"/>
-              <w:outlineLvl w:val="1"/>
               <w:rPr>
                 <w:b w:val="0"/>
                 <w:bCs/>
@@ -17251,9 +17068,18 @@
                 <w:highlight w:val="none"/>
                 <w:lang w:val="es-CR"/>
               </w:rPr>
-              <w:t xml:space="preserve">Un informe sobre la situación financiera del Proyecto y las proyecciones para los últimos </w:t>
-            </w:r>
-            <w:r>
+              <w:t>Un informe sobre la situación financiera del Proyecto y las proyecciones para los últimos seis meses del Proyecto, saldo de fondos previstos para el tiempo posterior a la fecha de finalización del Proyecto;</w:t>
+            </w:r>
+          </w:p>
+          <w:p>
+            <w:pPr>
+              <w:pStyle w:val="P68B1DB1-Ttulo35"/>
+              <w:numPr>
+                <w:ilvl w:val="0"/>
+                <w:numId w:val="79"/>
+              </w:numPr>
+              <w:spacing w:line="276" w:lineRule="auto"/>
+              <w:jc w:val="both"/>
               <w:rPr>
                 <w:rFonts w:cs="Times New Roman"/>
                 <w:bCs/>
@@ -17263,19 +17089,8 @@
                 <w:highlight w:val="none"/>
                 <w:lang w:val="es-CR"/>
               </w:rPr>
-              <w:lastRenderedPageBreak/>
-              <w:t>seis meses del Proyecto, saldo de fondos previstos para el tiempo posterior a la fecha de finalización del Proyecto;</w:t>
-            </w:r>
-          </w:p>
-          <w:p>
-            <w:pPr>
-              <w:pStyle w:val="P68B1DB1-Ttulo35"/>
-              <w:numPr>
-                <w:ilvl w:val="0"/>
-                <w:numId w:val="79"/>
-              </w:numPr>
-              <w:spacing w:line="276" w:lineRule="auto"/>
-              <w:jc w:val="both"/>
+            </w:pPr>
+            <w:r>
               <w:rPr>
                 <w:rFonts w:cs="Times New Roman"/>
                 <w:bCs/>
@@ -17285,7 +17100,8 @@
                 <w:highlight w:val="none"/>
                 <w:lang w:val="es-CR"/>
               </w:rPr>
-            </w:pPr>
+              <w:t xml:space="preserve">El inventario final de bienes residuales con valor justo actual de mercado igual o mayor de USD </w:t>
+            </w:r>
             <w:r>
               <w:rPr>
                 <w:rFonts w:cs="Times New Roman"/>
@@ -17296,7 +17112,7 @@
                 <w:highlight w:val="none"/>
                 <w:lang w:val="es-CR"/>
               </w:rPr>
-              <w:t xml:space="preserve">El inventario final de bienes residuales con valor justo actual de mercado igual o mayor de USD </w:t>
+              <w:t>100</w:t>
             </w:r>
             <w:r>
               <w:rPr>
@@ -17308,7 +17124,7 @@
                 <w:highlight w:val="none"/>
                 <w:lang w:val="es-CR"/>
               </w:rPr>
-              <w:t>100</w:t>
+              <w:t xml:space="preserve"> (o su equivalente local), que hayan sido adquiridos o proporcionados bajo </w:t>
             </w:r>
             <w:r>
               <w:rPr>
@@ -17320,7 +17136,7 @@
                 <w:highlight w:val="none"/>
                 <w:lang w:val="es-CR"/>
               </w:rPr>
-              <w:t xml:space="preserve"> (o su equivalente local), que hayan sido adquiridos o proporcionados bajo </w:t>
+              <w:t>el</w:t>
             </w:r>
             <w:r>
               <w:rPr>
@@ -17332,7 +17148,7 @@
                 <w:highlight w:val="none"/>
                 <w:lang w:val="es-CR"/>
               </w:rPr>
-              <w:t>el</w:t>
+              <w:t xml:space="preserve"> Sub-acuerdo, </w:t>
             </w:r>
             <w:r>
               <w:rPr>
@@ -17344,7 +17160,7 @@
                 <w:highlight w:val="none"/>
                 <w:lang w:val="es-CR"/>
               </w:rPr>
-              <w:t xml:space="preserve"> Sub-acuerdo, </w:t>
+              <w:t>e</w:t>
             </w:r>
             <w:r>
               <w:rPr>
@@ -17356,7 +17172,7 @@
                 <w:highlight w:val="none"/>
                 <w:lang w:val="es-CR"/>
               </w:rPr>
-              <w:t>e</w:t>
+              <w:t xml:space="preserve"> incluido en</w:t>
             </w:r>
             <w:r>
               <w:rPr>
@@ -17368,7 +17184,7 @@
                 <w:highlight w:val="none"/>
                 <w:lang w:val="es-CR"/>
               </w:rPr>
-              <w:t xml:space="preserve"> incluido en</w:t>
+              <w:t xml:space="preserve"> el Plan de </w:t>
             </w:r>
             <w:r>
               <w:rPr>
@@ -17380,7 +17196,7 @@
                 <w:highlight w:val="none"/>
                 <w:lang w:val="es-CR"/>
               </w:rPr>
-              <w:t xml:space="preserve"> el Plan de </w:t>
+              <w:t xml:space="preserve">disposición </w:t>
             </w:r>
             <w:r>
               <w:rPr>
@@ -17392,9 +17208,18 @@
                 <w:highlight w:val="none"/>
                 <w:lang w:val="es-CR"/>
               </w:rPr>
-              <w:t xml:space="preserve">disposición </w:t>
-            </w:r>
-            <w:r>
+              <w:t>de Bienes; y</w:t>
+            </w:r>
+          </w:p>
+          <w:p>
+            <w:pPr>
+              <w:pStyle w:val="P68B1DB1-Ttulo35"/>
+              <w:numPr>
+                <w:ilvl w:val="0"/>
+                <w:numId w:val="79"/>
+              </w:numPr>
+              <w:spacing w:line="276" w:lineRule="auto"/>
+              <w:jc w:val="both"/>
               <w:rPr>
                 <w:rFonts w:cs="Times New Roman"/>
                 <w:bCs/>
@@ -17404,18 +17229,8 @@
                 <w:highlight w:val="none"/>
                 <w:lang w:val="es-CR"/>
               </w:rPr>
-              <w:t>de Bienes; y</w:t>
-            </w:r>
-          </w:p>
-          <w:p>
-            <w:pPr>
-              <w:pStyle w:val="P68B1DB1-Ttulo35"/>
-              <w:numPr>
-                <w:ilvl w:val="0"/>
-                <w:numId w:val="79"/>
-              </w:numPr>
-              <w:spacing w:line="276" w:lineRule="auto"/>
-              <w:jc w:val="both"/>
+            </w:pPr>
+            <w:r>
               <w:rPr>
                 <w:rFonts w:cs="Times New Roman"/>
                 <w:bCs/>
@@ -17425,7 +17240,162 @@
                 <w:highlight w:val="none"/>
                 <w:lang w:val="es-CR"/>
               </w:rPr>
-            </w:pPr>
+              <w:t>Un cronograma para abordar los arrendamientos de oficinas, cuentas bancarias, servicios públicos, teléfonos celulares, notificación al personal, seguros de salud, viajes pendientes, pagos sociales, y pago de indemnizaciones por despidos para el personal local (si procede), arrendamientos de vehículos y suscripciones telefónicas.</w:t>
+            </w:r>
+          </w:p>
+          <w:p>
+            <w:pPr>
+              <w:pStyle w:val="P68B1DB1-Ttulo35"/>
+              <w:spacing w:line="276" w:lineRule="auto"/>
+              <w:jc w:val="both"/>
+              <w:rPr>
+                <w:rFonts w:cs="Times New Roman"/>
+                <w:bCs/>
+                <w:szCs w:val="22"/>
+                <w:highlight w:val="none"/>
+                <w:lang w:val="es-CR"/>
+              </w:rPr>
+            </w:pPr>
+          </w:p>
+          <w:p>
+            <w:pPr>
+              <w:pStyle w:val="P68B1DB1-Ttulo35"/>
+              <w:numPr>
+                <w:ilvl w:val="0"/>
+                <w:numId w:val="60"/>
+              </w:numPr>
+              <w:spacing w:line="276" w:lineRule="auto"/>
+              <w:jc w:val="both"/>
+              <w:rPr>
+                <w:rFonts w:cs="Times New Roman"/>
+                <w:bCs/>
+                <w:szCs w:val="22"/>
+                <w:highlight w:val="none"/>
+                <w:lang w:val="es-CR"/>
+              </w:rPr>
+            </w:pPr>
+            <w:r>
+              <w:rPr>
+                <w:rFonts w:cs="Times New Roman"/>
+                <w:bCs/>
+                <w:szCs w:val="22"/>
+                <w:highlight w:val="none"/>
+                <w:lang w:val="es-CR"/>
+              </w:rPr>
+              <w:t>El cierre se finalizará cuando:</w:t>
+            </w:r>
+          </w:p>
+          <w:p>
+            <w:pPr>
+              <w:pStyle w:val="P68B1DB1-Ttulo35"/>
+              <w:numPr>
+                <w:ilvl w:val="0"/>
+                <w:numId w:val="78"/>
+              </w:numPr>
+              <w:spacing w:line="276" w:lineRule="auto"/>
+              <w:jc w:val="both"/>
+              <w:rPr>
+                <w:rFonts w:cs="Times New Roman"/>
+                <w:bCs/>
+                <w:szCs w:val="22"/>
+                <w:highlight w:val="none"/>
+                <w:lang w:val="es-CR"/>
+              </w:rPr>
+            </w:pPr>
+            <w:r>
+              <w:rPr>
+                <w:rFonts w:cs="Times New Roman"/>
+                <w:bCs/>
+                <w:szCs w:val="22"/>
+                <w:highlight w:val="none"/>
+                <w:lang w:val="es-CR"/>
+              </w:rPr>
+              <w:t>Todos los informes y documentos programáticos requeridos, estipulados en la Sección III, hayan sido presentados y aprobados;</w:t>
+            </w:r>
+          </w:p>
+          <w:p>
+            <w:pPr>
+              <w:pStyle w:val="P68B1DB1-Ttulo35"/>
+              <w:numPr>
+                <w:ilvl w:val="0"/>
+                <w:numId w:val="78"/>
+              </w:numPr>
+              <w:spacing w:line="276" w:lineRule="auto"/>
+              <w:jc w:val="both"/>
+              <w:rPr>
+                <w:rFonts w:cs="Times New Roman"/>
+                <w:bCs/>
+                <w:szCs w:val="22"/>
+                <w:highlight w:val="none"/>
+                <w:lang w:val="es-CR"/>
+              </w:rPr>
+            </w:pPr>
+            <w:r>
+              <w:rPr>
+                <w:rFonts w:cs="Times New Roman"/>
+                <w:bCs/>
+                <w:szCs w:val="22"/>
+                <w:highlight w:val="none"/>
+                <w:lang w:val="es-CR"/>
+              </w:rPr>
+              <w:t>Todos los Informes Financieros y documentos de soporte requeridos hayan sido presentados y aprobados;</w:t>
+            </w:r>
+          </w:p>
+          <w:p>
+            <w:pPr>
+              <w:pStyle w:val="P68B1DB1-Ttulo35"/>
+              <w:numPr>
+                <w:ilvl w:val="0"/>
+                <w:numId w:val="78"/>
+              </w:numPr>
+              <w:spacing w:line="276" w:lineRule="auto"/>
+              <w:jc w:val="both"/>
+              <w:rPr>
+                <w:rFonts w:cs="Times New Roman"/>
+                <w:bCs/>
+                <w:szCs w:val="22"/>
+                <w:highlight w:val="none"/>
+                <w:lang w:val="es-CR"/>
+              </w:rPr>
+            </w:pPr>
+            <w:r>
+              <w:rPr>
+                <w:rFonts w:cs="Times New Roman"/>
+                <w:bCs/>
+                <w:szCs w:val="22"/>
+                <w:highlight w:val="none"/>
+                <w:lang w:val="es-CR"/>
+              </w:rPr>
+              <w:t>Todos los bienes hayan sido enajenados; y</w:t>
+            </w:r>
+          </w:p>
+          <w:p>
+            <w:pPr>
+              <w:pStyle w:val="P68B1DB1-Ttulo35"/>
+              <w:numPr>
+                <w:ilvl w:val="0"/>
+                <w:numId w:val="78"/>
+              </w:numPr>
+              <w:spacing w:line="276" w:lineRule="auto"/>
+              <w:jc w:val="both"/>
+              <w:rPr>
+                <w:rFonts w:cs="Times New Roman"/>
+                <w:bCs/>
+                <w:szCs w:val="22"/>
+                <w:highlight w:val="none"/>
+                <w:lang w:val="es-CR"/>
+              </w:rPr>
+            </w:pPr>
+            <w:r>
+              <w:rPr>
+                <w:rFonts w:cs="Times New Roman"/>
+                <w:bCs/>
+                <w:szCs w:val="22"/>
+                <w:highlight w:val="none"/>
+                <w:lang w:val="es-CR"/>
+              </w:rPr>
+              <w:t>La carta de cierre del Sub-acuerdo haya sido firmada</w:t>
+            </w:r>
             <w:r>
               <w:rPr>
                 <w:rFonts w:cs="Times New Roman"/>
@@ -17436,163 +17406,15 @@
                 <w:highlight w:val="none"/>
                 <w:lang w:val="es-CR"/>
               </w:rPr>
-              <w:t>Un cronograma para abordar los arrendamientos de oficinas, cuentas bancarias, servicios públicos, teléfonos celulares, notificación al personal, seguros de salud, viajes pendientes, pagos sociales, y pago de indemnizaciones por despidos para el personal local (si procede), arrendamientos de vehículos y suscripciones telefónicas.</w:t>
+              <w:t>.</w:t>
             </w:r>
           </w:p>
           <w:p>
             <w:pPr>
               <w:pStyle w:val="P68B1DB1-Ttulo35"/>
               <w:spacing w:line="276" w:lineRule="auto"/>
-              <w:jc w:val="both"/>
-              <w:rPr>
-                <w:rFonts w:cs="Times New Roman"/>
-                <w:bCs/>
-                <w:szCs w:val="22"/>
-                <w:highlight w:val="none"/>
-                <w:lang w:val="es-CR"/>
-              </w:rPr>
-            </w:pPr>
-          </w:p>
-          <w:p>
-            <w:pPr>
-              <w:pStyle w:val="P68B1DB1-Ttulo35"/>
-              <w:numPr>
-                <w:ilvl w:val="0"/>
-                <w:numId w:val="60"/>
-              </w:numPr>
-              <w:spacing w:line="276" w:lineRule="auto"/>
-              <w:jc w:val="both"/>
-              <w:rPr>
-                <w:rFonts w:cs="Times New Roman"/>
-                <w:bCs/>
-                <w:szCs w:val="22"/>
-                <w:highlight w:val="none"/>
-                <w:lang w:val="es-CR"/>
-              </w:rPr>
-            </w:pPr>
-            <w:r>
-              <w:rPr>
-                <w:rFonts w:cs="Times New Roman"/>
-                <w:bCs/>
-                <w:szCs w:val="22"/>
-                <w:highlight w:val="none"/>
-                <w:lang w:val="es-CR"/>
-              </w:rPr>
-              <w:t>El cierre se finalizará cuando:</w:t>
-            </w:r>
-          </w:p>
-          <w:p>
-            <w:pPr>
-              <w:pStyle w:val="P68B1DB1-Ttulo35"/>
-              <w:numPr>
-                <w:ilvl w:val="0"/>
-                <w:numId w:val="78"/>
-              </w:numPr>
-              <w:spacing w:line="276" w:lineRule="auto"/>
-              <w:jc w:val="both"/>
-              <w:rPr>
-                <w:rFonts w:cs="Times New Roman"/>
-                <w:bCs/>
-                <w:szCs w:val="22"/>
-                <w:highlight w:val="none"/>
-                <w:lang w:val="es-CR"/>
-              </w:rPr>
-            </w:pPr>
-            <w:r>
-              <w:rPr>
-                <w:rFonts w:cs="Times New Roman"/>
-                <w:bCs/>
-                <w:szCs w:val="22"/>
-                <w:highlight w:val="none"/>
-                <w:lang w:val="es-CR"/>
-              </w:rPr>
-              <w:t>Todos los informes y documentos programáticos requeridos, estipulados en la Sección III, hayan sido presentados y aprobados;</w:t>
-            </w:r>
-          </w:p>
-          <w:p>
-            <w:pPr>
-              <w:pStyle w:val="P68B1DB1-Ttulo35"/>
-              <w:numPr>
-                <w:ilvl w:val="0"/>
-                <w:numId w:val="78"/>
-              </w:numPr>
-              <w:spacing w:line="276" w:lineRule="auto"/>
-              <w:jc w:val="both"/>
-              <w:rPr>
-                <w:rFonts w:cs="Times New Roman"/>
-                <w:bCs/>
-                <w:szCs w:val="22"/>
-                <w:highlight w:val="none"/>
-                <w:lang w:val="es-CR"/>
-              </w:rPr>
-            </w:pPr>
-            <w:r>
-              <w:rPr>
-                <w:rFonts w:cs="Times New Roman"/>
-                <w:bCs/>
-                <w:szCs w:val="22"/>
-                <w:highlight w:val="none"/>
-                <w:lang w:val="es-CR"/>
-              </w:rPr>
-              <w:t>Todos los Informes Financieros y documentos de soporte requeridos hayan sido presentados y aprobados;</w:t>
-            </w:r>
-          </w:p>
-          <w:p>
-            <w:pPr>
-              <w:pStyle w:val="P68B1DB1-Ttulo35"/>
-              <w:numPr>
-                <w:ilvl w:val="0"/>
-                <w:numId w:val="78"/>
-              </w:numPr>
-              <w:spacing w:line="276" w:lineRule="auto"/>
-              <w:jc w:val="both"/>
-              <w:rPr>
-                <w:rFonts w:cs="Times New Roman"/>
-                <w:bCs/>
-                <w:szCs w:val="22"/>
-                <w:highlight w:val="none"/>
-                <w:lang w:val="es-CR"/>
-              </w:rPr>
-            </w:pPr>
-            <w:r>
-              <w:rPr>
-                <w:rFonts w:cs="Times New Roman"/>
-                <w:bCs/>
-                <w:szCs w:val="22"/>
-                <w:highlight w:val="none"/>
-                <w:lang w:val="es-CR"/>
-              </w:rPr>
-              <w:t>Todos los bienes hayan sido enajenados; y</w:t>
-            </w:r>
-          </w:p>
-          <w:p>
-            <w:pPr>
-              <w:pStyle w:val="P68B1DB1-Ttulo35"/>
-              <w:numPr>
-                <w:ilvl w:val="0"/>
-                <w:numId w:val="78"/>
-              </w:numPr>
-              <w:spacing w:line="276" w:lineRule="auto"/>
-              <w:jc w:val="both"/>
-              <w:rPr>
-                <w:rFonts w:cs="Times New Roman"/>
-                <w:bCs/>
-                <w:szCs w:val="22"/>
-                <w:highlight w:val="none"/>
-                <w:lang w:val="es-CR"/>
-              </w:rPr>
-            </w:pPr>
-            <w:r>
-              <w:rPr>
-                <w:rFonts w:cs="Times New Roman"/>
-                <w:bCs/>
-                <w:szCs w:val="22"/>
-                <w:highlight w:val="none"/>
-                <w:lang w:val="es-CR"/>
-              </w:rPr>
-              <w:t>La carta de cierre del Sub-acuerdo haya sido firmada</w:t>
-            </w:r>
-            <w:r>
+              <w:ind w:left="1238"/>
+              <w:jc w:val="both"/>
               <w:rPr>
                 <w:rFonts w:cs="Times New Roman"/>
                 <w:bCs/>
@@ -17602,24 +17424,6 @@
                 <w:highlight w:val="none"/>
                 <w:lang w:val="es-CR"/>
               </w:rPr>
-              <w:t>.</w:t>
-            </w:r>
-          </w:p>
-          <w:p>
-            <w:pPr>
-              <w:pStyle w:val="P68B1DB1-Ttulo35"/>
-              <w:spacing w:line="276" w:lineRule="auto"/>
-              <w:ind w:left="1238"/>
-              <w:jc w:val="both"/>
-              <w:rPr>
-                <w:rFonts w:cs="Times New Roman"/>
-                <w:bCs/>
-                <w:i/>
-                <w:iCs/>
-                <w:szCs w:val="22"/>
-                <w:highlight w:val="none"/>
-                <w:lang w:val="es-CR"/>
-              </w:rPr>
             </w:pPr>
           </w:p>
           <w:p>
@@ -17631,7 +17435,6 @@
               </w:numPr>
               <w:spacing w:before="0" w:line="276" w:lineRule="auto"/>
               <w:ind w:left="90"/>
-              <w:outlineLvl w:val="1"/>
               <w:rPr>
                 <w:b w:val="0"/>
                 <w:bCs/>
@@ -17762,15 +17565,7 @@
                 <w:rFonts w:eastAsiaTheme="majorEastAsia" w:cs="Times New Roman"/>
                 <w:lang w:val="es-ES"/>
               </w:rPr>
-              <w:t xml:space="preserve">que estén </w:t>
-            </w:r>
-            <w:r>
-              <w:rPr>
-                <w:rFonts w:eastAsiaTheme="majorEastAsia" w:cs="Times New Roman"/>
-                <w:lang w:val="es-ES"/>
-              </w:rPr>
-              <w:lastRenderedPageBreak/>
-              <w:t>por encima del umbral de micro-compras deben realizarse de tal forma que se permita la competencia justa e imparcial de todas las fuentes responsables.</w:t>
+              <w:t>que estén por encima del umbral de micro-compras deben realizarse de tal forma que se permita la competencia justa e imparcial de todas las fuentes responsables.</w:t>
             </w:r>
           </w:p>
           <w:p>
@@ -18086,15 +17881,7 @@
                 <w:rFonts w:eastAsiaTheme="majorEastAsia" w:cs="Times New Roman"/>
                 <w:lang w:val="es-ES"/>
               </w:rPr>
-              <w:t xml:space="preserve">El tipo de instrumentos de adquisición utilizados (por ejemplo, contratos de precio fijo, contratos de costos reembolsables, órdenes de compra, contratos de incentivos) debe ser apropiado para la adquisición particular y para promover el mejor interés del </w:t>
-            </w:r>
-            <w:r>
-              <w:rPr>
-                <w:rFonts w:eastAsiaTheme="majorEastAsia" w:cs="Times New Roman"/>
-                <w:lang w:val="es-ES"/>
-              </w:rPr>
-              <w:lastRenderedPageBreak/>
-              <w:t xml:space="preserve">programa o proyecto. El </w:t>
+              <w:t xml:space="preserve">El tipo de instrumentos de adquisición utilizados (por ejemplo, contratos de precio fijo, contratos de costos reembolsables, órdenes de compra, contratos de incentivos) debe ser apropiado para la adquisición particular y para promover el mejor interés del programa o proyecto. El </w:t>
             </w:r>
             <w:r>
               <w:rPr>
@@ -18224,7 +18011,6 @@
               </w:numPr>
               <w:spacing w:before="0" w:line="276" w:lineRule="auto"/>
               <w:ind w:left="90"/>
-              <w:outlineLvl w:val="1"/>
               <w:rPr>
                 <w:b w:val="0"/>
                 <w:bCs/>
@@ -18433,7 +18219,6 @@
                 <w:rFonts w:cs="Times New Roman"/>
                 <w:lang w:val="es-ES"/>
               </w:rPr>
-              <w:lastRenderedPageBreak/>
               <w:t xml:space="preserve">debe usar la Propiedad en actividades relacionadas con sus otras actividades, en el siguiente orden de prioridad: </w:t>
             </w:r>
           </w:p>
@@ -18602,7 +18387,6 @@
               </w:numPr>
               <w:spacing w:before="0" w:line="276" w:lineRule="auto"/>
               <w:ind w:left="90"/>
-              <w:outlineLvl w:val="1"/>
               <w:rPr>
                 <w:b w:val="0"/>
                 <w:bCs/>
@@ -18615,7 +18399,6 @@
                 <w:bCs/>
                 <w:color w:val="2F5496" w:themeColor="accent1" w:themeShade="BF"/>
               </w:rPr>
-              <w:lastRenderedPageBreak/>
               <w:t xml:space="preserve">Artículo 16. Representantes de las Partes </w:t>
             </w:r>
           </w:p>
@@ -18628,7 +18411,6 @@
               </w:numPr>
               <w:spacing w:line="276" w:lineRule="auto"/>
               <w:jc w:val="both"/>
-              <w:outlineLvl w:val="2"/>
               <w:rPr>
                 <w:rFonts w:cs="Times New Roman"/>
                 <w:color w:val="auto"/>
@@ -18678,7 +18460,6 @@
               <w:spacing w:line="276" w:lineRule="auto"/>
               <w:ind w:left="720"/>
               <w:jc w:val="both"/>
-              <w:outlineLvl w:val="2"/>
               <w:rPr>
                 <w:rFonts w:cs="Times New Roman"/>
                 <w:color w:val="auto"/>
@@ -18697,7 +18478,6 @@
               </w:numPr>
               <w:spacing w:line="276" w:lineRule="auto"/>
               <w:jc w:val="both"/>
-              <w:outlineLvl w:val="2"/>
               <w:rPr>
                 <w:rFonts w:cs="Times New Roman"/>
                 <w:color w:val="auto"/>
@@ -18727,7 +18507,6 @@
               <w:spacing w:line="276" w:lineRule="auto"/>
               <w:ind w:left="720"/>
               <w:jc w:val="both"/>
-              <w:outlineLvl w:val="2"/>
               <w:rPr>
                 <w:rFonts w:cs="Times New Roman"/>
                 <w:color w:val="auto"/>
@@ -18746,7 +18525,6 @@
               </w:numPr>
               <w:spacing w:line="276" w:lineRule="auto"/>
               <w:jc w:val="both"/>
-              <w:outlineLvl w:val="2"/>
               <w:rPr>
                 <w:rFonts w:cs="Times New Roman"/>
                 <w:color w:val="auto"/>
@@ -18776,7 +18554,6 @@
               <w:spacing w:line="276" w:lineRule="auto"/>
               <w:ind w:left="360"/>
               <w:jc w:val="both"/>
-              <w:outlineLvl w:val="2"/>
               <w:rPr>
                 <w:rFonts w:cs="Times New Roman"/>
                 <w:color w:val="auto"/>
@@ -18802,24 +18579,22 @@
               </w:numPr>
               <w:spacing w:line="276" w:lineRule="auto"/>
               <w:jc w:val="both"/>
-              <w:outlineLvl w:val="2"/>
-              <w:rPr>
-                <w:rFonts w:cs="Times New Roman"/>
-                <w:color w:val="auto"/>
-                <w:sz w:val="22"/>
-                <w:szCs w:val="22"/>
-                <w:lang w:val="es-ES"/>
-              </w:rPr>
-            </w:pPr>
-            <w:r>
-              <w:rPr>
-                <w:rFonts w:cs="Times New Roman"/>
-                <w:color w:val="auto"/>
-                <w:sz w:val="22"/>
-                <w:szCs w:val="22"/>
-                <w:lang w:val="es-ES"/>
-              </w:rPr>
-              <w:lastRenderedPageBreak/>
+              <w:rPr>
+                <w:rFonts w:cs="Times New Roman"/>
+                <w:color w:val="auto"/>
+                <w:sz w:val="22"/>
+                <w:szCs w:val="22"/>
+                <w:lang w:val="es-ES"/>
+              </w:rPr>
+            </w:pPr>
+            <w:r>
+              <w:rPr>
+                <w:rFonts w:cs="Times New Roman"/>
+                <w:color w:val="auto"/>
+                <w:sz w:val="22"/>
+                <w:szCs w:val="22"/>
+                <w:lang w:val="es-ES"/>
+              </w:rPr>
               <w:t>Las Partes reconocen que este Sub-acuerdo no crea ninguna agencia, sociedad, empresa conjunta, franquicia o relación laboral (de empleador-empleado) real o aparente entre las Partes. Las Partes renuncian expresamente a cualquier relación de agencia, sociedad, empresa conjunta, franquicia o laboral (de empleador-empleado) entre ellas; acuerdan que actúan bajo este Sub-acuerdo únicamente como entidades autónomas; y convienen que las Partes no tienen ninguna obligación fiduciaria ni ninguna otra obligación especial o implícita que no figure expresamente en este documento. El Sub-Adjudicatario no está autorizado para firmar o comprometer a PARTNERS en ningún Contrato de ningún tipo, y el Sub-Adjudicatario no deberá declararse a sí mismo agente o representante legal de PARTNERS</w:t>
             </w:r>
             <w:r>
@@ -18842,7 +18617,6 @@
               </w:numPr>
               <w:spacing w:before="0" w:line="276" w:lineRule="auto"/>
               <w:ind w:left="90"/>
-              <w:outlineLvl w:val="1"/>
               <w:rPr>
                 <w:b w:val="0"/>
                 <w:bCs/>
@@ -18860,7 +18634,6 @@
               </w:numPr>
               <w:spacing w:before="0" w:line="276" w:lineRule="auto"/>
               <w:ind w:left="90"/>
-              <w:outlineLvl w:val="1"/>
               <w:rPr>
                 <w:b w:val="0"/>
                 <w:bCs/>
@@ -18921,7 +18694,6 @@
               </w:numPr>
               <w:spacing w:before="0" w:line="276" w:lineRule="auto"/>
               <w:ind w:left="90"/>
-              <w:outlineLvl w:val="1"/>
               <w:rPr>
                 <w:b w:val="0"/>
                 <w:bCs/>
@@ -18965,7 +18737,6 @@
               <w:spacing w:before="0"/>
               <w:ind w:left="90"/>
               <w:jc w:val="both"/>
-              <w:outlineLvl w:val="1"/>
               <w:rPr>
                 <w:rFonts w:cs="Times New Roman"/>
                 <w:b w:val="0"/>
@@ -18992,7 +18763,6 @@
               </w:numPr>
               <w:spacing w:before="0" w:line="276" w:lineRule="auto"/>
               <w:ind w:left="90"/>
-              <w:outlineLvl w:val="1"/>
               <w:rPr>
                 <w:b w:val="0"/>
                 <w:bCs/>
@@ -19024,15 +18794,7 @@
                 <w:rFonts w:cs="Times New Roman"/>
                 <w:lang w:val="es-ES"/>
               </w:rPr>
-              <w:t xml:space="preserve">Este Sub-acuerdo será financiado total o parcialmente con fondos pertenecientes a la organización indicada en la Sección I. Artículo 2g, “Entidad Donante”. La Entidad Donante ni ninguno de sus departamentos, agencias o empleados es constituirá una de las Partes de este Sub-acuerdo o de cualquier Sub-acuerdo de menor nivel. El presente Sub-acuerdo no establece ninguna relación contractual entre la Entidad Donante y el Sub-Adjudicatario. </w:t>
-            </w:r>
-            <w:r>
-              <w:rPr>
-                <w:rFonts w:cs="Times New Roman"/>
-                <w:lang w:val="es-ES"/>
-              </w:rPr>
-              <w:lastRenderedPageBreak/>
-              <w:t>El Sub-Adjudicatario deberá respetar y abstenerse de socavar la relación contractual del Sub-acuerdo que existe entre la Entidad Donante y PARTNERS</w:t>
+              <w:t>Este Sub-acuerdo será financiado total o parcialmente con fondos pertenecientes a la organización indicada en la Sección I. Artículo 2g, “Entidad Donante”. La Entidad Donante ni ninguno de sus departamentos, agencias o empleados es constituirá una de las Partes de este Sub-acuerdo o de cualquier Sub-acuerdo de menor nivel. El presente Sub-acuerdo no establece ninguna relación contractual entre la Entidad Donante y el Sub-Adjudicatario. El Sub-Adjudicatario deberá respetar y abstenerse de socavar la relación contractual del Sub-acuerdo que existe entre la Entidad Donante y PARTNERS</w:t>
             </w:r>
             <w:r>
               <w:rPr>
@@ -19059,7 +18821,6 @@
               <w:spacing w:line="276" w:lineRule="auto"/>
               <w:ind w:left="90"/>
               <w:jc w:val="both"/>
-              <w:outlineLvl w:val="1"/>
               <w:rPr>
                 <w:rFonts w:cs="Times New Roman"/>
                 <w:b w:val="0"/>
@@ -19079,7 +18840,6 @@
               </w:numPr>
               <w:spacing w:before="0" w:line="276" w:lineRule="auto"/>
               <w:ind w:left="90"/>
-              <w:outlineLvl w:val="1"/>
               <w:rPr>
                 <w:b w:val="0"/>
                 <w:bCs/>
@@ -19131,7 +18891,6 @@
               <w:spacing w:before="0"/>
               <w:ind w:left="90"/>
               <w:jc w:val="both"/>
-              <w:outlineLvl w:val="1"/>
               <w:rPr>
                 <w:rFonts w:cs="Times New Roman"/>
                 <w:b w:val="0"/>
@@ -19151,7 +18910,6 @@
               </w:numPr>
               <w:spacing w:before="0" w:line="276" w:lineRule="auto"/>
               <w:ind w:left="90"/>
-              <w:outlineLvl w:val="1"/>
               <w:rPr>
                 <w:b w:val="0"/>
                 <w:bCs/>
@@ -19210,7 +18968,6 @@
               <w:spacing w:before="0"/>
               <w:ind w:left="90"/>
               <w:jc w:val="both"/>
-              <w:outlineLvl w:val="1"/>
               <w:rPr>
                 <w:rFonts w:cs="Times New Roman"/>
                 <w:b w:val="0"/>
@@ -19230,7 +18987,6 @@
               </w:numPr>
               <w:spacing w:before="0" w:line="276" w:lineRule="auto"/>
               <w:ind w:left="90"/>
-              <w:outlineLvl w:val="1"/>
               <w:rPr>
                 <w:b w:val="0"/>
                 <w:bCs/>
@@ -19296,7 +19052,6 @@
               </w:numPr>
               <w:spacing w:before="0" w:line="276" w:lineRule="auto"/>
               <w:ind w:left="90"/>
-              <w:outlineLvl w:val="1"/>
               <w:rPr>
                 <w:b w:val="0"/>
                 <w:bCs/>
@@ -19363,7 +19118,6 @@
               <w:spacing w:before="0"/>
               <w:ind w:left="90"/>
               <w:jc w:val="both"/>
-              <w:outlineLvl w:val="1"/>
               <w:rPr>
                 <w:rFonts w:cs="Times New Roman"/>
                 <w:sz w:val="22"/>
@@ -19388,7 +19142,6 @@
               </w:numPr>
               <w:spacing w:before="0" w:line="276" w:lineRule="auto"/>
               <w:ind w:left="90"/>
-              <w:outlineLvl w:val="1"/>
               <w:rPr>
                 <w:b w:val="0"/>
                 <w:bCs/>
@@ -19449,7 +19202,6 @@
               </w:numPr>
               <w:spacing w:before="0" w:line="276" w:lineRule="auto"/>
               <w:ind w:left="90"/>
-              <w:outlineLvl w:val="1"/>
               <w:rPr>
                 <w:b w:val="0"/>
                 <w:bCs/>
@@ -19462,7 +19214,6 @@
                 <w:bCs/>
                 <w:color w:val="2F5496" w:themeColor="accent1" w:themeShade="BF"/>
               </w:rPr>
-              <w:lastRenderedPageBreak/>
               <w:t>Artículo 25. Suspensión</w:t>
             </w:r>
           </w:p>
@@ -19475,7 +19226,6 @@
               </w:numPr>
               <w:spacing w:line="276" w:lineRule="auto"/>
               <w:jc w:val="both"/>
-              <w:outlineLvl w:val="2"/>
               <w:rPr>
                 <w:rFonts w:cs="Times New Roman"/>
                 <w:color w:val="auto"/>
@@ -19504,7 +19254,6 @@
               </w:numPr>
               <w:spacing w:line="276" w:lineRule="auto"/>
               <w:jc w:val="both"/>
-              <w:outlineLvl w:val="2"/>
               <w:rPr>
                 <w:rFonts w:cs="Times New Roman"/>
                 <w:i/>
@@ -19549,7 +19298,6 @@
               </w:numPr>
               <w:spacing w:line="276" w:lineRule="auto"/>
               <w:jc w:val="both"/>
-              <w:outlineLvl w:val="2"/>
               <w:rPr>
                 <w:rFonts w:cs="Times New Roman"/>
                 <w:i/>
@@ -19582,7 +19330,6 @@
               </w:numPr>
               <w:spacing w:line="276" w:lineRule="auto"/>
               <w:jc w:val="both"/>
-              <w:outlineLvl w:val="2"/>
               <w:rPr>
                 <w:rFonts w:cs="Times New Roman"/>
                 <w:i/>
@@ -19616,7 +19363,6 @@
               <w:spacing w:line="276" w:lineRule="auto"/>
               <w:ind w:left="720"/>
               <w:jc w:val="both"/>
-              <w:outlineLvl w:val="2"/>
               <w:rPr>
                 <w:rFonts w:cs="Times New Roman"/>
                 <w:color w:val="auto"/>
@@ -19635,7 +19381,6 @@
               </w:numPr>
               <w:spacing w:line="276" w:lineRule="auto"/>
               <w:jc w:val="both"/>
-              <w:outlineLvl w:val="2"/>
               <w:rPr>
                 <w:rFonts w:cs="Times New Roman"/>
                 <w:color w:val="auto"/>
@@ -19665,7 +19410,6 @@
               <w:spacing w:line="276" w:lineRule="auto"/>
               <w:ind w:left="720"/>
               <w:jc w:val="both"/>
-              <w:outlineLvl w:val="2"/>
               <w:rPr>
                 <w:rFonts w:cs="Times New Roman"/>
                 <w:color w:val="auto"/>
@@ -19684,7 +19428,6 @@
               </w:numPr>
               <w:spacing w:line="276" w:lineRule="auto"/>
               <w:jc w:val="both"/>
-              <w:outlineLvl w:val="2"/>
               <w:rPr>
                 <w:rFonts w:cs="Times New Roman"/>
                 <w:color w:val="auto"/>
@@ -19732,7 +19475,6 @@
               </w:numPr>
               <w:spacing w:before="0" w:line="276" w:lineRule="auto"/>
               <w:ind w:left="90"/>
-              <w:outlineLvl w:val="1"/>
               <w:rPr>
                 <w:b w:val="0"/>
                 <w:bCs/>
@@ -19758,24 +19500,22 @@
               </w:numPr>
               <w:spacing w:line="276" w:lineRule="auto"/>
               <w:jc w:val="both"/>
-              <w:outlineLvl w:val="2"/>
-              <w:rPr>
-                <w:rFonts w:cs="Times New Roman"/>
-                <w:color w:val="auto"/>
-                <w:sz w:val="22"/>
-                <w:szCs w:val="22"/>
-                <w:lang w:val="es-ES"/>
-              </w:rPr>
-            </w:pPr>
-            <w:r>
-              <w:rPr>
-                <w:rFonts w:cs="Times New Roman"/>
-                <w:color w:val="auto"/>
-                <w:sz w:val="22"/>
-                <w:szCs w:val="22"/>
-                <w:lang w:val="es-ES"/>
-              </w:rPr>
-              <w:lastRenderedPageBreak/>
+              <w:rPr>
+                <w:rFonts w:cs="Times New Roman"/>
+                <w:color w:val="auto"/>
+                <w:sz w:val="22"/>
+                <w:szCs w:val="22"/>
+                <w:lang w:val="es-ES"/>
+              </w:rPr>
+            </w:pPr>
+            <w:r>
+              <w:rPr>
+                <w:rFonts w:cs="Times New Roman"/>
+                <w:color w:val="auto"/>
+                <w:sz w:val="22"/>
+                <w:szCs w:val="22"/>
+                <w:lang w:val="es-ES"/>
+              </w:rPr>
               <w:t>PARTNERS podrá rescindir unilateralmente este Sub-acuerdo en cualquier momento, total o parcialmente, por cualquiera de las siguientes razones:</w:t>
             </w:r>
           </w:p>
@@ -19788,7 +19528,6 @@
               </w:numPr>
               <w:spacing w:line="276" w:lineRule="auto"/>
               <w:jc w:val="both"/>
-              <w:outlineLvl w:val="2"/>
               <w:rPr>
                 <w:rFonts w:cs="Times New Roman"/>
                 <w:i/>
@@ -19821,7 +19560,6 @@
               </w:numPr>
               <w:spacing w:line="276" w:lineRule="auto"/>
               <w:jc w:val="both"/>
-              <w:outlineLvl w:val="2"/>
               <w:rPr>
                 <w:rFonts w:cs="Times New Roman"/>
                 <w:i/>
@@ -19852,7 +19590,6 @@
               </w:numPr>
               <w:spacing w:line="276" w:lineRule="auto"/>
               <w:jc w:val="both"/>
-              <w:outlineLvl w:val="2"/>
               <w:rPr>
                 <w:rFonts w:cs="Times New Roman"/>
                 <w:i/>
@@ -19883,7 +19620,6 @@
               </w:numPr>
               <w:spacing w:line="276" w:lineRule="auto"/>
               <w:jc w:val="both"/>
-              <w:outlineLvl w:val="2"/>
               <w:rPr>
                 <w:rFonts w:cs="Times New Roman"/>
                 <w:i/>
@@ -19915,7 +19651,6 @@
               <w:spacing w:line="276" w:lineRule="auto"/>
               <w:ind w:left="720"/>
               <w:jc w:val="both"/>
-              <w:outlineLvl w:val="2"/>
               <w:rPr>
                 <w:rFonts w:cs="Times New Roman"/>
                 <w:color w:val="auto"/>
@@ -19934,7 +19669,6 @@
               </w:numPr>
               <w:spacing w:line="276" w:lineRule="auto"/>
               <w:jc w:val="both"/>
-              <w:outlineLvl w:val="2"/>
               <w:rPr>
                 <w:rFonts w:cs="Times New Roman"/>
                 <w:color w:val="auto"/>
@@ -19964,7 +19698,6 @@
               <w:spacing w:line="276" w:lineRule="auto"/>
               <w:ind w:left="720"/>
               <w:jc w:val="both"/>
-              <w:outlineLvl w:val="2"/>
               <w:rPr>
                 <w:rFonts w:cs="Times New Roman"/>
                 <w:color w:val="auto"/>
@@ -19983,7 +19716,6 @@
               </w:numPr>
               <w:spacing w:line="276" w:lineRule="auto"/>
               <w:jc w:val="both"/>
-              <w:outlineLvl w:val="2"/>
               <w:rPr>
                 <w:rFonts w:cs="Times New Roman"/>
                 <w:color w:val="auto"/>
@@ -20013,7 +19745,6 @@
               <w:spacing w:line="276" w:lineRule="auto"/>
               <w:ind w:left="720"/>
               <w:jc w:val="both"/>
-              <w:outlineLvl w:val="2"/>
               <w:rPr>
                 <w:rFonts w:cs="Times New Roman"/>
                 <w:color w:val="auto"/>
@@ -20032,7 +19763,6 @@
               </w:numPr>
               <w:spacing w:line="276" w:lineRule="auto"/>
               <w:jc w:val="both"/>
-              <w:outlineLvl w:val="2"/>
               <w:rPr>
                 <w:rFonts w:cs="Times New Roman"/>
                 <w:color w:val="auto"/>
@@ -20062,7 +19792,6 @@
               <w:spacing w:line="276" w:lineRule="auto"/>
               <w:ind w:left="720"/>
               <w:jc w:val="both"/>
-              <w:outlineLvl w:val="2"/>
               <w:rPr>
                 <w:rFonts w:cs="Times New Roman"/>
                 <w:color w:val="auto"/>
@@ -20081,35 +19810,23 @@
               </w:numPr>
               <w:spacing w:line="276" w:lineRule="auto"/>
               <w:jc w:val="both"/>
-              <w:outlineLvl w:val="2"/>
-              <w:rPr>
-                <w:rFonts w:cs="Times New Roman"/>
-                <w:color w:val="auto"/>
-                <w:sz w:val="22"/>
-                <w:szCs w:val="22"/>
-                <w:lang w:val="es-ES"/>
-              </w:rPr>
-            </w:pPr>
-            <w:r>
-              <w:rPr>
-                <w:rFonts w:cs="Times New Roman"/>
-                <w:color w:val="auto"/>
-                <w:sz w:val="22"/>
-                <w:szCs w:val="22"/>
-                <w:lang w:val="es-ES"/>
-              </w:rPr>
-              <w:t xml:space="preserve">Si en algún momento la Entidad Donante determina que la entrega de la totalidad o parte de los fondos para un programa determinado debe suspenderse o terminarse debido a que dicha asistencia no sería beneficiosa para los intereses nacionales de los Estados Unidos o violaría alguna ley aplicable, </w:t>
-            </w:r>
-            <w:r>
-              <w:rPr>
-                <w:rFonts w:cs="Times New Roman"/>
-                <w:color w:val="auto"/>
-                <w:sz w:val="22"/>
-                <w:szCs w:val="22"/>
-                <w:lang w:val="es-ES"/>
-              </w:rPr>
-              <w:lastRenderedPageBreak/>
-              <w:t>entonces la Entidad Donante podrá, directamente o a través de PARTNERS, después de notificarle al Sub-Adjudicatario, suspender o rescindir est</w:t>
+              <w:rPr>
+                <w:rFonts w:cs="Times New Roman"/>
+                <w:color w:val="auto"/>
+                <w:sz w:val="22"/>
+                <w:szCs w:val="22"/>
+                <w:lang w:val="es-ES"/>
+              </w:rPr>
+            </w:pPr>
+            <w:r>
+              <w:rPr>
+                <w:rFonts w:cs="Times New Roman"/>
+                <w:color w:val="auto"/>
+                <w:sz w:val="22"/>
+                <w:szCs w:val="22"/>
+                <w:lang w:val="es-ES"/>
+              </w:rPr>
+              <w:t>Si en algún momento la Entidad Donante determina que la entrega de la totalidad o parte de los fondos para un programa determinado debe suspenderse o terminarse debido a que dicha asistencia no sería beneficiosa para los intereses nacionales de los Estados Unidos o violaría alguna ley aplicable, entonces la Entidad Donante podrá, directamente o a través de PARTNERS, después de notificarle al Sub-Adjudicatario, suspender o rescindir est</w:t>
             </w:r>
             <w:r>
               <w:rPr>
@@ -20182,7 +19899,6 @@
               <w:spacing w:line="276" w:lineRule="auto"/>
               <w:ind w:left="720"/>
               <w:jc w:val="both"/>
-              <w:outlineLvl w:val="2"/>
               <w:rPr>
                 <w:rFonts w:cs="Times New Roman"/>
                 <w:color w:val="auto"/>
@@ -20201,7 +19917,6 @@
               </w:numPr>
               <w:spacing w:line="276" w:lineRule="auto"/>
               <w:jc w:val="both"/>
-              <w:outlineLvl w:val="2"/>
               <w:rPr>
                 <w:rFonts w:cs="Times New Roman"/>
                 <w:color w:val="auto"/>
@@ -20231,7 +19946,6 @@
               <w:spacing w:line="276" w:lineRule="auto"/>
               <w:ind w:left="720"/>
               <w:jc w:val="both"/>
-              <w:outlineLvl w:val="2"/>
               <w:rPr>
                 <w:rFonts w:cs="Times New Roman"/>
                 <w:color w:val="auto"/>
@@ -20250,7 +19964,6 @@
               </w:numPr>
               <w:spacing w:line="276" w:lineRule="auto"/>
               <w:jc w:val="both"/>
-              <w:outlineLvl w:val="2"/>
               <w:rPr>
                 <w:rFonts w:cs="Times New Roman"/>
                 <w:color w:val="auto"/>
@@ -20327,18 +20040,7 @@
                 <w:szCs w:val="22"/>
                 <w:lang w:val="es-ES"/>
               </w:rPr>
-              <w:t xml:space="preserve"> todos los equipos, materiales y productos de trabajo relacionados con, o producidos en virtud de, este Sub-acuerdo; y </w:t>
-            </w:r>
-            <w:r>
-              <w:rPr>
-                <w:rFonts w:cs="Times New Roman"/>
-                <w:color w:val="auto"/>
-                <w:sz w:val="22"/>
-                <w:szCs w:val="22"/>
-                <w:lang w:val="es-ES"/>
-              </w:rPr>
-              <w:lastRenderedPageBreak/>
-              <w:t>proporcionarle a PARTNERS cualquier servicio que sea necesario para transferir las tareas y entregables del Sub-acuerdo a otros implementadores, conforme a las indicaciones de PARTNERS.</w:t>
+              <w:t xml:space="preserve"> todos los equipos, materiales y productos de trabajo relacionados con, o producidos en virtud de, este Sub-acuerdo; y proporcionarle a PARTNERS cualquier servicio que sea necesario para transferir las tareas y entregables del Sub-acuerdo a otros implementadores, conforme a las indicaciones de PARTNERS.</w:t>
             </w:r>
           </w:p>
           <w:p>
@@ -20351,7 +20053,6 @@
               <w:spacing w:line="276" w:lineRule="auto"/>
               <w:ind w:left="720"/>
               <w:jc w:val="both"/>
-              <w:outlineLvl w:val="2"/>
               <w:rPr>
                 <w:rFonts w:cs="Times New Roman"/>
                 <w:color w:val="auto"/>
@@ -20370,7 +20071,6 @@
               </w:numPr>
               <w:spacing w:line="276" w:lineRule="auto"/>
               <w:jc w:val="both"/>
-              <w:outlineLvl w:val="2"/>
               <w:rPr>
                 <w:rFonts w:cs="Times New Roman"/>
                 <w:color w:val="auto"/>
@@ -20399,7 +20099,6 @@
               </w:numPr>
               <w:spacing w:line="276" w:lineRule="auto"/>
               <w:jc w:val="both"/>
-              <w:outlineLvl w:val="2"/>
               <w:rPr>
                 <w:rFonts w:cs="Times New Roman"/>
                 <w:i/>
@@ -20432,7 +20131,6 @@
               </w:numPr>
               <w:spacing w:line="276" w:lineRule="auto"/>
               <w:jc w:val="both"/>
-              <w:outlineLvl w:val="2"/>
               <w:rPr>
                 <w:rFonts w:cs="Times New Roman"/>
                 <w:i/>
@@ -20463,7 +20161,6 @@
               </w:numPr>
               <w:spacing w:line="276" w:lineRule="auto"/>
               <w:jc w:val="both"/>
-              <w:outlineLvl w:val="2"/>
               <w:rPr>
                 <w:rFonts w:cs="Times New Roman"/>
                 <w:i/>
@@ -20494,7 +20191,6 @@
               </w:numPr>
               <w:spacing w:line="276" w:lineRule="auto"/>
               <w:jc w:val="both"/>
-              <w:outlineLvl w:val="2"/>
               <w:rPr>
                 <w:rFonts w:cs="Times New Roman"/>
                 <w:i/>
@@ -20525,7 +20221,6 @@
               </w:numPr>
               <w:spacing w:line="276" w:lineRule="auto"/>
               <w:jc w:val="both"/>
-              <w:outlineLvl w:val="2"/>
               <w:rPr>
                 <w:rFonts w:cs="Times New Roman"/>
                 <w:color w:val="auto"/>
@@ -20555,7 +20250,6 @@
               <w:spacing w:line="276" w:lineRule="auto"/>
               <w:ind w:left="720"/>
               <w:jc w:val="both"/>
-              <w:outlineLvl w:val="2"/>
               <w:rPr>
                 <w:rFonts w:cs="Times New Roman"/>
                 <w:color w:val="auto"/>
@@ -20574,35 +20268,23 @@
               </w:numPr>
               <w:spacing w:line="276" w:lineRule="auto"/>
               <w:jc w:val="both"/>
-              <w:outlineLvl w:val="2"/>
-              <w:rPr>
-                <w:rFonts w:cs="Times New Roman"/>
-                <w:color w:val="auto"/>
-                <w:sz w:val="22"/>
-                <w:szCs w:val="22"/>
-                <w:lang w:val="es-ES"/>
-              </w:rPr>
-            </w:pPr>
-            <w:r>
-              <w:rPr>
-                <w:rFonts w:cs="Times New Roman"/>
-                <w:color w:val="auto"/>
-                <w:sz w:val="22"/>
-                <w:szCs w:val="22"/>
-                <w:lang w:val="es-ES"/>
-              </w:rPr>
-              <w:t xml:space="preserve">Circunstancias de Fuerza Mayor: PARTNERS ni el Sub-Adjudicatario serán responsables por el incumplimiento de sus obligaciones, si dicho incumplimiento es causado por a acciones militares, violaciones del orden público, actos prohibitivos del Gobierno, incendios, inundaciones, epidemias o circunstancias que no puedan preverse, tengan carácter de Fuerza Mayor, y estén fuera del control razonable. La Parte que incurra en dichas </w:t>
-            </w:r>
-            <w:r>
-              <w:rPr>
-                <w:rFonts w:cs="Times New Roman"/>
-                <w:color w:val="auto"/>
-                <w:sz w:val="22"/>
-                <w:szCs w:val="22"/>
-                <w:lang w:val="es-ES"/>
-              </w:rPr>
-              <w:lastRenderedPageBreak/>
-              <w:t>Circunstancias quedará exonerada de responsabilidad por cualquier incumplimiento de este tipo durante el período de existencia de las circunstancias de fuerza mayor, siempre y cuando le notifique inmediatamente por escrito a la otra parte sobre la existencia de las mismas. Si continúan existiendo circunstancias de Fuerza Mayor durante más de 60 días, cualquiera de las Partes podrá rescindir este Sub-acuerdo</w:t>
+              <w:rPr>
+                <w:rFonts w:cs="Times New Roman"/>
+                <w:color w:val="auto"/>
+                <w:sz w:val="22"/>
+                <w:szCs w:val="22"/>
+                <w:lang w:val="es-ES"/>
+              </w:rPr>
+            </w:pPr>
+            <w:r>
+              <w:rPr>
+                <w:rFonts w:cs="Times New Roman"/>
+                <w:color w:val="auto"/>
+                <w:sz w:val="22"/>
+                <w:szCs w:val="22"/>
+                <w:lang w:val="es-ES"/>
+              </w:rPr>
+              <w:t>Circunstancias de Fuerza Mayor: PARTNERS ni el Sub-Adjudicatario serán responsables por el incumplimiento de sus obligaciones, si dicho incumplimiento es causado por a acciones militares, violaciones del orden público, actos prohibitivos del Gobierno, incendios, inundaciones, epidemias o circunstancias que no puedan preverse, tengan carácter de Fuerza Mayor, y estén fuera del control razonable. La Parte que incurra en dichas Circunstancias quedará exonerada de responsabilidad por cualquier incumplimiento de este tipo durante el período de existencia de las circunstancias de fuerza mayor, siempre y cuando le notifique inmediatamente por escrito a la otra parte sobre la existencia de las mismas. Si continúan existiendo circunstancias de Fuerza Mayor durante más de 60 días, cualquiera de las Partes podrá rescindir este Sub-acuerdo</w:t>
             </w:r>
             <w:r>
               <w:rPr>
@@ -20634,7 +20316,6 @@
               </w:numPr>
               <w:spacing w:before="0" w:line="276" w:lineRule="auto"/>
               <w:ind w:left="90"/>
-              <w:outlineLvl w:val="1"/>
               <w:rPr>
                 <w:rFonts w:cs="Times New Roman"/>
                 <w:b w:val="0"/>
@@ -20662,7 +20343,6 @@
               </w:numPr>
               <w:spacing w:line="276" w:lineRule="auto"/>
               <w:jc w:val="both"/>
-              <w:outlineLvl w:val="2"/>
               <w:rPr>
                 <w:rFonts w:cs="Times New Roman"/>
                 <w:color w:val="auto"/>
@@ -20732,7 +20412,6 @@
               <w:spacing w:line="276" w:lineRule="auto"/>
               <w:ind w:left="720"/>
               <w:jc w:val="both"/>
-              <w:outlineLvl w:val="2"/>
               <w:rPr>
                 <w:rFonts w:cs="Times New Roman"/>
                 <w:color w:val="auto"/>
@@ -20751,7 +20430,6 @@
               </w:numPr>
               <w:spacing w:line="276" w:lineRule="auto"/>
               <w:jc w:val="both"/>
-              <w:outlineLvl w:val="2"/>
               <w:rPr>
                 <w:rFonts w:cs="Times New Roman"/>
                 <w:color w:val="auto"/>
@@ -20781,7 +20459,6 @@
               <w:spacing w:line="276" w:lineRule="auto"/>
               <w:ind w:left="720"/>
               <w:jc w:val="both"/>
-              <w:outlineLvl w:val="2"/>
               <w:rPr>
                 <w:rFonts w:cs="Times New Roman"/>
                 <w:color w:val="auto"/>
@@ -20807,7 +20484,6 @@
               </w:numPr>
               <w:spacing w:line="276" w:lineRule="auto"/>
               <w:jc w:val="both"/>
-              <w:outlineLvl w:val="2"/>
               <w:rPr>
                 <w:rFonts w:cs="Times New Roman"/>
                 <w:color w:val="auto"/>
@@ -20837,7 +20513,6 @@
               <w:spacing w:line="276" w:lineRule="auto"/>
               <w:ind w:left="720"/>
               <w:jc w:val="both"/>
-              <w:outlineLvl w:val="2"/>
               <w:rPr>
                 <w:rFonts w:cs="Times New Roman"/>
                 <w:color w:val="auto"/>
@@ -20856,35 +20531,23 @@
               </w:numPr>
               <w:spacing w:line="276" w:lineRule="auto"/>
               <w:jc w:val="both"/>
-              <w:outlineLvl w:val="2"/>
-              <w:rPr>
-                <w:rFonts w:cs="Times New Roman"/>
-                <w:color w:val="auto"/>
-                <w:sz w:val="22"/>
-                <w:szCs w:val="22"/>
-                <w:lang w:val="es-ES"/>
-              </w:rPr>
-            </w:pPr>
-            <w:r>
-              <w:rPr>
-                <w:rFonts w:cs="Times New Roman"/>
-                <w:color w:val="auto"/>
-                <w:sz w:val="22"/>
-                <w:szCs w:val="22"/>
-                <w:lang w:val="es-ES"/>
-              </w:rPr>
-              <w:t xml:space="preserve">PARTNERS puede rescindir este Sub-acuerdo por conveniencia, total o parcialmente, si considera que dicha rescisión es necesaria para evitar un conflicto </w:t>
-            </w:r>
-            <w:r>
-              <w:rPr>
-                <w:rFonts w:cs="Times New Roman"/>
-                <w:color w:val="auto"/>
-                <w:sz w:val="22"/>
-                <w:szCs w:val="22"/>
-                <w:lang w:val="es-ES"/>
-              </w:rPr>
-              <w:lastRenderedPageBreak/>
-              <w:t>de intereses organizacional. Si el Sub-Adjudicatario era consciente de un posible conflicto de intereses organizacional potencial antes de la adjudicación de este Sub-acuerdo o descubrió la existencia de un conflicto real o potencial después de dicha adjudicación, y no divulgó o tergiversó la información pertinente entregada al Director Financiero (CFO) de PARTNERS, PARTNERS podrá rescindir el Sub-acuerdo por incumplimiento, o aplicar algún otro recurso permitido por la ley o este Sub-acuerdo.</w:t>
+              <w:rPr>
+                <w:rFonts w:cs="Times New Roman"/>
+                <w:color w:val="auto"/>
+                <w:sz w:val="22"/>
+                <w:szCs w:val="22"/>
+                <w:lang w:val="es-ES"/>
+              </w:rPr>
+            </w:pPr>
+            <w:r>
+              <w:rPr>
+                <w:rFonts w:cs="Times New Roman"/>
+                <w:color w:val="auto"/>
+                <w:sz w:val="22"/>
+                <w:szCs w:val="22"/>
+                <w:lang w:val="es-ES"/>
+              </w:rPr>
+              <w:t>PARTNERS puede rescindir este Sub-acuerdo por conveniencia, total o parcialmente, si considera que dicha rescisión es necesaria para evitar un conflicto de intereses organizacional. Si el Sub-Adjudicatario era consciente de un posible conflicto de intereses organizacional potencial antes de la adjudicación de este Sub-acuerdo o descubrió la existencia de un conflicto real o potencial después de dicha adjudicación, y no divulgó o tergiversó la información pertinente entregada al Director Financiero (CFO) de PARTNERS, PARTNERS podrá rescindir el Sub-acuerdo por incumplimiento, o aplicar algún otro recurso permitido por la ley o este Sub-acuerdo.</w:t>
             </w:r>
           </w:p>
           <w:p>
@@ -20897,7 +20560,6 @@
               <w:spacing w:line="276" w:lineRule="auto"/>
               <w:ind w:left="720"/>
               <w:jc w:val="both"/>
-              <w:outlineLvl w:val="2"/>
               <w:rPr>
                 <w:rFonts w:cs="Times New Roman"/>
                 <w:color w:val="auto"/>
@@ -20916,7 +20578,6 @@
               </w:numPr>
               <w:spacing w:line="276" w:lineRule="auto"/>
               <w:jc w:val="both"/>
-              <w:outlineLvl w:val="2"/>
               <w:rPr>
                 <w:rFonts w:cs="Times New Roman"/>
                 <w:color w:val="auto"/>
@@ -20965,7 +20626,6 @@
               </w:numPr>
               <w:spacing w:before="0" w:line="276" w:lineRule="auto"/>
               <w:ind w:left="90"/>
-              <w:outlineLvl w:val="1"/>
               <w:rPr>
                 <w:b w:val="0"/>
                 <w:bCs/>
@@ -21026,7 +20686,6 @@
               </w:numPr>
               <w:spacing w:before="0" w:line="276" w:lineRule="auto"/>
               <w:ind w:left="90"/>
-              <w:outlineLvl w:val="1"/>
               <w:rPr>
                 <w:b w:val="0"/>
                 <w:bCs/>
@@ -21118,15 +20777,7 @@
                 <w:rFonts w:cs="Times New Roman"/>
                 <w:lang w:val="es-ES"/>
               </w:rPr>
-              <w:t xml:space="preserve">PARTNERS monitorizará las actividades del Sub-Adjudicatario según sea necesario para garantizar que el Sub-acuerdo se utilice para fines autorizados de conformidad con los términos y condiciones del </w:t>
-            </w:r>
-            <w:r>
-              <w:rPr>
-                <w:rFonts w:cs="Times New Roman"/>
-                <w:lang w:val="es-ES"/>
-              </w:rPr>
-              <w:lastRenderedPageBreak/>
-              <w:t xml:space="preserve">Sub-acuerdo, y que se logren los objetivos de desempeño. Las actividades de monitoreo pueden incluir, entre otras, revisar informes, llevar a cabo reuniones, realizar visitas al sitio, asistir a actividades del Sub-Adjudicatario, revisar los registros del Sub-Adjudicatario, y entrevistar a los participantes del programa y funcionarios del gobierno local. </w:t>
+              <w:t xml:space="preserve">PARTNERS monitorizará las actividades del Sub-Adjudicatario según sea necesario para garantizar que el Sub-acuerdo se utilice para fines autorizados de conformidad con los términos y condiciones del Sub-acuerdo, y que se logren los objetivos de desempeño. Las actividades de monitoreo pueden incluir, entre otras, revisar informes, llevar a cabo reuniones, realizar visitas al sitio, asistir a actividades del Sub-Adjudicatario, revisar los registros del Sub-Adjudicatario, y entrevistar a los participantes del programa y funcionarios del gobierno local. </w:t>
             </w:r>
           </w:p>
           <w:p>
@@ -21301,15 +20952,7 @@
                 <w:rFonts w:cs="Times New Roman"/>
                 <w:lang w:val="es-ES"/>
               </w:rPr>
-              <w:t xml:space="preserve">El Sub-Adjudicatario debe mantener toda la documentación relacionada con el programa y los registros de transacciones relacionadas con este Sub-acuerdo, incluyendo registros financieros, documentación de soporte, registros estadísticos y todos los demás registros, para respaldar el desempeño y los gastos cargados a este Sub-acuerdo, </w:t>
-            </w:r>
-            <w:r>
-              <w:rPr>
-                <w:rFonts w:cs="Times New Roman"/>
-                <w:lang w:val="es-ES"/>
-              </w:rPr>
-              <w:lastRenderedPageBreak/>
-              <w:t>por un período de tres (3) años contados a partir de la fecha de pago de la Factura Final del Sub-acuerdo o por un periodo de tiempo mayor si así lo requieren las leyes locales, y permitirá que PARTNERS y/o los representantes de la Entidad Donante accedan a esos registros si llegan a surgir inquietudes de irregularidades de implementación</w:t>
+              <w:t>El Sub-Adjudicatario debe mantener toda la documentación relacionada con el programa y los registros de transacciones relacionadas con este Sub-acuerdo, incluyendo registros financieros, documentación de soporte, registros estadísticos y todos los demás registros, para respaldar el desempeño y los gastos cargados a este Sub-acuerdo, por un período de tres (3) años contados a partir de la fecha de pago de la Factura Final del Sub-acuerdo o por un periodo de tiempo mayor si así lo requieren las leyes locales, y permitirá que PARTNERS y/o los representantes de la Entidad Donante accedan a esos registros si llegan a surgir inquietudes de irregularidades de implementación</w:t>
             </w:r>
             <w:r>
               <w:rPr>
@@ -21335,7 +20978,6 @@
               </w:numPr>
               <w:spacing w:before="0" w:line="276" w:lineRule="auto"/>
               <w:ind w:left="90"/>
-              <w:outlineLvl w:val="1"/>
               <w:rPr>
                 <w:b w:val="0"/>
                 <w:bCs/>
@@ -21414,7 +21056,6 @@
               </w:numPr>
               <w:spacing w:before="0" w:line="276" w:lineRule="auto"/>
               <w:ind w:left="90"/>
-              <w:outlineLvl w:val="1"/>
               <w:rPr>
                 <w:b w:val="0"/>
                 <w:bCs/>
@@ -21476,7 +21117,6 @@
               <w:spacing w:line="276" w:lineRule="auto"/>
               <w:ind w:left="720"/>
               <w:jc w:val="both"/>
-              <w:outlineLvl w:val="2"/>
               <w:rPr>
                 <w:rFonts w:cs="Times New Roman"/>
                 <w:color w:val="auto"/>
@@ -21509,6 +21149,392 @@
                 <w:lang w:val="es-ES"/>
               </w:rPr>
               <w:t>XXXX</w:t>
+            </w:r>
+          </w:p>
+          <w:p>
+            <w:pPr>
+              <w:pStyle w:val="ListParagraph"/>
+              <w:spacing w:line="276" w:lineRule="auto"/>
+              <w:rPr>
+                <w:highlight w:val="yellow"/>
+                <w:lang w:val="es-CR"/>
+              </w:rPr>
+            </w:pPr>
+          </w:p>
+          <w:p>
+            <w:pPr>
+              <w:pStyle w:val="Heading2"/>
+              <w:spacing w:line="276" w:lineRule="auto"/>
+              <w:rPr>
+                <w:b w:val="0"/>
+                <w:color w:val="2F5496" w:themeColor="accent1" w:themeShade="BF"/>
+                <w:lang w:val="es-CR"/>
+              </w:rPr>
+            </w:pPr>
+            <w:r>
+              <w:rPr>
+                <w:b w:val="0"/>
+                <w:color w:val="2F5496" w:themeColor="accent1" w:themeShade="BF"/>
+                <w:lang w:val="es-CR"/>
+              </w:rPr>
+              <w:t xml:space="preserve">Artículo 40. Intereses Devengados sobre Anticipos Federales </w:t>
+            </w:r>
+          </w:p>
+          <w:p>
+            <w:pPr>
+              <w:spacing w:after="80" w:line="276" w:lineRule="auto"/>
+              <w:jc w:val="both"/>
+              <w:rPr>
+                <w:lang w:val="es-CR"/>
+              </w:rPr>
+            </w:pPr>
+            <w:r>
+              <w:rPr>
+                <w:lang w:val="es-CR"/>
+              </w:rPr>
+              <w:t xml:space="preserve">De </w:t>
+            </w:r>
+            <w:r>
+              <w:rPr>
+                <w:b/>
+                <w:bCs/>
+                <w:lang w:val="es-CR"/>
+              </w:rPr>
+              <w:t xml:space="preserve">Requisito general. </w:t>
+            </w:r>
+            <w:r>
+              <w:rPr>
+                <w:lang w:val="es-CR"/>
+              </w:rPr>
+              <w:t>Cuando el Sub-Adjudicatario reciba anticipos de fondos federales en virtud del presente Sub-acuerdo, dichos fondos deberán depositarse y mantenerse en cuentas aseguradas que generen intereses, de conformidad con el 2 CFR 200.305(b)(10)–(11). El requisito de mantener los anticipos en una cuenta que devengue intereses no se aplica si se cumple cualquiera de las siguientes condiciones:</w:t>
+            </w:r>
+          </w:p>
+          <w:p>
+            <w:pPr>
+              <w:spacing w:after="60" w:line="276" w:lineRule="auto"/>
+              <w:ind w:left="576" w:hanging="576"/>
+              <w:jc w:val="both"/>
+              <w:rPr>
+                <w:lang w:val="es-CR"/>
+              </w:rPr>
+            </w:pPr>
+            <w:r>
+              <w:rPr>
+                <w:lang w:val="es-CR"/>
+              </w:rPr>
+              <w:t>(i)  el Sub-Adjudicatario recibe menos de US$ 250,000 en financiamiento federal por año, contabilizando todos sus acuerdos federales;</w:t>
+            </w:r>
+          </w:p>
+          <w:p>
+            <w:pPr>
+              <w:spacing w:after="60" w:line="276" w:lineRule="auto"/>
+              <w:ind w:left="576" w:hanging="576"/>
+              <w:jc w:val="both"/>
+              <w:rPr>
+                <w:lang w:val="es-CR"/>
+              </w:rPr>
+            </w:pPr>
+            <w:r>
+              <w:rPr>
+                <w:lang w:val="es-CR"/>
+              </w:rPr>
+              <w:t>(ii)  la mejor cuenta disponible que devenga intereses no podría razonablemente esperarse que genere más de US$ 500 por año sobre los saldos de efectivo federales;</w:t>
+            </w:r>
+          </w:p>
+          <w:p>
+            <w:pPr>
+              <w:spacing w:after="60" w:line="276" w:lineRule="auto"/>
+              <w:ind w:left="576" w:hanging="576"/>
+              <w:jc w:val="both"/>
+              <w:rPr>
+                <w:lang w:val="es-CR"/>
+              </w:rPr>
+            </w:pPr>
+            <w:r>
+              <w:rPr>
+                <w:lang w:val="es-CR"/>
+              </w:rPr>
+              <w:t>(iii)  la institución depositaria exigiría un saldo promedio o mínimo tan elevado que no sería viable dados los recursos de efectivo federales y no federales previstos;</w:t>
+            </w:r>
+          </w:p>
+          <w:p>
+            <w:pPr>
+              <w:spacing w:after="60" w:line="276" w:lineRule="auto"/>
+              <w:ind w:left="576" w:hanging="576"/>
+              <w:jc w:val="both"/>
+              <w:rPr>
+                <w:lang w:val="es-CR"/>
+              </w:rPr>
+            </w:pPr>
+            <w:r>
+              <w:rPr>
+                <w:lang w:val="es-CR"/>
+              </w:rPr>
+              <w:t>(iv)  un gobierno extranjero o el sistema bancario del país prohíbe o impide el uso de cuentas que devengan intereses; o</w:t>
+            </w:r>
+          </w:p>
+          <w:p>
+            <w:pPr>
+              <w:spacing w:after="60" w:line="276" w:lineRule="auto"/>
+              <w:ind w:left="576" w:hanging="576"/>
+              <w:jc w:val="both"/>
+              <w:rPr>
+                <w:lang w:val="es-CR"/>
+              </w:rPr>
+            </w:pPr>
+            <w:r>
+              <w:rPr>
+                <w:lang w:val="es-CR"/>
+              </w:rPr>
+              <w:t>(v)  una cuenta que devengue intereses no es fácilmente accesible debido a disturbios públicos, inestabilidad política u otras condiciones similares en el país de ejecución.</w:t>
+            </w:r>
+          </w:p>
+          <w:p>
+            <w:pPr>
+              <w:spacing w:after="80" w:line="276" w:lineRule="auto"/>
+              <w:jc w:val="both"/>
+              <w:rPr>
+                <w:lang w:val="es-CR"/>
+              </w:rPr>
+            </w:pPr>
+            <w:r>
+              <w:rPr>
+                <w:b/>
+                <w:bCs/>
+                <w:lang w:val="es-CR"/>
+              </w:rPr>
+              <w:t xml:space="preserve">Retención y devolución. </w:t>
+            </w:r>
+            <w:r>
+              <w:rPr>
+                <w:lang w:val="es-CR"/>
+              </w:rPr>
+              <w:t>Todos los intereses devengados por año sobre los anticipos federales deberán ser remitidos a PARTNERS. PARTNERS será responsable de remitir dichos recursos al Gobierno de los Estados Unidos según lo requerido en el acuerdo principal federal, de conformidad con el 2 CFR 200.305(b)(12).</w:t>
+            </w:r>
+          </w:p>
+          <w:p>
+            <w:pPr>
+              <w:spacing w:after="80" w:line="276" w:lineRule="auto"/>
+              <w:jc w:val="both"/>
+              <w:rPr>
+                <w:lang w:val="es-CR"/>
+              </w:rPr>
+            </w:pPr>
+          </w:p>
+          <w:p>
+            <w:pPr>
+              <w:spacing w:after="80" w:line="276" w:lineRule="auto"/>
+              <w:jc w:val="both"/>
+              <w:rPr>
+                <w:lang w:val="es-CR"/>
+              </w:rPr>
+            </w:pPr>
+            <w:r>
+              <w:rPr>
+                <w:b/>
+                <w:bCs/>
+                <w:lang w:val="es-CR"/>
+              </w:rPr>
+              <w:t xml:space="preserve">Reporte mensual. </w:t>
+            </w:r>
+            <w:r>
+              <w:rPr>
+                <w:lang w:val="es-CR"/>
+              </w:rPr>
+              <w:t>El Sub-Adjudicatario deberá reportarle a PARTNERS todos los intereses devengados sobre los anticipos federales como parte del informe financiero mensual requerido en virtud de la Sección IV, Artículo 3 del presente Sub-acuerdo. Los intereses devengados durante el mes aparecerán en la factura.</w:t>
+            </w:r>
+          </w:p>
+          <w:p>
+            <w:pPr>
+              <w:spacing w:after="80" w:line="276" w:lineRule="auto"/>
+              <w:jc w:val="both"/>
+              <w:rPr>
+                <w:lang w:val="es-CR"/>
+              </w:rPr>
+            </w:pPr>
+            <w:r>
+              <w:rPr>
+                <w:lang w:val="es-CR"/>
+              </w:rPr>
+              <w:t>El informe mensual de intereses deberá incluir, como mínimo:</w:t>
+            </w:r>
+          </w:p>
+          <w:p>
+            <w:pPr>
+              <w:spacing w:after="60" w:line="276" w:lineRule="auto"/>
+              <w:ind w:left="576" w:hanging="576"/>
+              <w:jc w:val="both"/>
+              <w:rPr>
+                <w:lang w:val="es-CR"/>
+              </w:rPr>
+            </w:pPr>
+            <w:r>
+              <w:rPr>
+                <w:lang w:val="es-CR"/>
+              </w:rPr>
+              <w:t>(i)  la(s) tasa(s) de interés aplicable(s) durante el período;</w:t>
+            </w:r>
+            <w:r>
+              <w:rPr>
+                <w:lang w:val="es-CR"/>
+              </w:rPr>
+              <w:t xml:space="preserve"> y</w:t>
+            </w:r>
+          </w:p>
+          <w:p>
+            <w:pPr>
+              <w:spacing w:after="60" w:line="276" w:lineRule="auto"/>
+              <w:ind w:left="576" w:hanging="576"/>
+              <w:jc w:val="both"/>
+              <w:rPr>
+                <w:lang w:val="es-CR"/>
+              </w:rPr>
+            </w:pPr>
+            <w:r>
+              <w:rPr>
+                <w:lang w:val="es-CR"/>
+              </w:rPr>
+              <w:t>(i</w:t>
+            </w:r>
+            <w:r>
+              <w:rPr>
+                <w:lang w:val="es-CR"/>
+              </w:rPr>
+              <w:t>i</w:t>
+            </w:r>
+            <w:r>
+              <w:rPr>
+                <w:lang w:val="es-CR"/>
+              </w:rPr>
+              <w:t>)  el total de intereses devengados sobre fondos federales durante el período reportado</w:t>
+            </w:r>
+            <w:r>
+              <w:rPr>
+                <w:lang w:val="es-CR"/>
+              </w:rPr>
+              <w:t>.</w:t>
+            </w:r>
+          </w:p>
+          <w:p>
+            <w:pPr>
+              <w:spacing w:after="60" w:line="276" w:lineRule="auto"/>
+              <w:jc w:val="both"/>
+              <w:rPr>
+                <w:lang w:val="es-CR"/>
+              </w:rPr>
+            </w:pPr>
+          </w:p>
+          <w:p>
+            <w:pPr>
+              <w:spacing w:after="80" w:line="276" w:lineRule="auto"/>
+              <w:jc w:val="both"/>
+              <w:rPr>
+                <w:lang w:val="es-CR"/>
+              </w:rPr>
+            </w:pPr>
+            <w:r>
+              <w:rPr>
+                <w:b/>
+                <w:bCs/>
+                <w:lang w:val="es-CR"/>
+              </w:rPr>
+              <w:t xml:space="preserve">Remisión anual. </w:t>
+            </w:r>
+            <w:r>
+              <w:rPr>
+                <w:lang w:val="es-CR"/>
+              </w:rPr>
+              <w:t>Cualquier interés devengado por los pagos anticipados federales debe remitirse a PARTNERS a más tardar 30 días calendario después del cierre de cada año fiscal (30 de septiembre), o antes si así lo solicita PARTNERS. Al momento del cierre final, todo el interés no remitido debe incluirse en el informe financiero final y remitirse a PARTNERS al mismo tiempo que se presenta la factura final</w:t>
+            </w:r>
+            <w:r>
+              <w:rPr>
+                <w:lang w:val="es-CR"/>
+              </w:rPr>
+              <w:t>.</w:t>
+            </w:r>
+          </w:p>
+          <w:p>
+            <w:pPr>
+              <w:spacing w:after="80" w:line="276" w:lineRule="auto"/>
+              <w:jc w:val="both"/>
+              <w:rPr>
+                <w:b/>
+                <w:bCs/>
+                <w:lang w:val="es-CR"/>
+              </w:rPr>
+            </w:pPr>
+          </w:p>
+          <w:p>
+            <w:pPr>
+              <w:spacing w:after="80" w:line="276" w:lineRule="auto"/>
+              <w:jc w:val="both"/>
+              <w:rPr>
+                <w:lang w:val="es-CR"/>
+              </w:rPr>
+            </w:pPr>
+            <w:r>
+              <w:rPr>
+                <w:b/>
+                <w:bCs/>
+                <w:lang w:val="es-CR"/>
+              </w:rPr>
+              <w:t xml:space="preserve">Excepción — Acuerdos exclusivamente de reembolso. </w:t>
+            </w:r>
+            <w:r>
+              <w:rPr>
+                <w:lang w:val="es-CR"/>
+              </w:rPr>
+              <w:t>Cuando no se autoricen anticipos bajo este Sub-acuerdo y el Sub-Adjudicatario reciba pagos exclusivamente bajo la modalidad de reembolso, el presente Artículo no será aplicable. En tal caso, el Sub-Adjudicatario no estará obligado a mantener los fondos federales en una cuenta que devengue intereses y no existirá obligación de reportar intereses.</w:t>
+            </w:r>
+          </w:p>
+          <w:p>
+            <w:pPr>
+              <w:spacing w:after="80" w:line="276" w:lineRule="auto"/>
+              <w:jc w:val="both"/>
+              <w:rPr>
+                <w:lang w:val="es-CR"/>
+              </w:rPr>
+            </w:pPr>
+          </w:p>
+          <w:p>
+            <w:pPr>
+              <w:spacing w:line="276" w:lineRule="auto"/>
+              <w:jc w:val="both"/>
+              <w:rPr>
+                <w:lang w:val="es-CR"/>
+              </w:rPr>
+            </w:pPr>
+            <w:r>
+              <w:rPr>
+                <w:b/>
+                <w:bCs/>
+                <w:lang w:val="es-CR"/>
+              </w:rPr>
+              <w:t xml:space="preserve">Mantenimiento de registros. </w:t>
+            </w:r>
+            <w:r>
+              <w:rPr>
+                <w:lang w:val="es-CR"/>
+              </w:rPr>
+              <w:t xml:space="preserve">El Sub-Adjudicatario deberá mantener documentación suficiente para respaldar todos los cálculos de intereses, remisiones y retenciones administrativas reportadas en virtud del presente Artículo durante el período de retención de registros completo requerido por </w:t>
+            </w:r>
+            <w:r>
+              <w:rPr>
+                <w:lang w:val="es-CR"/>
+              </w:rPr>
+              <w:t>e</w:t>
+            </w:r>
+            <w:r>
+              <w:rPr>
+                <w:lang w:val="es-CR"/>
+              </w:rPr>
+              <w:t>l 2 CFR 200.334</w:t>
+            </w:r>
+            <w:r>
+              <w:rPr>
+                <w:lang w:val="es-CR"/>
+              </w:rPr>
+              <w:t>.</w:t>
             </w:r>
           </w:p>
           <w:p>
@@ -21540,7 +21566,6 @@
               </w:numPr>
               <w:spacing w:before="0" w:line="276" w:lineRule="auto"/>
               <w:ind w:left="90"/>
-              <w:outlineLvl w:val="1"/>
               <w:rPr>
                 <w:b w:val="0"/>
                 <w:bCs/>
@@ -21573,15 +21598,7 @@
                 <w:szCs w:val="22"/>
                 <w:lang w:val="es-CR" w:eastAsia="en-US"/>
               </w:rPr>
-              <w:t xml:space="preserve">Al estampar la firma a continuación, cada signatario declara y garantiza que está debidamente autorizado para firmar este Sub-acuerdo en nombre de la Parte que pretende representar. Por lo tanto, una vez firmado y entregado, este Sub-acuerdo se constituye en una obligación vinculante de la Parte firmante. Este Sub-acuerdo podrá firmarse en dos ejemplares, cada uno de los cuales se considerará un original, pero todos ellos en conjunto constituirán un mismo y único instrumento. </w:t>
-            </w:r>
-            <w:r>
-              <w:rPr>
-                <w:szCs w:val="22"/>
-                <w:lang w:val="es-CR" w:eastAsia="en-US"/>
-              </w:rPr>
-              <w:lastRenderedPageBreak/>
-              <w:t>Las Partes considerarán que una copia firmada y enviada por fax será equivalente a una copia con firma original</w:t>
+              <w:t>Al estampar la firma a continuación, cada signatario declara y garantiza que está debidamente autorizado para firmar este Sub-acuerdo en nombre de la Parte que pretende representar. Por lo tanto, una vez firmado y entregado, este Sub-acuerdo se constituye en una obligación vinculante de la Parte firmante. Este Sub-acuerdo podrá firmarse en dos ejemplares, cada uno de los cuales se considerará un original, pero todos ellos en conjunto constituirán un mismo y único instrumento. Las Partes considerarán que una copia firmada y enviada por fax será equivalente a una copia con firma original</w:t>
             </w:r>
             <w:r>
               <w:rPr>
@@ -21988,10 +22005,8 @@
                 <w:numId w:val="0"/>
               </w:numPr>
               <w:spacing w:line="276" w:lineRule="auto"/>
-              <w:outlineLvl w:val="0"/>
-            </w:pPr>
-            <w:r>
-              <w:lastRenderedPageBreak/>
+            </w:pPr>
+            <w:r>
               <w:t>Section III: Program Description and Objectives</w:t>
             </w:r>
           </w:p>
@@ -22003,7 +22018,6 @@
                 <w:numId w:val="0"/>
               </w:numPr>
               <w:spacing w:line="276" w:lineRule="auto"/>
-              <w:outlineLvl w:val="1"/>
               <w:rPr>
                 <w:b w:val="0"/>
                 <w:color w:val="2F5496" w:themeColor="accent1" w:themeShade="BF"/>
@@ -22083,7 +22097,6 @@
                 <w:numId w:val="0"/>
               </w:numPr>
               <w:spacing w:line="276" w:lineRule="auto"/>
-              <w:outlineLvl w:val="1"/>
               <w:rPr>
                 <w:b w:val="0"/>
                 <w:color w:val="2F5496" w:themeColor="accent1" w:themeShade="BF"/>
@@ -22126,7 +22139,6 @@
                 <w:numId w:val="0"/>
               </w:numPr>
               <w:spacing w:line="276" w:lineRule="auto"/>
-              <w:outlineLvl w:val="1"/>
               <w:rPr>
                 <w:b w:val="0"/>
                 <w:color w:val="2F5496" w:themeColor="accent1" w:themeShade="BF"/>
@@ -22141,7 +22153,6 @@
                 <w:numId w:val="0"/>
               </w:numPr>
               <w:spacing w:line="276" w:lineRule="auto"/>
-              <w:outlineLvl w:val="1"/>
               <w:rPr>
                 <w:b w:val="0"/>
                 <w:color w:val="2F5496" w:themeColor="accent1" w:themeShade="BF"/>
@@ -22315,7 +22326,6 @@
                 <w:numId w:val="0"/>
               </w:numPr>
               <w:spacing w:line="276" w:lineRule="auto"/>
-              <w:outlineLvl w:val="1"/>
               <w:rPr>
                 <w:b w:val="0"/>
                 <w:color w:val="2F5496" w:themeColor="accent1" w:themeShade="BF"/>
@@ -22406,7 +22416,6 @@
                 <w:numId w:val="0"/>
               </w:numPr>
               <w:spacing w:line="276" w:lineRule="auto"/>
-              <w:outlineLvl w:val="1"/>
               <w:rPr>
                 <w:b w:val="0"/>
                 <w:color w:val="2F5496" w:themeColor="accent1" w:themeShade="BF"/>
@@ -22448,7 +22457,6 @@
                 <w:numId w:val="0"/>
               </w:numPr>
               <w:spacing w:line="276" w:lineRule="auto"/>
-              <w:outlineLvl w:val="1"/>
               <w:rPr>
                 <w:rFonts w:cs="Times New Roman"/>
                 <w:b w:val="0"/>
@@ -22473,7 +22481,6 @@
               </w:numPr>
               <w:spacing w:line="276" w:lineRule="auto"/>
               <w:jc w:val="both"/>
-              <w:outlineLvl w:val="2"/>
               <w:rPr>
                 <w:rFonts w:cs="Times New Roman"/>
                 <w:color w:val="auto"/>
@@ -22490,7 +22497,6 @@
                 <w:szCs w:val="22"/>
                 <w:highlight w:val="yellow"/>
               </w:rPr>
-              <w:lastRenderedPageBreak/>
               <w:t xml:space="preserve">Quarterly Program Reports. The Subrecipient shall submit a Quarterly Program Report to the PARTNERS Authorized Representative in Section I. Article 1f, according to the formats and instructions provided by PARTNERS. The Quarterly Program Report shall be submitted within 15 days from the last day of each reporting period. When each Quarterly Report is submitted, the Subrecipient also will provide to PARTNERS a clipping file with journal, magazine, and newspaper articles, newsletter inserts, and other publications arising from this Agreement. Reports shall summarize progress of major activities and detail results and benchmarks by using targets defined in the work plan, and shall include a special section on the progress of the program’s monitoring and evaluation. </w:t>
             </w:r>
             <w:r>
@@ -22591,7 +22597,6 @@
               </w:numPr>
               <w:spacing w:line="276" w:lineRule="auto"/>
               <w:jc w:val="both"/>
-              <w:outlineLvl w:val="2"/>
               <w:rPr>
                 <w:rFonts w:cs="Times New Roman"/>
                 <w:color w:val="auto"/>
@@ -22620,7 +22625,6 @@
               </w:numPr>
               <w:spacing w:line="276" w:lineRule="auto"/>
               <w:jc w:val="both"/>
-              <w:outlineLvl w:val="3"/>
               <w:rPr>
                 <w:rFonts w:ascii="Times New Roman" w:hAnsi="Times New Roman" w:cs="Times New Roman"/>
                 <w:color w:val="auto"/>
@@ -22646,7 +22650,6 @@
               <w:spacing w:line="276" w:lineRule="auto"/>
               <w:ind w:left="1296" w:firstLine="0"/>
               <w:jc w:val="both"/>
-              <w:outlineLvl w:val="3"/>
               <w:rPr>
                 <w:rFonts w:ascii="Times New Roman" w:hAnsi="Times New Roman" w:cs="Times New Roman"/>
                 <w:color w:val="auto"/>
@@ -22672,7 +22675,6 @@
               <w:spacing w:line="276" w:lineRule="auto"/>
               <w:ind w:left="1296" w:firstLine="0"/>
               <w:jc w:val="both"/>
-              <w:outlineLvl w:val="3"/>
               <w:rPr>
                 <w:rFonts w:ascii="Times New Roman" w:hAnsi="Times New Roman" w:cs="Times New Roman"/>
                 <w:color w:val="auto"/>
@@ -22698,7 +22700,6 @@
               <w:spacing w:line="276" w:lineRule="auto"/>
               <w:ind w:left="1296" w:firstLine="0"/>
               <w:jc w:val="both"/>
-              <w:outlineLvl w:val="3"/>
               <w:rPr>
                 <w:rFonts w:ascii="Times New Roman" w:hAnsi="Times New Roman" w:cs="Times New Roman"/>
                 <w:color w:val="auto"/>
@@ -22723,7 +22724,6 @@
               </w:numPr>
               <w:spacing w:line="276" w:lineRule="auto"/>
               <w:jc w:val="both"/>
-              <w:outlineLvl w:val="2"/>
               <w:rPr>
                 <w:rFonts w:cs="Times New Roman"/>
                 <w:color w:val="auto"/>
@@ -22774,7 +22774,6 @@
               </w:numPr>
               <w:spacing w:line="276" w:lineRule="auto"/>
               <w:jc w:val="both"/>
-              <w:outlineLvl w:val="2"/>
               <w:rPr>
                 <w:rFonts w:cs="Times New Roman"/>
                 <w:color w:val="auto"/>
@@ -22803,7 +22802,6 @@
               </w:numPr>
               <w:spacing w:line="276" w:lineRule="auto"/>
               <w:jc w:val="both"/>
-              <w:outlineLvl w:val="2"/>
               <w:rPr>
                 <w:highlight w:val="yellow"/>
               </w:rPr>
@@ -22816,7 +22814,6 @@
                 <w:szCs w:val="22"/>
                 <w:highlight w:val="yellow"/>
               </w:rPr>
-              <w:lastRenderedPageBreak/>
               <w:t xml:space="preserve">Final Report: The </w:t>
             </w:r>
             <w:r>
@@ -22853,16 +22850,14 @@
                 <w:numId w:val="0"/>
               </w:numPr>
               <w:spacing w:line="276" w:lineRule="auto"/>
-              <w:outlineLvl w:val="0"/>
-              <w:rPr>
-                <w:lang w:val="es-CR"/>
-              </w:rPr>
-            </w:pPr>
-            <w:r>
-              <w:rPr>
-                <w:lang w:val="es-CR"/>
-              </w:rPr>
-              <w:lastRenderedPageBreak/>
+              <w:rPr>
+                <w:lang w:val="es-CR"/>
+              </w:rPr>
+            </w:pPr>
+            <w:r>
+              <w:rPr>
+                <w:lang w:val="es-CR"/>
+              </w:rPr>
               <w:t>Sección III: Descripción y Objetivos del Programa</w:t>
             </w:r>
           </w:p>
@@ -22874,7 +22869,6 @@
                 <w:numId w:val="0"/>
               </w:numPr>
               <w:spacing w:line="276" w:lineRule="auto"/>
-              <w:outlineLvl w:val="1"/>
               <w:rPr>
                 <w:b w:val="0"/>
                 <w:color w:val="2F5496" w:themeColor="accent1" w:themeShade="BF"/>
@@ -22935,7 +22929,6 @@
                 <w:numId w:val="0"/>
               </w:numPr>
               <w:spacing w:line="276" w:lineRule="auto"/>
-              <w:outlineLvl w:val="1"/>
               <w:rPr>
                 <w:b w:val="0"/>
                 <w:color w:val="2F5496" w:themeColor="accent1" w:themeShade="BF"/>
@@ -22975,7 +22968,6 @@
                 <w:numId w:val="0"/>
               </w:numPr>
               <w:spacing w:line="276" w:lineRule="auto"/>
-              <w:outlineLvl w:val="1"/>
               <w:rPr>
                 <w:rFonts w:ascii="Arial" w:hAnsi="Arial" w:cs="Arial"/>
                 <w:b w:val="0"/>
@@ -22994,7 +22986,6 @@
                 <w:numId w:val="0"/>
               </w:numPr>
               <w:spacing w:line="276" w:lineRule="auto"/>
-              <w:outlineLvl w:val="1"/>
               <w:rPr>
                 <w:b w:val="0"/>
                 <w:color w:val="2F5496" w:themeColor="accent1" w:themeShade="BF"/>
@@ -23118,7 +23109,6 @@
                 <w:numId w:val="0"/>
               </w:numPr>
               <w:spacing w:line="276" w:lineRule="auto"/>
-              <w:outlineLvl w:val="1"/>
               <w:rPr>
                 <w:b w:val="0"/>
                 <w:color w:val="2F5496" w:themeColor="accent1" w:themeShade="BF"/>
@@ -23226,7 +23216,6 @@
                 <w:numId w:val="0"/>
               </w:numPr>
               <w:spacing w:line="276" w:lineRule="auto"/>
-              <w:outlineLvl w:val="1"/>
               <w:rPr>
                 <w:b w:val="0"/>
                 <w:color w:val="2F5496" w:themeColor="accent1" w:themeShade="BF"/>
@@ -23275,7 +23264,6 @@
                 <w:numId w:val="0"/>
               </w:numPr>
               <w:spacing w:line="276" w:lineRule="auto"/>
-              <w:outlineLvl w:val="1"/>
               <w:rPr>
                 <w:b w:val="0"/>
                 <w:color w:val="2F5496" w:themeColor="accent1" w:themeShade="BF"/>
@@ -23313,7 +23301,6 @@
               </w:numPr>
               <w:spacing w:line="276" w:lineRule="auto"/>
               <w:jc w:val="both"/>
-              <w:outlineLvl w:val="2"/>
               <w:rPr>
                 <w:color w:val="auto"/>
                 <w:sz w:val="22"/>
@@ -23330,7 +23317,6 @@
                 <w:highlight w:val="yellow"/>
                 <w:lang w:val="es-CR"/>
               </w:rPr>
-              <w:lastRenderedPageBreak/>
               <w:t>Informes T</w:t>
             </w:r>
             <w:r>
@@ -23471,7 +23457,6 @@
               </w:numPr>
               <w:spacing w:line="276" w:lineRule="auto"/>
               <w:jc w:val="both"/>
-              <w:outlineLvl w:val="2"/>
               <w:rPr>
                 <w:rFonts w:cs="Times New Roman"/>
                 <w:color w:val="auto"/>
@@ -23512,7 +23497,6 @@
               </w:numPr>
               <w:spacing w:line="276" w:lineRule="auto"/>
               <w:jc w:val="both"/>
-              <w:outlineLvl w:val="3"/>
               <w:rPr>
                 <w:rFonts w:ascii="Times New Roman" w:hAnsi="Times New Roman" w:cs="Times New Roman"/>
                 <w:color w:val="auto"/>
@@ -23540,7 +23524,6 @@
               <w:spacing w:line="276" w:lineRule="auto"/>
               <w:ind w:left="1296" w:firstLine="0"/>
               <w:jc w:val="both"/>
-              <w:outlineLvl w:val="3"/>
               <w:rPr>
                 <w:rFonts w:ascii="Times New Roman" w:hAnsi="Times New Roman" w:cs="Times New Roman"/>
                 <w:color w:val="auto"/>
@@ -23568,7 +23551,6 @@
               <w:spacing w:line="276" w:lineRule="auto"/>
               <w:ind w:left="1296" w:firstLine="0"/>
               <w:jc w:val="both"/>
-              <w:outlineLvl w:val="3"/>
               <w:rPr>
                 <w:rFonts w:ascii="Times New Roman" w:hAnsi="Times New Roman" w:cs="Times New Roman"/>
                 <w:color w:val="auto"/>
@@ -23596,7 +23578,6 @@
               <w:spacing w:line="276" w:lineRule="auto"/>
               <w:ind w:left="1296" w:firstLine="0"/>
               <w:jc w:val="both"/>
-              <w:outlineLvl w:val="3"/>
               <w:rPr>
                 <w:rFonts w:ascii="Times New Roman" w:hAnsi="Times New Roman" w:cs="Times New Roman"/>
                 <w:color w:val="auto"/>
@@ -23631,7 +23612,6 @@
               </w:numPr>
               <w:spacing w:line="276" w:lineRule="auto"/>
               <w:jc w:val="both"/>
-              <w:outlineLvl w:val="2"/>
               <w:rPr>
                 <w:color w:val="auto"/>
                 <w:sz w:val="22"/>
@@ -23670,7 +23650,6 @@
               </w:numPr>
               <w:spacing w:line="276" w:lineRule="auto"/>
               <w:jc w:val="both"/>
-              <w:outlineLvl w:val="2"/>
               <w:rPr>
                 <w:color w:val="auto"/>
                 <w:highlight w:val="yellow"/>
@@ -23685,7 +23664,6 @@
                 <w:highlight w:val="yellow"/>
                 <w:lang w:val="es-CR"/>
               </w:rPr>
-              <w:lastRenderedPageBreak/>
               <w:t>Informe Final. El Sub-Adjudicatario deberá presentarle un Informe Final al Representante Autorizado de PARTNERS indicado en la Sección I, Artículo 1f, utilizando los formatos y siguiendo las instrucciones proporcionadas por PARTNERS. En el Informe Final de Desempeño se resumirán los logros obtenidos a través de las actividades emprendidas en virtud del Sub-acuerdo, así como los problemas encontrados y las recomendaciones sugeridas con respecto al trabajo que quedó inconcluso o la continuación del programa. El Informe Final deberá ser entregado a más tardar 30 días después de la finalización del Sub-acuerdo</w:t>
             </w:r>
             <w:r>
@@ -23733,10 +23711,8 @@
                 <w:numId w:val="0"/>
               </w:numPr>
               <w:spacing w:line="276" w:lineRule="auto"/>
-              <w:outlineLvl w:val="0"/>
-            </w:pPr>
-            <w:r>
-              <w:lastRenderedPageBreak/>
+            </w:pPr>
+            <w:r>
               <w:t>Section IV: Budget</w:t>
             </w:r>
             <w:r>
@@ -23752,7 +23728,6 @@
                 <w:numId w:val="0"/>
               </w:numPr>
               <w:spacing w:line="276" w:lineRule="auto"/>
-              <w:outlineLvl w:val="1"/>
               <w:rPr>
                 <w:b w:val="0"/>
                 <w:color w:val="2F5496" w:themeColor="accent1" w:themeShade="BF"/>
@@ -23781,7 +23756,6 @@
                 <w:numId w:val="0"/>
               </w:numPr>
               <w:spacing w:line="276" w:lineRule="auto"/>
-              <w:outlineLvl w:val="0"/>
               <w:rPr>
                 <w:lang w:val="es-CR"/>
               </w:rPr>
@@ -23820,7 +23794,6 @@
                 <w:numId w:val="0"/>
               </w:numPr>
               <w:spacing w:line="276" w:lineRule="auto"/>
-              <w:outlineLvl w:val="1"/>
               <w:rPr>
                 <w:lang w:val="es-ES"/>
               </w:rPr>
@@ -23890,7 +23863,6 @@
                 <w:b/>
                 <w:bCs/>
               </w:rPr>
-              <w:lastRenderedPageBreak/>
               <w:t>Categories/ Categorías</w:t>
             </w:r>
           </w:p>
@@ -24995,7 +24967,6 @@
                 <w:numId w:val="0"/>
               </w:numPr>
               <w:spacing w:line="276" w:lineRule="auto"/>
-              <w:outlineLvl w:val="1"/>
               <w:rPr>
                 <w:b w:val="0"/>
                 <w:color w:val="2F5496" w:themeColor="accent1" w:themeShade="BF"/>
@@ -25006,7 +24977,6 @@
                 <w:b w:val="0"/>
                 <w:color w:val="2F5496" w:themeColor="accent1" w:themeShade="BF"/>
               </w:rPr>
-              <w:lastRenderedPageBreak/>
               <w:t xml:space="preserve">Article 2. Detailed Budget </w:t>
             </w:r>
           </w:p>
@@ -25042,7 +25012,6 @@
                 <w:numId w:val="0"/>
               </w:numPr>
               <w:spacing w:line="276" w:lineRule="auto"/>
-              <w:outlineLvl w:val="1"/>
               <w:rPr>
                 <w:b w:val="0"/>
                 <w:color w:val="2F5496" w:themeColor="accent1" w:themeShade="BF"/>
@@ -25073,7 +25042,6 @@
               </w:numPr>
               <w:spacing w:line="276" w:lineRule="auto"/>
               <w:jc w:val="both"/>
-              <w:outlineLvl w:val="2"/>
               <w:rPr>
                 <w:rFonts w:cs="Times New Roman"/>
                 <w:color w:val="auto"/>
@@ -25146,7 +25114,6 @@
               <w:spacing w:line="276" w:lineRule="auto"/>
               <w:ind w:left="1327"/>
               <w:jc w:val="both"/>
-              <w:outlineLvl w:val="3"/>
               <w:rPr>
                 <w:rFonts w:ascii="Times New Roman" w:hAnsi="Times New Roman" w:cs="Times New Roman"/>
                 <w:color w:val="auto"/>
@@ -25170,7 +25137,6 @@
               <w:spacing w:line="276" w:lineRule="auto"/>
               <w:ind w:left="1327"/>
               <w:jc w:val="both"/>
-              <w:outlineLvl w:val="3"/>
               <w:rPr>
                 <w:rFonts w:ascii="Times New Roman" w:hAnsi="Times New Roman" w:cs="Times New Roman"/>
                 <w:color w:val="auto"/>
@@ -25194,7 +25160,6 @@
               <w:spacing w:line="276" w:lineRule="auto"/>
               <w:ind w:left="1327"/>
               <w:jc w:val="both"/>
-              <w:outlineLvl w:val="3"/>
               <w:rPr>
                 <w:rFonts w:ascii="Times New Roman" w:hAnsi="Times New Roman" w:cs="Times New Roman"/>
                 <w:color w:val="auto"/>
@@ -25218,7 +25183,6 @@
               <w:spacing w:line="276" w:lineRule="auto"/>
               <w:ind w:left="1327"/>
               <w:jc w:val="both"/>
-              <w:outlineLvl w:val="3"/>
               <w:rPr>
                 <w:rFonts w:ascii="Times New Roman" w:hAnsi="Times New Roman" w:cs="Times New Roman"/>
                 <w:color w:val="auto"/>
@@ -25242,7 +25206,6 @@
               <w:spacing w:line="276" w:lineRule="auto"/>
               <w:ind w:left="1327"/>
               <w:jc w:val="both"/>
-              <w:outlineLvl w:val="3"/>
               <w:rPr>
                 <w:rFonts w:ascii="Times New Roman" w:hAnsi="Times New Roman" w:cs="Times New Roman"/>
                 <w:color w:val="auto"/>
@@ -25266,7 +25229,6 @@
               <w:spacing w:line="276" w:lineRule="auto"/>
               <w:ind w:left="1327"/>
               <w:jc w:val="both"/>
-              <w:outlineLvl w:val="3"/>
               <w:rPr>
                 <w:rFonts w:ascii="Times New Roman" w:hAnsi="Times New Roman" w:cs="Times New Roman"/>
                 <w:color w:val="auto"/>
@@ -25290,7 +25252,6 @@
               <w:spacing w:line="276" w:lineRule="auto"/>
               <w:ind w:left="1327"/>
               <w:jc w:val="both"/>
-              <w:outlineLvl w:val="3"/>
               <w:rPr>
                 <w:rFonts w:ascii="Times New Roman" w:hAnsi="Times New Roman" w:cs="Times New Roman"/>
                 <w:color w:val="auto"/>
@@ -25314,7 +25275,6 @@
               <w:spacing w:line="276" w:lineRule="auto"/>
               <w:ind w:left="1327"/>
               <w:jc w:val="both"/>
-              <w:outlineLvl w:val="3"/>
               <w:rPr>
                 <w:rFonts w:ascii="Times New Roman" w:hAnsi="Times New Roman" w:cs="Times New Roman"/>
                 <w:color w:val="auto"/>
@@ -25338,7 +25298,6 @@
               <w:spacing w:line="276" w:lineRule="auto"/>
               <w:ind w:left="1327"/>
               <w:jc w:val="both"/>
-              <w:outlineLvl w:val="3"/>
               <w:rPr>
                 <w:rFonts w:ascii="Times New Roman" w:hAnsi="Times New Roman" w:cs="Times New Roman"/>
                 <w:color w:val="auto"/>
@@ -25362,7 +25321,6 @@
               <w:spacing w:line="276" w:lineRule="auto"/>
               <w:ind w:left="1327"/>
               <w:jc w:val="both"/>
-              <w:outlineLvl w:val="3"/>
               <w:rPr>
                 <w:rFonts w:ascii="Times New Roman" w:hAnsi="Times New Roman" w:cs="Times New Roman"/>
                 <w:color w:val="auto"/>
@@ -25400,7 +25358,6 @@
               <w:spacing w:line="276" w:lineRule="auto"/>
               <w:ind w:left="1440"/>
               <w:jc w:val="both"/>
-              <w:outlineLvl w:val="2"/>
               <w:rPr>
                 <w:rFonts w:cs="Times New Roman"/>
                 <w:color w:val="auto"/>
@@ -25433,17 +25390,7 @@
                 <w:sz w:val="22"/>
                 <w:szCs w:val="22"/>
               </w:rPr>
-              <w:t xml:space="preserve"> and necessary for the performance of this Sub-agreement; and the expenditures, disbursements and cash receipts are for the purpose and objectives set forth in the terms and conditions of this award, and are verifiable from the </w:t>
-            </w:r>
-            <w:r>
-              <w:rPr>
-                <w:rFonts w:cs="Times New Roman"/>
-                <w:color w:val="auto"/>
-                <w:sz w:val="22"/>
-                <w:szCs w:val="22"/>
-              </w:rPr>
-              <w:lastRenderedPageBreak/>
-              <w:t>organization’s accounting records. All required Partners approvals have been obtained; and that an appropriate refund shall be made to Partners promptly upon request if the Project Manager determines that any amount previously paid was not properly payable.”</w:t>
+              <w:t xml:space="preserve"> and necessary for the performance of this Sub-agreement; and the expenditures, disbursements and cash receipts are for the purpose and objectives set forth in the terms and conditions of this award, and are verifiable from the organization’s accounting records. All required Partners approvals have been obtained; and that an appropriate refund shall be made to Partners promptly upon request if the Project Manager determines that any amount previously paid was not properly payable.”</w:t>
             </w:r>
           </w:p>
           <w:p>
@@ -25456,7 +25403,6 @@
               <w:spacing w:line="276" w:lineRule="auto"/>
               <w:ind w:left="1440"/>
               <w:jc w:val="both"/>
-              <w:outlineLvl w:val="2"/>
               <w:rPr>
                 <w:rFonts w:cs="Times New Roman"/>
                 <w:color w:val="auto"/>
@@ -25483,7 +25429,6 @@
               </w:numPr>
               <w:spacing w:line="276" w:lineRule="auto"/>
               <w:jc w:val="both"/>
-              <w:outlineLvl w:val="2"/>
               <w:rPr>
                 <w:rFonts w:cs="Times New Roman"/>
                 <w:color w:val="auto"/>
@@ -25508,7 +25453,6 @@
               </w:numPr>
               <w:spacing w:line="276" w:lineRule="auto"/>
               <w:jc w:val="both"/>
-              <w:outlineLvl w:val="2"/>
               <w:rPr>
                 <w:rFonts w:cs="Times New Roman"/>
                 <w:color w:val="auto"/>
@@ -25544,7 +25488,6 @@
                 <w:numId w:val="0"/>
               </w:numPr>
               <w:spacing w:line="276" w:lineRule="auto"/>
-              <w:outlineLvl w:val="1"/>
               <w:rPr>
                 <w:b w:val="0"/>
                 <w:color w:val="2F5496" w:themeColor="accent1" w:themeShade="BF"/>
@@ -25575,7 +25518,6 @@
               </w:numPr>
               <w:spacing w:line="276" w:lineRule="auto"/>
               <w:jc w:val="both"/>
-              <w:outlineLvl w:val="2"/>
               <w:rPr>
                 <w:i/>
                 <w:iCs/>
@@ -25606,7 +25548,6 @@
               </w:numPr>
               <w:spacing w:line="276" w:lineRule="auto"/>
               <w:jc w:val="both"/>
-              <w:outlineLvl w:val="2"/>
               <w:rPr>
                 <w:color w:val="auto"/>
                 <w:sz w:val="22"/>
@@ -25678,7 +25619,6 @@
               </w:numPr>
               <w:spacing w:line="276" w:lineRule="auto"/>
               <w:jc w:val="both"/>
-              <w:outlineLvl w:val="2"/>
               <w:rPr>
                 <w:color w:val="auto"/>
                 <w:sz w:val="22"/>
@@ -25696,7 +25636,6 @@
               </w:numPr>
               <w:spacing w:line="276" w:lineRule="auto"/>
               <w:jc w:val="both"/>
-              <w:outlineLvl w:val="2"/>
               <w:rPr>
                 <w:i/>
                 <w:iCs/>
@@ -25727,7 +25666,6 @@
               </w:numPr>
               <w:spacing w:line="276" w:lineRule="auto"/>
               <w:jc w:val="both"/>
-              <w:outlineLvl w:val="2"/>
               <w:rPr>
                 <w:color w:val="auto"/>
                 <w:sz w:val="22"/>
@@ -25853,7 +25791,6 @@
               </w:numPr>
               <w:spacing w:line="276" w:lineRule="auto"/>
               <w:jc w:val="both"/>
-              <w:outlineLvl w:val="2"/>
               <w:rPr>
                 <w:color w:val="auto"/>
                 <w:sz w:val="22"/>
@@ -25892,7 +25829,6 @@
               </w:numPr>
               <w:spacing w:line="276" w:lineRule="auto"/>
               <w:jc w:val="both"/>
-              <w:outlineLvl w:val="2"/>
               <w:rPr>
                 <w:i/>
                 <w:iCs/>
@@ -25923,7 +25859,6 @@
               </w:numPr>
               <w:spacing w:line="276" w:lineRule="auto"/>
               <w:jc w:val="both"/>
-              <w:outlineLvl w:val="2"/>
               <w:rPr>
                 <w:color w:val="auto"/>
                 <w:sz w:val="22"/>
@@ -25937,7 +25872,6 @@
                 <w:szCs w:val="22"/>
                 <w:highlight w:val="yellow"/>
               </w:rPr>
-              <w:lastRenderedPageBreak/>
               <w:t>Sub-recipient</w:t>
             </w:r>
             <w:r>
@@ -26041,7 +25975,6 @@
                 <w:numId w:val="0"/>
               </w:numPr>
               <w:spacing w:line="276" w:lineRule="auto"/>
-              <w:outlineLvl w:val="1"/>
               <w:rPr>
                 <w:b w:val="0"/>
                 <w:color w:val="2F5496" w:themeColor="accent1" w:themeShade="BF"/>
@@ -26066,7 +25999,6 @@
               </w:numPr>
               <w:spacing w:line="276" w:lineRule="auto"/>
               <w:jc w:val="both"/>
-              <w:outlineLvl w:val="2"/>
               <w:rPr>
                 <w:color w:val="auto"/>
                 <w:sz w:val="22"/>
@@ -26151,7 +26083,6 @@
               </w:numPr>
               <w:spacing w:line="276" w:lineRule="auto"/>
               <w:jc w:val="both"/>
-              <w:outlineLvl w:val="2"/>
               <w:rPr>
                 <w:color w:val="auto"/>
                 <w:sz w:val="22"/>
@@ -26226,7 +26157,6 @@
                 <w:numId w:val="0"/>
               </w:numPr>
               <w:spacing w:line="276" w:lineRule="auto"/>
-              <w:outlineLvl w:val="1"/>
               <w:rPr>
                 <w:b w:val="0"/>
                 <w:color w:val="2F5496" w:themeColor="accent1" w:themeShade="BF"/>
@@ -26239,7 +26169,6 @@
                 <w:color w:val="2F5496" w:themeColor="accent1" w:themeShade="BF"/>
                 <w:lang w:val="es-CR"/>
               </w:rPr>
-              <w:lastRenderedPageBreak/>
               <w:t xml:space="preserve">Artículo 2. Presupuesto Detallado </w:t>
             </w:r>
           </w:p>
@@ -26278,7 +26207,6 @@
                 <w:numId w:val="0"/>
               </w:numPr>
               <w:spacing w:line="276" w:lineRule="auto"/>
-              <w:outlineLvl w:val="1"/>
               <w:rPr>
                 <w:b w:val="0"/>
                 <w:color w:val="2F5496" w:themeColor="accent1" w:themeShade="BF"/>
@@ -26313,7 +26241,6 @@
               <w:spacing w:line="276" w:lineRule="auto"/>
               <w:ind w:left="525"/>
               <w:jc w:val="both"/>
-              <w:outlineLvl w:val="2"/>
               <w:rPr>
                 <w:rFonts w:cs="Times New Roman"/>
                 <w:color w:val="auto"/>
@@ -26373,7 +26300,6 @@
               <w:spacing w:line="276" w:lineRule="auto"/>
               <w:ind w:left="1065"/>
               <w:jc w:val="both"/>
-              <w:outlineLvl w:val="3"/>
               <w:rPr>
                 <w:rFonts w:ascii="Times New Roman" w:hAnsi="Times New Roman" w:cs="Times New Roman"/>
                 <w:color w:val="auto"/>
@@ -26399,7 +26325,6 @@
               <w:spacing w:line="276" w:lineRule="auto"/>
               <w:ind w:left="1065"/>
               <w:jc w:val="both"/>
-              <w:outlineLvl w:val="3"/>
               <w:rPr>
                 <w:rFonts w:ascii="Times New Roman" w:hAnsi="Times New Roman" w:cs="Times New Roman"/>
                 <w:color w:val="auto"/>
@@ -26425,7 +26350,6 @@
               <w:spacing w:line="276" w:lineRule="auto"/>
               <w:ind w:left="1065"/>
               <w:jc w:val="both"/>
-              <w:outlineLvl w:val="3"/>
               <w:rPr>
                 <w:rFonts w:ascii="Times New Roman" w:hAnsi="Times New Roman" w:cs="Times New Roman"/>
                 <w:color w:val="auto"/>
@@ -26451,7 +26375,6 @@
               <w:spacing w:line="276" w:lineRule="auto"/>
               <w:ind w:left="1065"/>
               <w:jc w:val="both"/>
-              <w:outlineLvl w:val="3"/>
               <w:rPr>
                 <w:rFonts w:ascii="Times New Roman" w:hAnsi="Times New Roman" w:cs="Times New Roman"/>
                 <w:color w:val="auto"/>
@@ -26477,7 +26400,6 @@
               <w:spacing w:line="276" w:lineRule="auto"/>
               <w:ind w:left="1065"/>
               <w:jc w:val="both"/>
-              <w:outlineLvl w:val="3"/>
               <w:rPr>
                 <w:rFonts w:ascii="Times New Roman" w:hAnsi="Times New Roman" w:cs="Times New Roman"/>
                 <w:color w:val="auto"/>
@@ -26503,7 +26425,6 @@
               <w:spacing w:line="276" w:lineRule="auto"/>
               <w:ind w:left="1065"/>
               <w:jc w:val="both"/>
-              <w:outlineLvl w:val="3"/>
               <w:rPr>
                 <w:rFonts w:ascii="Times New Roman" w:hAnsi="Times New Roman" w:cs="Times New Roman"/>
                 <w:color w:val="auto"/>
@@ -26529,7 +26450,6 @@
               <w:spacing w:line="276" w:lineRule="auto"/>
               <w:ind w:left="1065"/>
               <w:jc w:val="both"/>
-              <w:outlineLvl w:val="3"/>
               <w:rPr>
                 <w:rFonts w:ascii="Times New Roman" w:hAnsi="Times New Roman" w:cs="Times New Roman"/>
                 <w:color w:val="auto"/>
@@ -26555,7 +26475,6 @@
               <w:spacing w:line="276" w:lineRule="auto"/>
               <w:ind w:left="1065"/>
               <w:jc w:val="both"/>
-              <w:outlineLvl w:val="3"/>
               <w:rPr>
                 <w:rFonts w:ascii="Times New Roman" w:hAnsi="Times New Roman" w:cs="Times New Roman"/>
                 <w:color w:val="auto"/>
@@ -26581,7 +26500,6 @@
               <w:spacing w:line="276" w:lineRule="auto"/>
               <w:ind w:left="1065"/>
               <w:jc w:val="both"/>
-              <w:outlineLvl w:val="3"/>
               <w:rPr>
                 <w:rFonts w:ascii="Times New Roman" w:hAnsi="Times New Roman" w:cs="Times New Roman"/>
                 <w:color w:val="auto"/>
@@ -26607,7 +26525,6 @@
               <w:spacing w:line="276" w:lineRule="auto"/>
               <w:ind w:left="1065"/>
               <w:jc w:val="both"/>
-              <w:outlineLvl w:val="3"/>
               <w:rPr>
                 <w:rFonts w:ascii="Times New Roman" w:hAnsi="Times New Roman" w:cs="Times New Roman"/>
                 <w:color w:val="auto"/>
@@ -26633,7 +26550,6 @@
               <w:spacing w:line="276" w:lineRule="auto"/>
               <w:ind w:left="1440"/>
               <w:jc w:val="both"/>
-              <w:outlineLvl w:val="2"/>
               <w:rPr>
                 <w:rFonts w:cs="Times New Roman"/>
                 <w:color w:val="auto"/>
@@ -26660,18 +26576,7 @@
                 <w:szCs w:val="22"/>
                 <w:lang w:val="es-ES"/>
               </w:rPr>
-              <w:t xml:space="preserve">Por la presente certifico que todos los costos cobrados son razonables, admisibles y necesarios para el cumplimiento de este Sub-acuerdo; y que los gastos, los desembolsos y el efectivo recibido están </w:t>
-            </w:r>
-            <w:r>
-              <w:rPr>
-                <w:rFonts w:cs="Times New Roman"/>
-                <w:color w:val="auto"/>
-                <w:sz w:val="22"/>
-                <w:szCs w:val="22"/>
-                <w:lang w:val="es-ES"/>
-              </w:rPr>
-              <w:lastRenderedPageBreak/>
-              <w:t xml:space="preserve">siendo utilizados para el propósito y los objetivos establecidos en los términos y condiciones de </w:t>
+              <w:t xml:space="preserve">Por la presente certifico que todos los costos cobrados son razonables, admisibles y necesarios para el cumplimiento de este Sub-acuerdo; y que los gastos, los desembolsos y el efectivo recibido están siendo utilizados para el propósito y los objetivos establecidos en los términos y condiciones de </w:t>
             </w:r>
             <w:r>
               <w:rPr>
@@ -26734,7 +26639,6 @@
               <w:spacing w:line="276" w:lineRule="auto"/>
               <w:ind w:left="1440"/>
               <w:jc w:val="both"/>
-              <w:outlineLvl w:val="2"/>
               <w:rPr>
                 <w:rFonts w:cs="Times New Roman"/>
                 <w:color w:val="auto"/>
@@ -26763,7 +26667,6 @@
               </w:numPr>
               <w:spacing w:line="276" w:lineRule="auto"/>
               <w:jc w:val="both"/>
-              <w:outlineLvl w:val="2"/>
               <w:rPr>
                 <w:rFonts w:cs="Times New Roman"/>
                 <w:color w:val="auto"/>
@@ -26782,7 +26685,6 @@
               </w:numPr>
               <w:spacing w:line="276" w:lineRule="auto"/>
               <w:jc w:val="both"/>
-              <w:outlineLvl w:val="2"/>
               <w:rPr>
                 <w:rFonts w:cs="Times New Roman"/>
                 <w:color w:val="auto"/>
@@ -26841,7 +26743,6 @@
                 <w:numId w:val="0"/>
               </w:numPr>
               <w:spacing w:line="276" w:lineRule="auto"/>
-              <w:outlineLvl w:val="1"/>
               <w:rPr>
                 <w:b w:val="0"/>
                 <w:color w:val="2F5496" w:themeColor="accent1" w:themeShade="BF"/>
@@ -27019,7 +26920,6 @@
               </w:numPr>
               <w:spacing w:line="276" w:lineRule="auto"/>
               <w:jc w:val="both"/>
-              <w:outlineLvl w:val="2"/>
               <w:rPr>
                 <w:rFonts w:cs="Times New Roman"/>
                 <w:color w:val="auto"/>
@@ -27065,7 +26965,6 @@
                 <w:highlight w:val="yellow"/>
                 <w:lang w:val="es-ES"/>
               </w:rPr>
-              <w:lastRenderedPageBreak/>
               <w:t>El Sub-Adjudicatario puede transferir fondos entre categorías de costos (personal, complementarios, viajes, suministros, equipos, otros costos directos</w:t>
             </w:r>
             <w:r>
@@ -27145,7 +27044,6 @@
               </w:numPr>
               <w:spacing w:before="0" w:line="276" w:lineRule="auto"/>
               <w:jc w:val="both"/>
-              <w:outlineLvl w:val="1"/>
               <w:rPr>
                 <w:rFonts w:cs="Times New Roman"/>
                 <w:b w:val="0"/>
@@ -27164,7 +27062,6 @@
                 <w:numId w:val="0"/>
               </w:numPr>
               <w:spacing w:line="276" w:lineRule="auto"/>
-              <w:outlineLvl w:val="1"/>
               <w:rPr>
                 <w:b w:val="0"/>
                 <w:color w:val="2F5496" w:themeColor="accent1" w:themeShade="BF"/>
@@ -27189,7 +27086,6 @@
               </w:numPr>
               <w:spacing w:line="276" w:lineRule="auto"/>
               <w:jc w:val="both"/>
-              <w:outlineLvl w:val="2"/>
               <w:rPr>
                 <w:rFonts w:cs="Times New Roman"/>
                 <w:color w:val="auto"/>
@@ -27239,7 +27135,6 @@
               <w:spacing w:line="276" w:lineRule="auto"/>
               <w:ind w:left="720"/>
               <w:jc w:val="both"/>
-              <w:outlineLvl w:val="2"/>
               <w:rPr>
                 <w:rFonts w:cs="Times New Roman"/>
                 <w:color w:val="auto"/>
@@ -27258,7 +27153,6 @@
               </w:numPr>
               <w:spacing w:line="276" w:lineRule="auto"/>
               <w:jc w:val="both"/>
-              <w:outlineLvl w:val="2"/>
               <w:rPr>
                 <w:rFonts w:cs="Times New Roman"/>
                 <w:color w:val="auto"/>
@@ -27288,7 +27182,6 @@
               <w:spacing w:line="276" w:lineRule="auto"/>
               <w:ind w:left="720"/>
               <w:jc w:val="both"/>
-              <w:outlineLvl w:val="2"/>
               <w:rPr>
                 <w:rFonts w:cs="Times New Roman"/>
                 <w:color w:val="auto"/>
@@ -27360,10 +27253,8 @@
                 <w:numId w:val="0"/>
               </w:numPr>
               <w:spacing w:line="276" w:lineRule="auto"/>
-              <w:outlineLvl w:val="0"/>
-            </w:pPr>
-            <w:r>
-              <w:lastRenderedPageBreak/>
+            </w:pPr>
+            <w:r>
               <w:t>Section V: Representations and Certifications</w:t>
             </w:r>
           </w:p>
@@ -27789,17 +27680,7 @@
                 <w:sz w:val="22"/>
                 <w:szCs w:val="22"/>
               </w:rPr>
-              <w:t xml:space="preserve"> must verify that no support or resources are provided to individuals or entities identified in lists promulgated by the US Government, the United Nations, </w:t>
-            </w:r>
-            <w:r>
-              <w:rPr>
-                <w:rFonts w:ascii="Times New Roman" w:hAnsi="Times New Roman" w:cs="Times New Roman"/>
-                <w:color w:val="auto"/>
-                <w:sz w:val="22"/>
-                <w:szCs w:val="22"/>
-              </w:rPr>
-              <w:lastRenderedPageBreak/>
-              <w:t xml:space="preserve">and the European Union. This provision must be included in all lower tier sub-agreement issued under this Sub-Agreement. </w:t>
+              <w:t xml:space="preserve"> must verify that no support or resources are provided to individuals or entities identified in lists promulgated by the US Government, the United Nations, and the European Union. This provision must be included in all lower tier sub-agreement issued under this Sub-Agreement. </w:t>
             </w:r>
           </w:p>
           <w:p>
@@ -28081,17 +27962,7 @@
                 <w:sz w:val="22"/>
                 <w:szCs w:val="22"/>
               </w:rPr>
-              <w:t xml:space="preserve">Where a humanitarian worker develops concerns or suspicions regarding sexual abuse or exploitation by a fellow worker, whether in the same humanitarian aid agency or not, he or she must report such </w:t>
-            </w:r>
-            <w:r>
-              <w:rPr>
-                <w:rFonts w:ascii="Times New Roman" w:hAnsi="Times New Roman" w:cs="Times New Roman"/>
-                <w:color w:val="auto"/>
-                <w:sz w:val="22"/>
-                <w:szCs w:val="22"/>
-              </w:rPr>
-              <w:lastRenderedPageBreak/>
-              <w:t xml:space="preserve">concerns via established agency reporting mechanisms. </w:t>
+              <w:t xml:space="preserve">Where a humanitarian worker develops concerns or suspicions regarding sexual abuse or exploitation by a fellow worker, whether in the same humanitarian aid agency or not, he or she must report such concerns via established agency reporting mechanisms. </w:t>
             </w:r>
           </w:p>
           <w:p>
@@ -28493,7 +28364,6 @@
                 <w:rFonts w:cs="Times New Roman"/>
                 <w:kern w:val="28"/>
               </w:rPr>
-              <w:lastRenderedPageBreak/>
               <w:t xml:space="preserve">The </w:t>
             </w:r>
             <w:r>
@@ -28606,7 +28476,6 @@
               <w:spacing w:line="276" w:lineRule="auto"/>
               <w:ind w:left="90"/>
               <w:jc w:val="both"/>
-              <w:outlineLvl w:val="1"/>
               <w:rPr>
                 <w:b w:val="0"/>
                 <w:color w:val="2F5496" w:themeColor="accent1" w:themeShade="BF"/>
@@ -28811,15 +28680,7 @@
                 <w:rFonts w:cs="Times New Roman"/>
                 <w:kern w:val="28"/>
               </w:rPr>
-              <w:t xml:space="preserve">exempted from the requirement to provide or pay for such return transportation by </w:t>
-            </w:r>
-            <w:r>
-              <w:rPr>
-                <w:rFonts w:cs="Times New Roman"/>
-                <w:kern w:val="28"/>
-              </w:rPr>
-              <w:lastRenderedPageBreak/>
-              <w:t>Awarding Entity under this award; or</w:t>
+              <w:t>exempted from the requirement to provide or pay for such return transportation by Awarding Entity under this award; or</w:t>
             </w:r>
           </w:p>
           <w:p>
@@ -29107,15 +28968,7 @@
                 <w:rFonts w:cs="Times New Roman"/>
                 <w:kern w:val="28"/>
               </w:rPr>
-              <w:t xml:space="preserve">An awareness program to inform employees about the trafficking related prohibitions included in this provision, the activities prohibited and the action </w:t>
-            </w:r>
-            <w:r>
-              <w:rPr>
-                <w:rFonts w:cs="Times New Roman"/>
-                <w:kern w:val="28"/>
-              </w:rPr>
-              <w:lastRenderedPageBreak/>
-              <w:t>that will be taken against the employee for violations.</w:t>
+              <w:t>An awareness program to inform employees about the trafficking related prohibitions included in this provision, the activities prohibited and the action that will be taken against the employee for violations.</w:t>
             </w:r>
           </w:p>
           <w:p>
@@ -29675,7 +29528,6 @@
               </w:numPr>
               <w:spacing w:line="276" w:lineRule="auto"/>
               <w:jc w:val="both"/>
-              <w:outlineLvl w:val="1"/>
               <w:rPr>
                 <w:b w:val="0"/>
                 <w:color w:val="2F5496" w:themeColor="accent1" w:themeShade="BF"/>
@@ -29693,7 +29545,6 @@
               </w:numPr>
               <w:spacing w:line="276" w:lineRule="auto"/>
               <w:jc w:val="both"/>
-              <w:outlineLvl w:val="1"/>
               <w:rPr>
                 <w:b w:val="0"/>
                 <w:color w:val="2F5496" w:themeColor="accent1" w:themeShade="BF"/>
@@ -29833,16 +29684,14 @@
                 <w:numId w:val="0"/>
               </w:numPr>
               <w:spacing w:line="276" w:lineRule="auto"/>
-              <w:outlineLvl w:val="0"/>
-              <w:rPr>
-                <w:lang w:val="es-CR"/>
-              </w:rPr>
-            </w:pPr>
-            <w:r>
-              <w:rPr>
-                <w:lang w:val="es-CR"/>
-              </w:rPr>
-              <w:lastRenderedPageBreak/>
+              <w:rPr>
+                <w:lang w:val="es-CR"/>
+              </w:rPr>
+            </w:pPr>
+            <w:r>
+              <w:rPr>
+                <w:lang w:val="es-CR"/>
+              </w:rPr>
               <w:t>Sección V: Declaraciones y Certificaciones</w:t>
             </w:r>
           </w:p>
@@ -30154,17 +30003,7 @@
                 <w:szCs w:val="22"/>
                 <w:lang w:val="es-CR"/>
               </w:rPr>
-              <w:t xml:space="preserve">El Sub-Adjudicatario deberá abstenerse de realizar transacciones con, o proporcionar recursos o apoyo a, individuos y organizaciones asociadas con el terrorismo. Además, el Sub-Adjudicatario deberá verificar que no se brinde apoyo o recursos a las personas o entidades </w:t>
-            </w:r>
-            <w:r>
-              <w:rPr>
-                <w:rFonts w:ascii="Times New Roman" w:hAnsi="Times New Roman" w:cs="Times New Roman"/>
-                <w:color w:val="auto"/>
-                <w:sz w:val="22"/>
-                <w:szCs w:val="22"/>
-                <w:lang w:val="es-CR"/>
-              </w:rPr>
-              <w:t xml:space="preserve">identificadas en las listas promulgadas por el Gobierno de los Estados Unidos, las Naciones Unidas y la Unión Europea. Esta disposición debe incluirse en todos los sub-acuerdos de nivel inferior emitidos en virtud de este Sub-acuerdo. </w:t>
+              <w:t xml:space="preserve">El Sub-Adjudicatario deberá abstenerse de realizar transacciones con, o proporcionar recursos o apoyo a, individuos y organizaciones asociadas con el terrorismo. Además, el Sub-Adjudicatario deberá verificar que no se brinde apoyo o recursos a las personas o entidades identificadas en las listas promulgadas por el Gobierno de los Estados Unidos, las Naciones Unidas y la Unión Europea. Esta disposición debe incluirse en todos los sub-acuerdos de nivel inferior emitidos en virtud de este Sub-acuerdo. </w:t>
             </w:r>
           </w:p>
           <w:p>
@@ -30391,7 +30230,6 @@
                 <w:szCs w:val="22"/>
                 <w:lang w:val="es-CR" w:eastAsia="en-US"/>
               </w:rPr>
-              <w:lastRenderedPageBreak/>
               <w:t>En el evento que un trabajador humanitario tema o sospeche el abuso o la explotación por parte de algún compañero de trabajo, sea de la misma agencia de ayuda humanitaria o no, él/ella deberá reportar dichas preocupaciones a través de los mecanismos establecidos por la agencia para la presentación de denuncias.</w:t>
             </w:r>
           </w:p>
@@ -30627,7 +30465,6 @@
                 <w:kern w:val="28"/>
                 <w:lang w:val="es-CR"/>
               </w:rPr>
-              <w:lastRenderedPageBreak/>
               <w:t>El Sub-Adjudicatario se compromete a que el Sub-Adjudicatario ni el personal del Sub-Adjudicatario intentarán o cometerán algún fraude, engaño, irregularidad financiera o procesal en el cumplimiento de las obligaciones del Sub-Adjudicatario en virtud de</w:t>
             </w:r>
             <w:r>
@@ -30700,7 +30537,6 @@
               <w:spacing w:line="276" w:lineRule="auto"/>
               <w:ind w:left="90"/>
               <w:jc w:val="both"/>
-              <w:outlineLvl w:val="1"/>
               <w:rPr>
                 <w:b w:val="0"/>
                 <w:color w:val="2F5496" w:themeColor="accent1" w:themeShade="BF"/>
@@ -30949,16 +30785,7 @@
                 <w:kern w:val="28"/>
                 <w:lang w:val="es-CR"/>
               </w:rPr>
-              <w:t xml:space="preserve">Al final del empleo, negarse a proporcionarle transporte de regreso o no pagar los costos de transporte de regreso de un empleado desde un país diferente a los Estados Unidos hacia el país en que fue contratado el trabajador, si así lo solicita el empleado, a menos </w:t>
-            </w:r>
-            <w:r>
-              <w:rPr>
-                <w:rFonts w:cs="Times New Roman"/>
-                <w:kern w:val="28"/>
-                <w:lang w:val="es-CR"/>
-              </w:rPr>
-              <w:lastRenderedPageBreak/>
-              <w:t>que:</w:t>
+              <w:t>Al final del empleo, negarse a proporcionarle transporte de regreso o no pagar los costos de transporte de regreso de un empleado desde un país diferente a los Estados Unidos hacia el país en que fue contratado el trabajador, si así lo solicita el empleado, a menos que:</w:t>
             </w:r>
           </w:p>
           <w:p>
@@ -31260,16 +31087,7 @@
                 <w:kern w:val="28"/>
                 <w:lang w:val="es-CR"/>
               </w:rPr>
-              <w:t xml:space="preserve">Un programa de sensibilización para informar a los empleados acerca de las prohibiciones relacionadas con la trata de personas, descritas en esta </w:t>
-            </w:r>
-            <w:r>
-              <w:rPr>
-                <w:rFonts w:cs="Times New Roman"/>
-                <w:kern w:val="28"/>
-                <w:lang w:val="es-CR"/>
-              </w:rPr>
-              <w:lastRenderedPageBreak/>
-              <w:t>disposición; las actividades prohibidas; y las medidas que se tomarán contra el empleado por cualquier violación de las mismas.</w:t>
+              <w:t>Un programa de sensibilización para informar a los empleados acerca de las prohibiciones relacionadas con la trata de personas, descritas en esta disposición; las actividades prohibidas; y las medidas que se tomarán contra el empleado por cualquier violación de las mismas.</w:t>
             </w:r>
           </w:p>
           <w:p>
@@ -31421,16 +31239,7 @@
                 <w:kern w:val="28"/>
                 <w:lang w:val="es-CR"/>
               </w:rPr>
-              <w:t xml:space="preserve">también debe tener procedimientos establecidos para monitorear, detectar y despedir a cualquier agente o Sub-Adjudicatario o empleado de un Sub-Adjudicatario que </w:t>
-            </w:r>
-            <w:r>
-              <w:rPr>
-                <w:rFonts w:cs="Times New Roman"/>
-                <w:kern w:val="28"/>
-                <w:lang w:val="es-CR"/>
-              </w:rPr>
-              <w:lastRenderedPageBreak/>
-              <w:t>haya participado en dichas actividades.</w:t>
+              <w:t>también debe tener procedimientos establecidos para monitorear, detectar y despedir a cualquier agente o Sub-Adjudicatario o empleado de un Sub-Adjudicatario que haya participado en dichas actividades.</w:t>
             </w:r>
           </w:p>
           <w:p>
@@ -31729,7 +31538,6 @@
               </w:numPr>
               <w:spacing w:line="276" w:lineRule="auto"/>
               <w:jc w:val="both"/>
-              <w:outlineLvl w:val="1"/>
               <w:rPr>
                 <w:b w:val="0"/>
                 <w:color w:val="2F5496" w:themeColor="accent1" w:themeShade="BF"/>
@@ -31746,7 +31554,6 @@
               </w:numPr>
               <w:spacing w:line="276" w:lineRule="auto"/>
               <w:jc w:val="both"/>
-              <w:outlineLvl w:val="1"/>
               <w:rPr>
                 <w:b w:val="0"/>
                 <w:color w:val="2F5496" w:themeColor="accent1" w:themeShade="BF"/>
@@ -31908,10 +31715,8 @@
                 <w:numId w:val="0"/>
               </w:numPr>
               <w:spacing w:line="276" w:lineRule="auto"/>
-              <w:outlineLvl w:val="0"/>
-            </w:pPr>
-            <w:r>
-              <w:lastRenderedPageBreak/>
+            </w:pPr>
+            <w:r>
               <w:t>Section VI: Branding and Marking</w:t>
             </w:r>
           </w:p>
@@ -31955,7 +31760,6 @@
                 <w:numId w:val="0"/>
               </w:numPr>
               <w:spacing w:line="276" w:lineRule="auto"/>
-              <w:outlineLvl w:val="0"/>
               <w:rPr>
                 <w:lang w:val="es-CR"/>
               </w:rPr>
@@ -32013,10 +31817,8 @@
                 <w:ilvl w:val="0"/>
                 <w:numId w:val="0"/>
               </w:numPr>
-              <w:outlineLvl w:val="0"/>
-            </w:pPr>
-            <w:r>
-              <w:lastRenderedPageBreak/>
+            </w:pPr>
+            <w:r>
               <w:t xml:space="preserve">Section VII: </w:t>
             </w:r>
             <w:r>
@@ -32666,7 +32468,6 @@
               <w:rPr>
                 <w:rFonts w:cs="Times New Roman"/>
               </w:rPr>
-              <w:lastRenderedPageBreak/>
               <w:t>F.</w:t>
             </w:r>
             <w:r>
@@ -33348,16 +33149,14 @@
                 <w:ilvl w:val="0"/>
                 <w:numId w:val="0"/>
               </w:numPr>
-              <w:outlineLvl w:val="0"/>
-              <w:rPr>
-                <w:lang w:val="es-CR"/>
-              </w:rPr>
-            </w:pPr>
-            <w:r>
-              <w:rPr>
-                <w:lang w:val="es-CR"/>
-              </w:rPr>
-              <w:lastRenderedPageBreak/>
+              <w:rPr>
+                <w:lang w:val="es-CR"/>
+              </w:rPr>
+            </w:pPr>
+            <w:r>
+              <w:rPr>
+                <w:lang w:val="es-CR"/>
+              </w:rPr>
               <w:t>S</w:t>
             </w:r>
             <w:r>
@@ -33981,7 +33780,6 @@
               <w:rPr>
                 <w:lang w:val="es-ES"/>
               </w:rPr>
-              <w:lastRenderedPageBreak/>
               <w:t xml:space="preserve">F. </w:t>
             </w:r>
             <w:r>
@@ -34645,15 +34443,7 @@
                 <w:color w:val="000000"/>
                 <w:lang w:val="es-ES"/>
               </w:rPr>
-              <w:t xml:space="preserve">Reporte de Asuntos Relacionados </w:t>
-            </w:r>
-            <w:r>
-              <w:rPr>
-                <w:color w:val="000000"/>
-                <w:lang w:val="es-ES"/>
-              </w:rPr>
-              <w:lastRenderedPageBreak/>
-              <w:t>con la Integridad y el Desempeño de Beneficiarios</w:t>
+              <w:t>Reporte de Asuntos Relacionados con la Integridad y el Desempeño de Beneficiarios</w:t>
             </w:r>
           </w:p>
         </w:tc>
@@ -34682,7 +34472,7 @@
 </file>
 
 <file path=word/endnotes.xml><?xml version="1.0" encoding="utf-8"?>
-<w:endnotes xmlns:wpc="http://schemas.microsoft.com/office/word/2010/wordprocessingCanvas" xmlns:cx="http://schemas.microsoft.com/office/drawing/2014/chartex" xmlns:cx1="http://schemas.microsoft.com/office/drawing/2015/9/8/chartex" xmlns:cx2="http://schemas.microsoft.com/office/drawing/2015/10/21/chartex" xmlns:cx3="http://schemas.microsoft.com/office/drawing/2016/5/9/chartex" xmlns:cx4="http://schemas.microsoft.com/office/drawing/2016/5/10/chartex" xmlns:cx5="http://schemas.microsoft.com/office/drawing/2016/5/11/chartex" xmlns:cx6="http://schemas.microsoft.com/office/drawing/2016/5/12/chartex" xmlns:cx7="http://schemas.microsoft.com/office/drawing/2016/5/13/chartex" xmlns:cx8="http://schemas.microsoft.com/office/drawing/2016/5/14/chartex" xmlns:mc="http://schemas.openxmlformats.org/markup-compatibility/2006" xmlns:aink="http://schemas.microsoft.com/office/drawing/2016/ink" xmlns:am3d="http://schemas.microsoft.com/office/drawing/2017/model3d" xmlns:o="urn:schemas-microsoft-com:office:office" xmlns:oel="http://schemas.microsoft.com/office/2019/extlst" xmlns:r="http://schemas.openxmlformats.org/officeDocument/2006/relationships" xmlns:m="http://schemas.openxmlformats.org/officeDocument/2006/math" xmlns:v="urn:schemas-microsoft-com:vml" xmlns:wp14="http://schemas.microsoft.com/office/word/2010/wordprocessingDrawing" xmlns:wp="http://schemas.openxmlformats.org/drawingml/2006/wordprocessingDrawing" xmlns:w10="urn:schemas-microsoft-com:office:word" xmlns:w="http://schemas.openxmlformats.org/wordprocessingml/2006/main" xmlns:w14="http://schemas.microsoft.com/office/word/2010/wordml" xmlns:w15="http://schemas.microsoft.com/office/word/2012/wordml" xmlns:w16cex="http://schemas.microsoft.com/office/word/2018/wordml/cex" xmlns:w16cid="http://schemas.microsoft.com/office/word/2016/wordml/cid" xmlns:w16="http://schemas.microsoft.com/office/word/2018/wordml" xmlns:w16sdtdh="http://schemas.microsoft.com/office/word/2020/wordml/sdtdatahash" xmlns:w16se="http://schemas.microsoft.com/office/word/2015/wordml/symex" xmlns:wpg="http://schemas.microsoft.com/office/word/2010/wordprocessingGroup" xmlns:wpi="http://schemas.microsoft.com/office/word/2010/wordprocessingInk" xmlns:wne="http://schemas.microsoft.com/office/word/2006/wordml" xmlns:wps="http://schemas.microsoft.com/office/word/2010/wordprocessingShape" mc:Ignorable="w14 w15 w16se w16cid w16 w16cex w16sdtdh wp14">
+<w:endnotes xmlns:wpc="http://schemas.microsoft.com/office/word/2010/wordprocessingCanvas" xmlns:cx="http://schemas.microsoft.com/office/drawing/2014/chartex" xmlns:cx1="http://schemas.microsoft.com/office/drawing/2015/9/8/chartex" xmlns:cx2="http://schemas.microsoft.com/office/drawing/2015/10/21/chartex" xmlns:cx3="http://schemas.microsoft.com/office/drawing/2016/5/9/chartex" xmlns:cx4="http://schemas.microsoft.com/office/drawing/2016/5/10/chartex" xmlns:cx5="http://schemas.microsoft.com/office/drawing/2016/5/11/chartex" xmlns:cx6="http://schemas.microsoft.com/office/drawing/2016/5/12/chartex" xmlns:cx7="http://schemas.microsoft.com/office/drawing/2016/5/13/chartex" xmlns:cx8="http://schemas.microsoft.com/office/drawing/2016/5/14/chartex" xmlns:mc="http://schemas.openxmlformats.org/markup-compatibility/2006" xmlns:aink="http://schemas.microsoft.com/office/drawing/2016/ink" xmlns:am3d="http://schemas.microsoft.com/office/drawing/2017/model3d" xmlns:o="urn:schemas-microsoft-com:office:office" xmlns:oel="http://schemas.microsoft.com/office/2019/extlst" xmlns:r="http://schemas.openxmlformats.org/officeDocument/2006/relationships" xmlns:m="http://schemas.openxmlformats.org/officeDocument/2006/math" xmlns:v="urn:schemas-microsoft-com:vml" xmlns:wp14="http://schemas.microsoft.com/office/word/2010/wordprocessingDrawing" xmlns:wp="http://schemas.openxmlformats.org/drawingml/2006/wordprocessingDrawing" xmlns:w10="urn:schemas-microsoft-com:office:word" xmlns:w="http://schemas.openxmlformats.org/wordprocessingml/2006/main" xmlns:w14="http://schemas.microsoft.com/office/word/2010/wordml" xmlns:w15="http://schemas.microsoft.com/office/word/2012/wordml" xmlns:w16cex="http://schemas.microsoft.com/office/word/2018/wordml/cex" xmlns:w16cid="http://schemas.microsoft.com/office/word/2016/wordml/cid" xmlns:w16="http://schemas.microsoft.com/office/word/2018/wordml" xmlns:w16du="http://schemas.microsoft.com/office/word/2023/wordml/word16du" xmlns:w16sdtdh="http://schemas.microsoft.com/office/word/2020/wordml/sdtdatahash" xmlns:w16sdtfl="http://schemas.microsoft.com/office/word/2024/wordml/sdtformatlock" xmlns:w16se="http://schemas.microsoft.com/office/word/2015/wordml/symex" xmlns:wpg="http://schemas.microsoft.com/office/word/2010/wordprocessingGroup" xmlns:wpi="http://schemas.microsoft.com/office/word/2010/wordprocessingInk" xmlns:wne="http://schemas.microsoft.com/office/word/2006/wordml" xmlns:wps="http://schemas.microsoft.com/office/word/2010/wordprocessingShape" mc:Ignorable="w14 w15 w16se w16cid w16 w16cex w16sdtdh w16sdtfl w16du wp14">
   <w:endnote w:type="separator" w:id="-1">
     <w:p>
       <w:pPr>
@@ -34707,7 +34497,7 @@
 </file>
 
 <file path=word/footer1.xml><?xml version="1.0" encoding="utf-8"?>
-<w:ftr xmlns:wpc="http://schemas.microsoft.com/office/word/2010/wordprocessingCanvas" xmlns:cx="http://schemas.microsoft.com/office/drawing/2014/chartex" xmlns:cx1="http://schemas.microsoft.com/office/drawing/2015/9/8/chartex" xmlns:cx2="http://schemas.microsoft.com/office/drawing/2015/10/21/chartex" xmlns:cx3="http://schemas.microsoft.com/office/drawing/2016/5/9/chartex" xmlns:cx4="http://schemas.microsoft.com/office/drawing/2016/5/10/chartex" xmlns:cx5="http://schemas.microsoft.com/office/drawing/2016/5/11/chartex" xmlns:cx6="http://schemas.microsoft.com/office/drawing/2016/5/12/chartex" xmlns:cx7="http://schemas.microsoft.com/office/drawing/2016/5/13/chartex" xmlns:cx8="http://schemas.microsoft.com/office/drawing/2016/5/14/chartex" xmlns:mc="http://schemas.openxmlformats.org/markup-compatibility/2006" xmlns:aink="http://schemas.microsoft.com/office/drawing/2016/ink" xmlns:am3d="http://schemas.microsoft.com/office/drawing/2017/model3d" xmlns:o="urn:schemas-microsoft-com:office:office" xmlns:oel="http://schemas.microsoft.com/office/2019/extlst" xmlns:r="http://schemas.openxmlformats.org/officeDocument/2006/relationships" xmlns:m="http://schemas.openxmlformats.org/officeDocument/2006/math" xmlns:v="urn:schemas-microsoft-com:vml" xmlns:wp14="http://schemas.microsoft.com/office/word/2010/wordprocessingDrawing" xmlns:wp="http://schemas.openxmlformats.org/drawingml/2006/wordprocessingDrawing" xmlns:w10="urn:schemas-microsoft-com:office:word" xmlns:w="http://schemas.openxmlformats.org/wordprocessingml/2006/main" xmlns:w14="http://schemas.microsoft.com/office/word/2010/wordml" xmlns:w15="http://schemas.microsoft.com/office/word/2012/wordml" xmlns:w16cex="http://schemas.microsoft.com/office/word/2018/wordml/cex" xmlns:w16cid="http://schemas.microsoft.com/office/word/2016/wordml/cid" xmlns:w16="http://schemas.microsoft.com/office/word/2018/wordml" xmlns:w16sdtdh="http://schemas.microsoft.com/office/word/2020/wordml/sdtdatahash" xmlns:w16se="http://schemas.microsoft.com/office/word/2015/wordml/symex" xmlns:wpg="http://schemas.microsoft.com/office/word/2010/wordprocessingGroup" xmlns:wpi="http://schemas.microsoft.com/office/word/2010/wordprocessingInk" xmlns:wne="http://schemas.microsoft.com/office/word/2006/wordml" xmlns:wps="http://schemas.microsoft.com/office/word/2010/wordprocessingShape" mc:Ignorable="w14 w15 w16se w16cid w16 w16cex w16sdtdh wp14">
+<w:ftr xmlns:wpc="http://schemas.microsoft.com/office/word/2010/wordprocessingCanvas" xmlns:cx="http://schemas.microsoft.com/office/drawing/2014/chartex" xmlns:cx1="http://schemas.microsoft.com/office/drawing/2015/9/8/chartex" xmlns:cx2="http://schemas.microsoft.com/office/drawing/2015/10/21/chartex" xmlns:cx3="http://schemas.microsoft.com/office/drawing/2016/5/9/chartex" xmlns:cx4="http://schemas.microsoft.com/office/drawing/2016/5/10/chartex" xmlns:cx5="http://schemas.microsoft.com/office/drawing/2016/5/11/chartex" xmlns:cx6="http://schemas.microsoft.com/office/drawing/2016/5/12/chartex" xmlns:cx7="http://schemas.microsoft.com/office/drawing/2016/5/13/chartex" xmlns:cx8="http://schemas.microsoft.com/office/drawing/2016/5/14/chartex" xmlns:mc="http://schemas.openxmlformats.org/markup-compatibility/2006" xmlns:aink="http://schemas.microsoft.com/office/drawing/2016/ink" xmlns:am3d="http://schemas.microsoft.com/office/drawing/2017/model3d" xmlns:o="urn:schemas-microsoft-com:office:office" xmlns:oel="http://schemas.microsoft.com/office/2019/extlst" xmlns:r="http://schemas.openxmlformats.org/officeDocument/2006/relationships" xmlns:m="http://schemas.openxmlformats.org/officeDocument/2006/math" xmlns:v="urn:schemas-microsoft-com:vml" xmlns:wp14="http://schemas.microsoft.com/office/word/2010/wordprocessingDrawing" xmlns:wp="http://schemas.openxmlformats.org/drawingml/2006/wordprocessingDrawing" xmlns:w10="urn:schemas-microsoft-com:office:word" xmlns:w="http://schemas.openxmlformats.org/wordprocessingml/2006/main" xmlns:w14="http://schemas.microsoft.com/office/word/2010/wordml" xmlns:w15="http://schemas.microsoft.com/office/word/2012/wordml" xmlns:w16cex="http://schemas.microsoft.com/office/word/2018/wordml/cex" xmlns:w16cid="http://schemas.microsoft.com/office/word/2016/wordml/cid" xmlns:w16="http://schemas.microsoft.com/office/word/2018/wordml" xmlns:w16du="http://schemas.microsoft.com/office/word/2023/wordml/word16du" xmlns:w16sdtdh="http://schemas.microsoft.com/office/word/2020/wordml/sdtdatahash" xmlns:w16sdtfl="http://schemas.microsoft.com/office/word/2024/wordml/sdtformatlock" xmlns:w16se="http://schemas.microsoft.com/office/word/2015/wordml/symex" xmlns:wpg="http://schemas.microsoft.com/office/word/2010/wordprocessingGroup" xmlns:wpi="http://schemas.microsoft.com/office/word/2010/wordprocessingInk" xmlns:wne="http://schemas.microsoft.com/office/word/2006/wordml" xmlns:wps="http://schemas.microsoft.com/office/word/2010/wordprocessingShape" mc:Ignorable="w14 w15 w16se w16cid w16 w16cex w16sdtdh w16sdtfl w16du wp14">
   <w:sdt>
     <w:sdtPr>
       <w:id w:val="1016504521"/>
@@ -34760,7 +34550,7 @@
 </file>
 
 <file path=word/footnotes.xml><?xml version="1.0" encoding="utf-8"?>
-<w:footnotes xmlns:wpc="http://schemas.microsoft.com/office/word/2010/wordprocessingCanvas" xmlns:cx="http://schemas.microsoft.com/office/drawing/2014/chartex" xmlns:cx1="http://schemas.microsoft.com/office/drawing/2015/9/8/chartex" xmlns:cx2="http://schemas.microsoft.com/office/drawing/2015/10/21/chartex" xmlns:cx3="http://schemas.microsoft.com/office/drawing/2016/5/9/chartex" xmlns:cx4="http://schemas.microsoft.com/office/drawing/2016/5/10/chartex" xmlns:cx5="http://schemas.microsoft.com/office/drawing/2016/5/11/chartex" xmlns:cx6="http://schemas.microsoft.com/office/drawing/2016/5/12/chartex" xmlns:cx7="http://schemas.microsoft.com/office/drawing/2016/5/13/chartex" xmlns:cx8="http://schemas.microsoft.com/office/drawing/2016/5/14/chartex" xmlns:mc="http://schemas.openxmlformats.org/markup-compatibility/2006" xmlns:aink="http://schemas.microsoft.com/office/drawing/2016/ink" xmlns:am3d="http://schemas.microsoft.com/office/drawing/2017/model3d" xmlns:o="urn:schemas-microsoft-com:office:office" xmlns:oel="http://schemas.microsoft.com/office/2019/extlst" xmlns:r="http://schemas.openxmlformats.org/officeDocument/2006/relationships" xmlns:m="http://schemas.openxmlformats.org/officeDocument/2006/math" xmlns:v="urn:schemas-microsoft-com:vml" xmlns:wp14="http://schemas.microsoft.com/office/word/2010/wordprocessingDrawing" xmlns:wp="http://schemas.openxmlformats.org/drawingml/2006/wordprocessingDrawing" xmlns:w10="urn:schemas-microsoft-com:office:word" xmlns:w="http://schemas.openxmlformats.org/wordprocessingml/2006/main" xmlns:w14="http://schemas.microsoft.com/office/word/2010/wordml" xmlns:w15="http://schemas.microsoft.com/office/word/2012/wordml" xmlns:w16cex="http://schemas.microsoft.com/office/word/2018/wordml/cex" xmlns:w16cid="http://schemas.microsoft.com/office/word/2016/wordml/cid" xmlns:w16="http://schemas.microsoft.com/office/word/2018/wordml" xmlns:w16sdtdh="http://schemas.microsoft.com/office/word/2020/wordml/sdtdatahash" xmlns:w16se="http://schemas.microsoft.com/office/word/2015/wordml/symex" xmlns:wpg="http://schemas.microsoft.com/office/word/2010/wordprocessingGroup" xmlns:wpi="http://schemas.microsoft.com/office/word/2010/wordprocessingInk" xmlns:wne="http://schemas.microsoft.com/office/word/2006/wordml" xmlns:wps="http://schemas.microsoft.com/office/word/2010/wordprocessingShape" mc:Ignorable="w14 w15 w16se w16cid w16 w16cex w16sdtdh wp14">
+<w:footnotes xmlns:wpc="http://schemas.microsoft.com/office/word/2010/wordprocessingCanvas" xmlns:cx="http://schemas.microsoft.com/office/drawing/2014/chartex" xmlns:cx1="http://schemas.microsoft.com/office/drawing/2015/9/8/chartex" xmlns:cx2="http://schemas.microsoft.com/office/drawing/2015/10/21/chartex" xmlns:cx3="http://schemas.microsoft.com/office/drawing/2016/5/9/chartex" xmlns:cx4="http://schemas.microsoft.com/office/drawing/2016/5/10/chartex" xmlns:cx5="http://schemas.microsoft.com/office/drawing/2016/5/11/chartex" xmlns:cx6="http://schemas.microsoft.com/office/drawing/2016/5/12/chartex" xmlns:cx7="http://schemas.microsoft.com/office/drawing/2016/5/13/chartex" xmlns:cx8="http://schemas.microsoft.com/office/drawing/2016/5/14/chartex" xmlns:mc="http://schemas.openxmlformats.org/markup-compatibility/2006" xmlns:aink="http://schemas.microsoft.com/office/drawing/2016/ink" xmlns:am3d="http://schemas.microsoft.com/office/drawing/2017/model3d" xmlns:o="urn:schemas-microsoft-com:office:office" xmlns:oel="http://schemas.microsoft.com/office/2019/extlst" xmlns:r="http://schemas.openxmlformats.org/officeDocument/2006/relationships" xmlns:m="http://schemas.openxmlformats.org/officeDocument/2006/math" xmlns:v="urn:schemas-microsoft-com:vml" xmlns:wp14="http://schemas.microsoft.com/office/word/2010/wordprocessingDrawing" xmlns:wp="http://schemas.openxmlformats.org/drawingml/2006/wordprocessingDrawing" xmlns:w10="urn:schemas-microsoft-com:office:word" xmlns:w="http://schemas.openxmlformats.org/wordprocessingml/2006/main" xmlns:w14="http://schemas.microsoft.com/office/word/2010/wordml" xmlns:w15="http://schemas.microsoft.com/office/word/2012/wordml" xmlns:w16cex="http://schemas.microsoft.com/office/word/2018/wordml/cex" xmlns:w16cid="http://schemas.microsoft.com/office/word/2016/wordml/cid" xmlns:w16="http://schemas.microsoft.com/office/word/2018/wordml" xmlns:w16du="http://schemas.microsoft.com/office/word/2023/wordml/word16du" xmlns:w16sdtdh="http://schemas.microsoft.com/office/word/2020/wordml/sdtdatahash" xmlns:w16sdtfl="http://schemas.microsoft.com/office/word/2024/wordml/sdtformatlock" xmlns:w16se="http://schemas.microsoft.com/office/word/2015/wordml/symex" xmlns:wpg="http://schemas.microsoft.com/office/word/2010/wordprocessingGroup" xmlns:wpi="http://schemas.microsoft.com/office/word/2010/wordprocessingInk" xmlns:wne="http://schemas.microsoft.com/office/word/2006/wordml" xmlns:wps="http://schemas.microsoft.com/office/word/2010/wordprocessingShape" mc:Ignorable="w14 w15 w16se w16cid w16 w16cex w16sdtdh w16sdtfl w16du wp14">
   <w:footnote w:type="separator" w:id="-1">
     <w:p>
       <w:pPr>
@@ -34785,7 +34575,7 @@
 </file>
 
 <file path=word/numbering.xml><?xml version="1.0" encoding="utf-8"?>
-<w:numbering xmlns:wpc="http://schemas.microsoft.com/office/word/2010/wordprocessingCanvas" xmlns:cx="http://schemas.microsoft.com/office/drawing/2014/chartex" xmlns:cx1="http://schemas.microsoft.com/office/drawing/2015/9/8/chartex" xmlns:cx2="http://schemas.microsoft.com/office/drawing/2015/10/21/chartex" xmlns:cx3="http://schemas.microsoft.com/office/drawing/2016/5/9/chartex" xmlns:cx4="http://schemas.microsoft.com/office/drawing/2016/5/10/chartex" xmlns:cx5="http://schemas.microsoft.com/office/drawing/2016/5/11/chartex" xmlns:cx6="http://schemas.microsoft.com/office/drawing/2016/5/12/chartex" xmlns:cx7="http://schemas.microsoft.com/office/drawing/2016/5/13/chartex" xmlns:cx8="http://schemas.microsoft.com/office/drawing/2016/5/14/chartex" xmlns:mc="http://schemas.openxmlformats.org/markup-compatibility/2006" xmlns:aink="http://schemas.microsoft.com/office/drawing/2016/ink" xmlns:am3d="http://schemas.microsoft.com/office/drawing/2017/model3d" xmlns:o="urn:schemas-microsoft-com:office:office" xmlns:oel="http://schemas.microsoft.com/office/2019/extlst" xmlns:r="http://schemas.openxmlformats.org/officeDocument/2006/relationships" xmlns:m="http://schemas.openxmlformats.org/officeDocument/2006/math" xmlns:v="urn:schemas-microsoft-com:vml" xmlns:wp14="http://schemas.microsoft.com/office/word/2010/wordprocessingDrawing" xmlns:wp="http://schemas.openxmlformats.org/drawingml/2006/wordprocessingDrawing" xmlns:w10="urn:schemas-microsoft-com:office:word" xmlns:w="http://schemas.openxmlformats.org/wordprocessingml/2006/main" xmlns:w14="http://schemas.microsoft.com/office/word/2010/wordml" xmlns:w15="http://schemas.microsoft.com/office/word/2012/wordml" xmlns:w16cex="http://schemas.microsoft.com/office/word/2018/wordml/cex" xmlns:w16cid="http://schemas.microsoft.com/office/word/2016/wordml/cid" xmlns:w16="http://schemas.microsoft.com/office/word/2018/wordml" xmlns:w16sdtdh="http://schemas.microsoft.com/office/word/2020/wordml/sdtdatahash" xmlns:w16se="http://schemas.microsoft.com/office/word/2015/wordml/symex" xmlns:wpg="http://schemas.microsoft.com/office/word/2010/wordprocessingGroup" xmlns:wpi="http://schemas.microsoft.com/office/word/2010/wordprocessingInk" xmlns:wne="http://schemas.microsoft.com/office/word/2006/wordml" xmlns:wps="http://schemas.microsoft.com/office/word/2010/wordprocessingShape" mc:Ignorable="w14 w15 w16se w16cid w16 w16cex w16sdtdh wp14">
+<w:numbering xmlns:wpc="http://schemas.microsoft.com/office/word/2010/wordprocessingCanvas" xmlns:cx="http://schemas.microsoft.com/office/drawing/2014/chartex" xmlns:cx1="http://schemas.microsoft.com/office/drawing/2015/9/8/chartex" xmlns:cx2="http://schemas.microsoft.com/office/drawing/2015/10/21/chartex" xmlns:cx3="http://schemas.microsoft.com/office/drawing/2016/5/9/chartex" xmlns:cx4="http://schemas.microsoft.com/office/drawing/2016/5/10/chartex" xmlns:cx5="http://schemas.microsoft.com/office/drawing/2016/5/11/chartex" xmlns:cx6="http://schemas.microsoft.com/office/drawing/2016/5/12/chartex" xmlns:cx7="http://schemas.microsoft.com/office/drawing/2016/5/13/chartex" xmlns:cx8="http://schemas.microsoft.com/office/drawing/2016/5/14/chartex" xmlns:mc="http://schemas.openxmlformats.org/markup-compatibility/2006" xmlns:aink="http://schemas.microsoft.com/office/drawing/2016/ink" xmlns:am3d="http://schemas.microsoft.com/office/drawing/2017/model3d" xmlns:o="urn:schemas-microsoft-com:office:office" xmlns:oel="http://schemas.microsoft.com/office/2019/extlst" xmlns:r="http://schemas.openxmlformats.org/officeDocument/2006/relationships" xmlns:m="http://schemas.openxmlformats.org/officeDocument/2006/math" xmlns:v="urn:schemas-microsoft-com:vml" xmlns:wp14="http://schemas.microsoft.com/office/word/2010/wordprocessingDrawing" xmlns:wp="http://schemas.openxmlformats.org/drawingml/2006/wordprocessingDrawing" xmlns:w10="urn:schemas-microsoft-com:office:word" xmlns:w="http://schemas.openxmlformats.org/wordprocessingml/2006/main" xmlns:w14="http://schemas.microsoft.com/office/word/2010/wordml" xmlns:w15="http://schemas.microsoft.com/office/word/2012/wordml" xmlns:w16cex="http://schemas.microsoft.com/office/word/2018/wordml/cex" xmlns:w16cid="http://schemas.microsoft.com/office/word/2016/wordml/cid" xmlns:w16="http://schemas.microsoft.com/office/word/2018/wordml" xmlns:w16du="http://schemas.microsoft.com/office/word/2023/wordml/word16du" xmlns:w16sdtdh="http://schemas.microsoft.com/office/word/2020/wordml/sdtdatahash" xmlns:w16sdtfl="http://schemas.microsoft.com/office/word/2024/wordml/sdtformatlock" xmlns:w16se="http://schemas.microsoft.com/office/word/2015/wordml/symex" xmlns:wpg="http://schemas.microsoft.com/office/word/2010/wordprocessingGroup" xmlns:wpi="http://schemas.microsoft.com/office/word/2010/wordprocessingInk" xmlns:wne="http://schemas.microsoft.com/office/word/2006/wordml" xmlns:wps="http://schemas.microsoft.com/office/word/2010/wordprocessingShape" mc:Ignorable="w14 w15 w16se w16cid w16 w16cex w16sdtdh w16sdtfl w16du wp14">
   <w:abstractNum w:abstractNumId="0" w15:restartNumberingAfterBreak="0">
     <w:nsid w:val="002F4071"/>
     <w:multiLevelType w:val="hybridMultilevel"/>
@@ -41507,6 +41297,87 @@
     </w:lvl>
   </w:abstractNum>
   <w:abstractNum w:abstractNumId="77" w15:restartNumberingAfterBreak="0">
+    <w:nsid w:val="69C452EE"/>
+    <w:multiLevelType w:val="hybridMultilevel"/>
+    <w:tmpl w:val="229C393C"/>
+    <w:lvl w:ilvl="0" w:tplc="44865A76">
+      <w:start w:val="1"/>
+      <w:numFmt w:val="lowerRoman"/>
+      <w:lvlText w:val="(%1)"/>
+      <w:lvlJc w:val="left"/>
+      <w:pPr>
+        <w:ind w:left="1440" w:hanging="360"/>
+      </w:pPr>
+      <w:rPr>
+        <w:rFonts w:ascii="Times New Roman" w:eastAsiaTheme="minorHAnsi" w:hAnsi="Times New Roman" w:cs="Times New Roman"/>
+      </w:rPr>
+    </w:lvl>
+    <w:lvl w:ilvl="1" w:tplc="EDE4FAB8">
+      <w:numFmt w:val="decimal"/>
+      <w:lvlText w:val=""/>
+      <w:lvlJc w:val="left"/>
+      <w:pPr>
+        <w:ind w:left="720" w:firstLine="0"/>
+      </w:pPr>
+    </w:lvl>
+    <w:lvl w:ilvl="2" w:tplc="2C26FBFC">
+      <w:numFmt w:val="decimal"/>
+      <w:lvlText w:val=""/>
+      <w:lvlJc w:val="left"/>
+      <w:pPr>
+        <w:ind w:left="720" w:firstLine="0"/>
+      </w:pPr>
+    </w:lvl>
+    <w:lvl w:ilvl="3" w:tplc="866EABAC">
+      <w:numFmt w:val="decimal"/>
+      <w:lvlText w:val=""/>
+      <w:lvlJc w:val="left"/>
+      <w:pPr>
+        <w:ind w:left="720" w:firstLine="0"/>
+      </w:pPr>
+    </w:lvl>
+    <w:lvl w:ilvl="4" w:tplc="5080AD5A">
+      <w:numFmt w:val="decimal"/>
+      <w:lvlText w:val=""/>
+      <w:lvlJc w:val="left"/>
+      <w:pPr>
+        <w:ind w:left="720" w:firstLine="0"/>
+      </w:pPr>
+    </w:lvl>
+    <w:lvl w:ilvl="5" w:tplc="EF226E08">
+      <w:numFmt w:val="decimal"/>
+      <w:lvlText w:val=""/>
+      <w:lvlJc w:val="left"/>
+      <w:pPr>
+        <w:ind w:left="720" w:firstLine="0"/>
+      </w:pPr>
+    </w:lvl>
+    <w:lvl w:ilvl="6" w:tplc="975E7EA4">
+      <w:numFmt w:val="decimal"/>
+      <w:lvlText w:val=""/>
+      <w:lvlJc w:val="left"/>
+      <w:pPr>
+        <w:ind w:left="720" w:firstLine="0"/>
+      </w:pPr>
+    </w:lvl>
+    <w:lvl w:ilvl="7" w:tplc="CE5409CA">
+      <w:numFmt w:val="decimal"/>
+      <w:lvlText w:val=""/>
+      <w:lvlJc w:val="left"/>
+      <w:pPr>
+        <w:ind w:left="720" w:firstLine="0"/>
+      </w:pPr>
+    </w:lvl>
+    <w:lvl w:ilvl="8" w:tplc="FCBC6C14">
+      <w:numFmt w:val="decimal"/>
+      <w:lvlText w:val=""/>
+      <w:lvlJc w:val="left"/>
+      <w:pPr>
+        <w:ind w:left="720" w:firstLine="0"/>
+      </w:pPr>
+    </w:lvl>
+  </w:abstractNum>
+  <w:abstractNum w:abstractNumId="78" w15:restartNumberingAfterBreak="0">
     <w:nsid w:val="6CAF3C72"/>
     <w:multiLevelType w:val="hybridMultilevel"/>
     <w:tmpl w:val="D2A809A0"/>
@@ -41592,7 +41463,88 @@
       </w:pPr>
     </w:lvl>
   </w:abstractNum>
-  <w:abstractNum w:abstractNumId="78" w15:restartNumberingAfterBreak="0">
+  <w:abstractNum w:abstractNumId="79" w15:restartNumberingAfterBreak="0">
+    <w:nsid w:val="6D2F66CB"/>
+    <w:multiLevelType w:val="hybridMultilevel"/>
+    <w:tmpl w:val="6878306A"/>
+    <w:lvl w:ilvl="0" w:tplc="A2DAF6D8">
+      <w:start w:val="1"/>
+      <w:numFmt w:val="lowerRoman"/>
+      <w:lvlText w:val="(%1)"/>
+      <w:lvlJc w:val="left"/>
+      <w:pPr>
+        <w:ind w:left="1380" w:hanging="360"/>
+      </w:pPr>
+      <w:rPr>
+        <w:rFonts w:ascii="Times New Roman" w:eastAsiaTheme="minorHAnsi" w:hAnsi="Times New Roman" w:cs="Times New Roman"/>
+      </w:rPr>
+    </w:lvl>
+    <w:lvl w:ilvl="1" w:tplc="6B841E70">
+      <w:numFmt w:val="decimal"/>
+      <w:lvlText w:val=""/>
+      <w:lvlJc w:val="left"/>
+      <w:pPr>
+        <w:ind w:left="660" w:firstLine="0"/>
+      </w:pPr>
+    </w:lvl>
+    <w:lvl w:ilvl="2" w:tplc="F45E8296">
+      <w:numFmt w:val="decimal"/>
+      <w:lvlText w:val=""/>
+      <w:lvlJc w:val="left"/>
+      <w:pPr>
+        <w:ind w:left="660" w:firstLine="0"/>
+      </w:pPr>
+    </w:lvl>
+    <w:lvl w:ilvl="3" w:tplc="28D4C3EC">
+      <w:numFmt w:val="decimal"/>
+      <w:lvlText w:val=""/>
+      <w:lvlJc w:val="left"/>
+      <w:pPr>
+        <w:ind w:left="660" w:firstLine="0"/>
+      </w:pPr>
+    </w:lvl>
+    <w:lvl w:ilvl="4" w:tplc="E79838E2">
+      <w:numFmt w:val="decimal"/>
+      <w:lvlText w:val=""/>
+      <w:lvlJc w:val="left"/>
+      <w:pPr>
+        <w:ind w:left="660" w:firstLine="0"/>
+      </w:pPr>
+    </w:lvl>
+    <w:lvl w:ilvl="5" w:tplc="AFD02E7E">
+      <w:numFmt w:val="decimal"/>
+      <w:lvlText w:val=""/>
+      <w:lvlJc w:val="left"/>
+      <w:pPr>
+        <w:ind w:left="660" w:firstLine="0"/>
+      </w:pPr>
+    </w:lvl>
+    <w:lvl w:ilvl="6" w:tplc="F7F2A618">
+      <w:numFmt w:val="decimal"/>
+      <w:lvlText w:val=""/>
+      <w:lvlJc w:val="left"/>
+      <w:pPr>
+        <w:ind w:left="660" w:firstLine="0"/>
+      </w:pPr>
+    </w:lvl>
+    <w:lvl w:ilvl="7" w:tplc="832EE210">
+      <w:numFmt w:val="decimal"/>
+      <w:lvlText w:val=""/>
+      <w:lvlJc w:val="left"/>
+      <w:pPr>
+        <w:ind w:left="660" w:firstLine="0"/>
+      </w:pPr>
+    </w:lvl>
+    <w:lvl w:ilvl="8" w:tplc="057478B2">
+      <w:numFmt w:val="decimal"/>
+      <w:lvlText w:val=""/>
+      <w:lvlJc w:val="left"/>
+      <w:pPr>
+        <w:ind w:left="660" w:firstLine="0"/>
+      </w:pPr>
+    </w:lvl>
+  </w:abstractNum>
+  <w:abstractNum w:abstractNumId="80" w15:restartNumberingAfterBreak="0">
     <w:nsid w:val="6D7166A2"/>
     <w:multiLevelType w:val="hybridMultilevel"/>
     <w:tmpl w:val="48F2F12C"/>
@@ -41678,7 +41630,7 @@
       </w:pPr>
     </w:lvl>
   </w:abstractNum>
-  <w:abstractNum w:abstractNumId="79" w15:restartNumberingAfterBreak="0">
+  <w:abstractNum w:abstractNumId="81" w15:restartNumberingAfterBreak="0">
     <w:nsid w:val="704F49D1"/>
     <w:multiLevelType w:val="hybridMultilevel"/>
     <w:tmpl w:val="7E1EDCCA"/>
@@ -41764,7 +41716,7 @@
       </w:pPr>
     </w:lvl>
   </w:abstractNum>
-  <w:abstractNum w:abstractNumId="80" w15:restartNumberingAfterBreak="0">
+  <w:abstractNum w:abstractNumId="82" w15:restartNumberingAfterBreak="0">
     <w:nsid w:val="70C51431"/>
     <w:multiLevelType w:val="hybridMultilevel"/>
     <w:tmpl w:val="9548957A"/>
@@ -41850,7 +41802,7 @@
       </w:pPr>
     </w:lvl>
   </w:abstractNum>
-  <w:abstractNum w:abstractNumId="81" w15:restartNumberingAfterBreak="0">
+  <w:abstractNum w:abstractNumId="83" w15:restartNumberingAfterBreak="0">
     <w:nsid w:val="71675B28"/>
     <w:multiLevelType w:val="hybridMultilevel"/>
     <w:tmpl w:val="C5E8DD1C"/>
@@ -41939,7 +41891,7 @@
       </w:pPr>
     </w:lvl>
   </w:abstractNum>
-  <w:abstractNum w:abstractNumId="82" w15:restartNumberingAfterBreak="0">
+  <w:abstractNum w:abstractNumId="84" w15:restartNumberingAfterBreak="0">
     <w:nsid w:val="75FB6A02"/>
     <w:multiLevelType w:val="hybridMultilevel"/>
     <w:tmpl w:val="63DEAB28"/>
@@ -42025,7 +41977,7 @@
       </w:pPr>
     </w:lvl>
   </w:abstractNum>
-  <w:abstractNum w:abstractNumId="83" w15:restartNumberingAfterBreak="0">
+  <w:abstractNum w:abstractNumId="85" w15:restartNumberingAfterBreak="0">
     <w:nsid w:val="777751B7"/>
     <w:multiLevelType w:val="hybridMultilevel"/>
     <w:tmpl w:val="43101ADA"/>
@@ -42111,7 +42063,7 @@
       </w:pPr>
     </w:lvl>
   </w:abstractNum>
-  <w:abstractNum w:abstractNumId="84" w15:restartNumberingAfterBreak="0">
+  <w:abstractNum w:abstractNumId="86" w15:restartNumberingAfterBreak="0">
     <w:nsid w:val="781342B2"/>
     <w:multiLevelType w:val="hybridMultilevel"/>
     <w:tmpl w:val="12746760"/>
@@ -42197,7 +42149,7 @@
       </w:pPr>
     </w:lvl>
   </w:abstractNum>
-  <w:abstractNum w:abstractNumId="85" w15:restartNumberingAfterBreak="0">
+  <w:abstractNum w:abstractNumId="87" w15:restartNumberingAfterBreak="0">
     <w:nsid w:val="7AC3622D"/>
     <w:multiLevelType w:val="hybridMultilevel"/>
     <w:tmpl w:val="0EA2C16E"/>
@@ -42283,7 +42235,7 @@
       </w:pPr>
     </w:lvl>
   </w:abstractNum>
-  <w:abstractNum w:abstractNumId="86" w15:restartNumberingAfterBreak="0">
+  <w:abstractNum w:abstractNumId="88" w15:restartNumberingAfterBreak="0">
     <w:nsid w:val="7B2177B1"/>
     <w:multiLevelType w:val="hybridMultilevel"/>
     <w:tmpl w:val="AC12C060"/>
@@ -42369,7 +42321,7 @@
       </w:pPr>
     </w:lvl>
   </w:abstractNum>
-  <w:abstractNum w:abstractNumId="87" w15:restartNumberingAfterBreak="0">
+  <w:abstractNum w:abstractNumId="89" w15:restartNumberingAfterBreak="0">
     <w:nsid w:val="7B2E5710"/>
     <w:multiLevelType w:val="hybridMultilevel"/>
     <w:tmpl w:val="6322983E"/>
@@ -42455,7 +42407,7 @@
       </w:pPr>
     </w:lvl>
   </w:abstractNum>
-  <w:abstractNum w:abstractNumId="88" w15:restartNumberingAfterBreak="0">
+  <w:abstractNum w:abstractNumId="90" w15:restartNumberingAfterBreak="0">
     <w:nsid w:val="7C0B05B1"/>
     <w:multiLevelType w:val="hybridMultilevel"/>
     <w:tmpl w:val="B958E64E"/>
@@ -42541,7 +42493,7 @@
       </w:pPr>
     </w:lvl>
   </w:abstractNum>
-  <w:abstractNum w:abstractNumId="89" w15:restartNumberingAfterBreak="0">
+  <w:abstractNum w:abstractNumId="91" w15:restartNumberingAfterBreak="0">
     <w:nsid w:val="7CAC2D09"/>
     <w:multiLevelType w:val="hybridMultilevel"/>
     <w:tmpl w:val="BF78FE84"/>
@@ -42649,7 +42601,7 @@
     <w:abstractNumId w:val="13"/>
   </w:num>
   <w:num w:numId="8" w16cid:durableId="1442722175">
-    <w:abstractNumId w:val="78"/>
+    <w:abstractNumId w:val="80"/>
   </w:num>
   <w:num w:numId="9" w16cid:durableId="191069553">
     <w:abstractNumId w:val="65"/>
@@ -42658,7 +42610,7 @@
     <w:abstractNumId w:val="25"/>
   </w:num>
   <w:num w:numId="11" w16cid:durableId="997997403">
-    <w:abstractNumId w:val="79"/>
+    <w:abstractNumId w:val="81"/>
   </w:num>
   <w:num w:numId="12" w16cid:durableId="1855338951">
     <w:abstractNumId w:val="31"/>
@@ -42730,7 +42682,7 @@
     <w:abstractNumId w:val="16"/>
   </w:num>
   <w:num w:numId="26" w16cid:durableId="1521970495">
-    <w:abstractNumId w:val="82"/>
+    <w:abstractNumId w:val="84"/>
   </w:num>
   <w:num w:numId="27" w16cid:durableId="1438451434">
     <w:abstractNumId w:val="35"/>
@@ -42742,7 +42694,7 @@
     <w:abstractNumId w:val="23"/>
   </w:num>
   <w:num w:numId="30" w16cid:durableId="2137600758">
-    <w:abstractNumId w:val="77"/>
+    <w:abstractNumId w:val="78"/>
   </w:num>
   <w:num w:numId="31" w16cid:durableId="904142044">
     <w:abstractNumId w:val="66"/>
@@ -42760,13 +42712,13 @@
     <w:abstractNumId w:val="64"/>
   </w:num>
   <w:num w:numId="36" w16cid:durableId="2055612147">
-    <w:abstractNumId w:val="89"/>
+    <w:abstractNumId w:val="91"/>
   </w:num>
   <w:num w:numId="37" w16cid:durableId="2066565376">
     <w:abstractNumId w:val="63"/>
   </w:num>
   <w:num w:numId="38" w16cid:durableId="2058387419">
-    <w:abstractNumId w:val="84"/>
+    <w:abstractNumId w:val="86"/>
   </w:num>
   <w:num w:numId="39" w16cid:durableId="1162114188">
     <w:abstractNumId w:val="61"/>
@@ -42778,7 +42730,7 @@
     <w:abstractNumId w:val="5"/>
   </w:num>
   <w:num w:numId="42" w16cid:durableId="665204348">
-    <w:abstractNumId w:val="81"/>
+    <w:abstractNumId w:val="83"/>
   </w:num>
   <w:num w:numId="43" w16cid:durableId="1555043188">
     <w:abstractNumId w:val="10"/>
@@ -42814,7 +42766,7 @@
     <w:abstractNumId w:val="14"/>
   </w:num>
   <w:num w:numId="54" w16cid:durableId="1266693056">
-    <w:abstractNumId w:val="87"/>
+    <w:abstractNumId w:val="89"/>
   </w:num>
   <w:num w:numId="55" w16cid:durableId="900481394">
     <w:abstractNumId w:val="75"/>
@@ -42829,7 +42781,7 @@
     <w:abstractNumId w:val="26"/>
   </w:num>
   <w:num w:numId="59" w16cid:durableId="1987738825">
-    <w:abstractNumId w:val="83"/>
+    <w:abstractNumId w:val="85"/>
   </w:num>
   <w:num w:numId="60" w16cid:durableId="1380546166">
     <w:abstractNumId w:val="73"/>
@@ -42838,16 +42790,16 @@
     <w:abstractNumId w:val="39"/>
   </w:num>
   <w:num w:numId="62" w16cid:durableId="234050786">
-    <w:abstractNumId w:val="88"/>
+    <w:abstractNumId w:val="90"/>
   </w:num>
   <w:num w:numId="63" w16cid:durableId="2041776071">
     <w:abstractNumId w:val="3"/>
   </w:num>
   <w:num w:numId="64" w16cid:durableId="1334717940">
-    <w:abstractNumId w:val="80"/>
+    <w:abstractNumId w:val="82"/>
   </w:num>
   <w:num w:numId="65" w16cid:durableId="484859059">
-    <w:abstractNumId w:val="86"/>
+    <w:abstractNumId w:val="88"/>
   </w:num>
   <w:num w:numId="66" w16cid:durableId="1248616628">
     <w:abstractNumId w:val="34"/>
@@ -42865,7 +42817,7 @@
     <w:abstractNumId w:val="68"/>
   </w:num>
   <w:num w:numId="71" w16cid:durableId="486019341">
-    <w:abstractNumId w:val="85"/>
+    <w:abstractNumId w:val="87"/>
   </w:num>
   <w:num w:numId="72" w16cid:durableId="1861776309">
     <w:abstractNumId w:val="20"/>
@@ -42981,12 +42933,40 @@
       <w:startOverride w:val="1"/>
     </w:lvlOverride>
   </w:num>
+  <w:num w:numId="92" w16cid:durableId="1891309708">
+    <w:abstractNumId w:val="79"/>
+    <w:lvlOverride w:ilvl="0">
+      <w:startOverride w:val="1"/>
+    </w:lvlOverride>
+    <w:lvlOverride w:ilvl="1"/>
+    <w:lvlOverride w:ilvl="2"/>
+    <w:lvlOverride w:ilvl="3"/>
+    <w:lvlOverride w:ilvl="4"/>
+    <w:lvlOverride w:ilvl="5"/>
+    <w:lvlOverride w:ilvl="6"/>
+    <w:lvlOverride w:ilvl="7"/>
+    <w:lvlOverride w:ilvl="8"/>
+  </w:num>
+  <w:num w:numId="93" w16cid:durableId="1685858141">
+    <w:abstractNumId w:val="77"/>
+    <w:lvlOverride w:ilvl="0">
+      <w:startOverride w:val="1"/>
+    </w:lvlOverride>
+    <w:lvlOverride w:ilvl="1"/>
+    <w:lvlOverride w:ilvl="2"/>
+    <w:lvlOverride w:ilvl="3"/>
+    <w:lvlOverride w:ilvl="4"/>
+    <w:lvlOverride w:ilvl="5"/>
+    <w:lvlOverride w:ilvl="6"/>
+    <w:lvlOverride w:ilvl="7"/>
+    <w:lvlOverride w:ilvl="8"/>
+  </w:num>
   <w:numIdMacAtCleanup w:val="91"/>
 </w:numbering>
 </file>
 
 <file path=word/styles.xml><?xml version="1.0" encoding="utf-8"?>
-<w:styles xmlns:mc="http://schemas.openxmlformats.org/markup-compatibility/2006" xmlns:r="http://schemas.openxmlformats.org/officeDocument/2006/relationships" xmlns:w="http://schemas.openxmlformats.org/wordprocessingml/2006/main" xmlns:w14="http://schemas.microsoft.com/office/word/2010/wordml" xmlns:w15="http://schemas.microsoft.com/office/word/2012/wordml" xmlns:w16cex="http://schemas.microsoft.com/office/word/2018/wordml/cex" xmlns:w16cid="http://schemas.microsoft.com/office/word/2016/wordml/cid" xmlns:w16="http://schemas.microsoft.com/office/word/2018/wordml" xmlns:w16sdtdh="http://schemas.microsoft.com/office/word/2020/wordml/sdtdatahash" xmlns:w16se="http://schemas.microsoft.com/office/word/2015/wordml/symex" mc:Ignorable="w14 w15 w16se w16cid w16 w16cex w16sdtdh">
+<w:styles xmlns:mc="http://schemas.openxmlformats.org/markup-compatibility/2006" xmlns:r="http://schemas.openxmlformats.org/officeDocument/2006/relationships" xmlns:w="http://schemas.openxmlformats.org/wordprocessingml/2006/main" xmlns:w14="http://schemas.microsoft.com/office/word/2010/wordml" xmlns:w15="http://schemas.microsoft.com/office/word/2012/wordml" xmlns:w16cex="http://schemas.microsoft.com/office/word/2018/wordml/cex" xmlns:w16cid="http://schemas.microsoft.com/office/word/2016/wordml/cid" xmlns:w16="http://schemas.microsoft.com/office/word/2018/wordml" xmlns:w16du="http://schemas.microsoft.com/office/word/2023/wordml/word16du" xmlns:w16sdtdh="http://schemas.microsoft.com/office/word/2020/wordml/sdtdatahash" xmlns:w16sdtfl="http://schemas.microsoft.com/office/word/2024/wordml/sdtformatlock" xmlns:w16se="http://schemas.microsoft.com/office/word/2015/wordml/symex" mc:Ignorable="w14 w15 w16se w16cid w16 w16cex w16sdtdh w16sdtfl w16du">
   <w:docDefaults>
     <w:rPrDefault>
       <w:rPr>
@@ -44683,7 +44663,7 @@
 </file>
 
 <file path=word/glossary/document.xml><?xml version="1.0" encoding="utf-8"?>
-<w:glossaryDocument xmlns:wpc="http://schemas.microsoft.com/office/word/2010/wordprocessingCanvas" xmlns:cx="http://schemas.microsoft.com/office/drawing/2014/chartex" xmlns:cx1="http://schemas.microsoft.com/office/drawing/2015/9/8/chartex" xmlns:cx2="http://schemas.microsoft.com/office/drawing/2015/10/21/chartex" xmlns:cx3="http://schemas.microsoft.com/office/drawing/2016/5/9/chartex" xmlns:cx4="http://schemas.microsoft.com/office/drawing/2016/5/10/chartex" xmlns:cx5="http://schemas.microsoft.com/office/drawing/2016/5/11/chartex" xmlns:cx6="http://schemas.microsoft.com/office/drawing/2016/5/12/chartex" xmlns:cx7="http://schemas.microsoft.com/office/drawing/2016/5/13/chartex" xmlns:cx8="http://schemas.microsoft.com/office/drawing/2016/5/14/chartex" xmlns:mc="http://schemas.openxmlformats.org/markup-compatibility/2006" xmlns:aink="http://schemas.microsoft.com/office/drawing/2016/ink" xmlns:am3d="http://schemas.microsoft.com/office/drawing/2017/model3d" xmlns:o="urn:schemas-microsoft-com:office:office" xmlns:oel="http://schemas.microsoft.com/office/2019/extlst" xmlns:r="http://schemas.openxmlformats.org/officeDocument/2006/relationships" xmlns:m="http://schemas.openxmlformats.org/officeDocument/2006/math" xmlns:v="urn:schemas-microsoft-com:vml" xmlns:wp14="http://schemas.microsoft.com/office/word/2010/wordprocessingDrawing" xmlns:wp="http://schemas.openxmlformats.org/drawingml/2006/wordprocessingDrawing" xmlns:w10="urn:schemas-microsoft-com:office:word" xmlns:w="http://schemas.openxmlformats.org/wordprocessingml/2006/main" xmlns:w14="http://schemas.microsoft.com/office/word/2010/wordml" xmlns:w15="http://schemas.microsoft.com/office/word/2012/wordml" xmlns:w16cex="http://schemas.microsoft.com/office/word/2018/wordml/cex" xmlns:w16cid="http://schemas.microsoft.com/office/word/2016/wordml/cid" xmlns:w16="http://schemas.microsoft.com/office/word/2018/wordml" xmlns:w16sdtdh="http://schemas.microsoft.com/office/word/2020/wordml/sdtdatahash" xmlns:w16se="http://schemas.microsoft.com/office/word/2015/wordml/symex" xmlns:wpg="http://schemas.microsoft.com/office/word/2010/wordprocessingGroup" xmlns:wpi="http://schemas.microsoft.com/office/word/2010/wordprocessingInk" xmlns:wne="http://schemas.microsoft.com/office/word/2006/wordml" xmlns:wps="http://schemas.microsoft.com/office/word/2010/wordprocessingShape" mc:Ignorable="w14 w15 w16se w16cid w16 w16cex w16sdtdh wp14">
+<w:glossaryDocument xmlns:wpc="http://schemas.microsoft.com/office/word/2010/wordprocessingCanvas" xmlns:cx="http://schemas.microsoft.com/office/drawing/2014/chartex" xmlns:cx1="http://schemas.microsoft.com/office/drawing/2015/9/8/chartex" xmlns:cx2="http://schemas.microsoft.com/office/drawing/2015/10/21/chartex" xmlns:cx3="http://schemas.microsoft.com/office/drawing/2016/5/9/chartex" xmlns:cx4="http://schemas.microsoft.com/office/drawing/2016/5/10/chartex" xmlns:cx5="http://schemas.microsoft.com/office/drawing/2016/5/11/chartex" xmlns:cx6="http://schemas.microsoft.com/office/drawing/2016/5/12/chartex" xmlns:cx7="http://schemas.microsoft.com/office/drawing/2016/5/13/chartex" xmlns:cx8="http://schemas.microsoft.com/office/drawing/2016/5/14/chartex" xmlns:mc="http://schemas.openxmlformats.org/markup-compatibility/2006" xmlns:aink="http://schemas.microsoft.com/office/drawing/2016/ink" xmlns:am3d="http://schemas.microsoft.com/office/drawing/2017/model3d" xmlns:o="urn:schemas-microsoft-com:office:office" xmlns:oel="http://schemas.microsoft.com/office/2019/extlst" xmlns:r="http://schemas.openxmlformats.org/officeDocument/2006/relationships" xmlns:m="http://schemas.openxmlformats.org/officeDocument/2006/math" xmlns:v="urn:schemas-microsoft-com:vml" xmlns:wp14="http://schemas.microsoft.com/office/word/2010/wordprocessingDrawing" xmlns:wp="http://schemas.openxmlformats.org/drawingml/2006/wordprocessingDrawing" xmlns:w10="urn:schemas-microsoft-com:office:word" xmlns:w="http://schemas.openxmlformats.org/wordprocessingml/2006/main" xmlns:w14="http://schemas.microsoft.com/office/word/2010/wordml" xmlns:w15="http://schemas.microsoft.com/office/word/2012/wordml" xmlns:w16cex="http://schemas.microsoft.com/office/word/2018/wordml/cex" xmlns:w16cid="http://schemas.microsoft.com/office/word/2016/wordml/cid" xmlns:w16="http://schemas.microsoft.com/office/word/2018/wordml" xmlns:w16du="http://schemas.microsoft.com/office/word/2023/wordml/word16du" xmlns:w16sdtdh="http://schemas.microsoft.com/office/word/2020/wordml/sdtdatahash" xmlns:w16sdtfl="http://schemas.microsoft.com/office/word/2024/wordml/sdtformatlock" xmlns:w16se="http://schemas.microsoft.com/office/word/2015/wordml/symex" xmlns:wpg="http://schemas.microsoft.com/office/word/2010/wordprocessingGroup" xmlns:wpi="http://schemas.microsoft.com/office/word/2010/wordprocessingInk" xmlns:wne="http://schemas.microsoft.com/office/word/2006/wordml" xmlns:wps="http://schemas.microsoft.com/office/word/2010/wordprocessingShape" mc:Ignorable="w14 w15 w16se w16cid w16 w16cex w16sdtdh w16sdtfl w16du wp14">
   <w:docParts>
     <w:docPart>
       <w:docPartPr>
@@ -44745,7 +44725,7 @@
 </file>
 
 <file path=word/glossary/fontTable.xml><?xml version="1.0" encoding="utf-8"?>
-<w:fonts xmlns:mc="http://schemas.openxmlformats.org/markup-compatibility/2006" xmlns:r="http://schemas.openxmlformats.org/officeDocument/2006/relationships" xmlns:w="http://schemas.openxmlformats.org/wordprocessingml/2006/main" xmlns:w14="http://schemas.microsoft.com/office/word/2010/wordml" xmlns:w15="http://schemas.microsoft.com/office/word/2012/wordml" xmlns:w16cex="http://schemas.microsoft.com/office/word/2018/wordml/cex" xmlns:w16cid="http://schemas.microsoft.com/office/word/2016/wordml/cid" xmlns:w16="http://schemas.microsoft.com/office/word/2018/wordml" xmlns:w16sdtdh="http://schemas.microsoft.com/office/word/2020/wordml/sdtdatahash" xmlns:w16se="http://schemas.microsoft.com/office/word/2015/wordml/symex" mc:Ignorable="w14 w15 w16se w16cid w16 w16cex w16sdtdh">
+<w:fonts xmlns:mc="http://schemas.openxmlformats.org/markup-compatibility/2006" xmlns:r="http://schemas.openxmlformats.org/officeDocument/2006/relationships" xmlns:w="http://schemas.openxmlformats.org/wordprocessingml/2006/main" xmlns:w14="http://schemas.microsoft.com/office/word/2010/wordml" xmlns:w15="http://schemas.microsoft.com/office/word/2012/wordml" xmlns:w16cex="http://schemas.microsoft.com/office/word/2018/wordml/cex" xmlns:w16cid="http://schemas.microsoft.com/office/word/2016/wordml/cid" xmlns:w16="http://schemas.microsoft.com/office/word/2018/wordml" xmlns:w16du="http://schemas.microsoft.com/office/word/2023/wordml/word16du" xmlns:w16sdtdh="http://schemas.microsoft.com/office/word/2020/wordml/sdtdatahash" xmlns:w16sdtfl="http://schemas.microsoft.com/office/word/2024/wordml/sdtformatlock" xmlns:w16se="http://schemas.microsoft.com/office/word/2015/wordml/symex" mc:Ignorable="w14 w15 w16se w16cid w16 w16cex w16sdtdh w16sdtfl w16du">
   <w:font w:name="Times New Roman">
     <w:panose1 w:val="02020603050405020304"/>
     <w:charset w:val="00"/>
@@ -44781,11 +44761,23 @@
     <w:pitch w:val="fixed"/>
     <w:sig w:usb0="E0002EFF" w:usb1="C0007843" w:usb2="00000009" w:usb3="00000000" w:csb0="000001FF" w:csb1="00000000"/>
   </w:font>
+  <w:font w:name="Aptos">
+    <w:charset w:val="00"/>
+    <w:family w:val="swiss"/>
+    <w:pitch w:val="variable"/>
+    <w:sig w:usb0="20000287" w:usb1="00000003" w:usb2="00000000" w:usb3="00000000" w:csb0="0000019F" w:csb1="00000000"/>
+  </w:font>
+  <w:font w:name="Aptos Display">
+    <w:charset w:val="00"/>
+    <w:family w:val="swiss"/>
+    <w:pitch w:val="variable"/>
+    <w:sig w:usb0="20000287" w:usb1="00000003" w:usb2="00000000" w:usb3="00000000" w:csb0="0000019F" w:csb1="00000000"/>
+  </w:font>
 </w:fonts>
 </file>
 
 <file path=word/glossary/settings.xml><?xml version="1.0" encoding="utf-8"?>
-<w:settings xmlns:mc="http://schemas.openxmlformats.org/markup-compatibility/2006" xmlns:o="urn:schemas-microsoft-com:office:office" xmlns:r="http://schemas.openxmlformats.org/officeDocument/2006/relationships" xmlns:m="http://schemas.openxmlformats.org/officeDocument/2006/math" xmlns:v="urn:schemas-microsoft-com:vml" xmlns:w10="urn:schemas-microsoft-com:office:word" xmlns:w="http://schemas.openxmlformats.org/wordprocessingml/2006/main" xmlns:w14="http://schemas.microsoft.com/office/word/2010/wordml" xmlns:w15="http://schemas.microsoft.com/office/word/2012/wordml" xmlns:w16cex="http://schemas.microsoft.com/office/word/2018/wordml/cex" xmlns:w16cid="http://schemas.microsoft.com/office/word/2016/wordml/cid" xmlns:w16="http://schemas.microsoft.com/office/word/2018/wordml" xmlns:w16sdtdh="http://schemas.microsoft.com/office/word/2020/wordml/sdtdatahash" xmlns:w16se="http://schemas.microsoft.com/office/word/2015/wordml/symex" xmlns:sl="http://schemas.openxmlformats.org/schemaLibrary/2006/main" mc:Ignorable="w14 w15 w16se w16cid w16 w16cex w16sdtdh">
+<w:settings xmlns:mc="http://schemas.openxmlformats.org/markup-compatibility/2006" xmlns:o="urn:schemas-microsoft-com:office:office" xmlns:r="http://schemas.openxmlformats.org/officeDocument/2006/relationships" xmlns:m="http://schemas.openxmlformats.org/officeDocument/2006/math" xmlns:v="urn:schemas-microsoft-com:vml" xmlns:w10="urn:schemas-microsoft-com:office:word" xmlns:w="http://schemas.openxmlformats.org/wordprocessingml/2006/main" xmlns:w14="http://schemas.microsoft.com/office/word/2010/wordml" xmlns:w15="http://schemas.microsoft.com/office/word/2012/wordml" xmlns:w16cex="http://schemas.microsoft.com/office/word/2018/wordml/cex" xmlns:w16cid="http://schemas.microsoft.com/office/word/2016/wordml/cid" xmlns:w16="http://schemas.microsoft.com/office/word/2018/wordml" xmlns:w16du="http://schemas.microsoft.com/office/word/2023/wordml/word16du" xmlns:w16sdtdh="http://schemas.microsoft.com/office/word/2020/wordml/sdtdatahash" xmlns:w16sdtfl="http://schemas.microsoft.com/office/word/2024/wordml/sdtformatlock" xmlns:w16se="http://schemas.microsoft.com/office/word/2015/wordml/symex" xmlns:sl="http://schemas.openxmlformats.org/schemaLibrary/2006/main" mc:Ignorable="w14 w15 w16se w16cid w16 w16cex w16sdtdh w16sdtfl w16du">
   <w:view w:val="normal"/>
   <w:revisionView w:inkAnnotations="0"/>
   <w:defaultTabStop w:val="720"/>
@@ -44807,6 +44799,7 @@
     <w:rsid w:val="00314D00"/>
     <w:rsid w:val="003374BF"/>
     <w:rsid w:val="00413F1D"/>
+    <w:rsid w:val="00445A30"/>
     <w:rsid w:val="00656E44"/>
     <w:rsid w:val="006E08CE"/>
     <w:rsid w:val="00A174CE"/>
@@ -44817,6 +44810,7 @@
     <w:rsid w:val="00D06562"/>
     <w:rsid w:val="00E571A7"/>
     <w:rsid w:val="00F32376"/>
+    <w:rsid w:val="00F912DB"/>
     <w:rsid w:val="00FF3478"/>
   </w:rsids>
   <m:mathPr>
@@ -44841,7 +44835,7 @@
 </file>
 
 <file path=word/glossary/styles.xml><?xml version="1.0" encoding="utf-8"?>
-<w:styles xmlns:mc="http://schemas.openxmlformats.org/markup-compatibility/2006" xmlns:r="http://schemas.openxmlformats.org/officeDocument/2006/relationships" xmlns:w="http://schemas.openxmlformats.org/wordprocessingml/2006/main" xmlns:w14="http://schemas.microsoft.com/office/word/2010/wordml" xmlns:w15="http://schemas.microsoft.com/office/word/2012/wordml" xmlns:w16cex="http://schemas.microsoft.com/office/word/2018/wordml/cex" xmlns:w16cid="http://schemas.microsoft.com/office/word/2016/wordml/cid" xmlns:w16="http://schemas.microsoft.com/office/word/2018/wordml" xmlns:w16sdtdh="http://schemas.microsoft.com/office/word/2020/wordml/sdtdatahash" xmlns:w16se="http://schemas.microsoft.com/office/word/2015/wordml/symex" mc:Ignorable="w14 w15 w16se w16cid w16 w16cex w16sdtdh">
+<w:styles xmlns:mc="http://schemas.openxmlformats.org/markup-compatibility/2006" xmlns:r="http://schemas.openxmlformats.org/officeDocument/2006/relationships" xmlns:w="http://schemas.openxmlformats.org/wordprocessingml/2006/main" xmlns:w14="http://schemas.microsoft.com/office/word/2010/wordml" xmlns:w15="http://schemas.microsoft.com/office/word/2012/wordml" xmlns:w16cex="http://schemas.microsoft.com/office/word/2018/wordml/cex" xmlns:w16cid="http://schemas.microsoft.com/office/word/2016/wordml/cid" xmlns:w16="http://schemas.microsoft.com/office/word/2018/wordml" xmlns:w16du="http://schemas.microsoft.com/office/word/2023/wordml/word16du" xmlns:w16sdtdh="http://schemas.microsoft.com/office/word/2020/wordml/sdtdatahash" xmlns:w16sdtfl="http://schemas.microsoft.com/office/word/2024/wordml/sdtformatlock" xmlns:w16se="http://schemas.microsoft.com/office/word/2015/wordml/symex" mc:Ignorable="w14 w15 w16se w16cid w16 w16cex w16sdtdh w16sdtfl w16du">
   <w:docDefaults>
     <w:rPrDefault>
       <w:rPr>
@@ -45284,7 +45278,7 @@
 </file>
 
 <file path=word/glossary/webSettings.xml><?xml version="1.0" encoding="utf-8"?>
-<w:webSettings xmlns:mc="http://schemas.openxmlformats.org/markup-compatibility/2006" xmlns:r="http://schemas.openxmlformats.org/officeDocument/2006/relationships" xmlns:w="http://schemas.openxmlformats.org/wordprocessingml/2006/main" xmlns:w14="http://schemas.microsoft.com/office/word/2010/wordml" xmlns:w15="http://schemas.microsoft.com/office/word/2012/wordml" xmlns:w16cex="http://schemas.microsoft.com/office/word/2018/wordml/cex" xmlns:w16cid="http://schemas.microsoft.com/office/word/2016/wordml/cid" xmlns:w16="http://schemas.microsoft.com/office/word/2018/wordml" xmlns:w16sdtdh="http://schemas.microsoft.com/office/word/2020/wordml/sdtdatahash" xmlns:w16se="http://schemas.microsoft.com/office/word/2015/wordml/symex" mc:Ignorable="w14 w15 w16se w16cid w16 w16cex w16sdtdh">
+<w:webSettings xmlns:mc="http://schemas.openxmlformats.org/markup-compatibility/2006" xmlns:r="http://schemas.openxmlformats.org/officeDocument/2006/relationships" xmlns:w="http://schemas.openxmlformats.org/wordprocessingml/2006/main" xmlns:w14="http://schemas.microsoft.com/office/word/2010/wordml" xmlns:w15="http://schemas.microsoft.com/office/word/2012/wordml" xmlns:w16cex="http://schemas.microsoft.com/office/word/2018/wordml/cex" xmlns:w16cid="http://schemas.microsoft.com/office/word/2016/wordml/cid" xmlns:w16="http://schemas.microsoft.com/office/word/2018/wordml" xmlns:w16du="http://schemas.microsoft.com/office/word/2023/wordml/word16du" xmlns:w16sdtdh="http://schemas.microsoft.com/office/word/2020/wordml/sdtdatahash" xmlns:w16sdtfl="http://schemas.microsoft.com/office/word/2024/wordml/sdtformatlock" xmlns:w16se="http://schemas.microsoft.com/office/word/2015/wordml/symex" mc:Ignorable="w14 w15 w16se w16cid w16 w16cex w16sdtdh w16sdtfl w16du">
   <w:optimizeForBrowser/>
   <w:allowPNG/>
 </w:webSettings>
@@ -45586,6 +45580,10 @@
 </file>
 
 <file path=customXml/item1.xml><?xml version="1.0" encoding="utf-8"?>
+<b:Sources xmlns:b="http://schemas.openxmlformats.org/officeDocument/2006/bibliography" xmlns="http://schemas.openxmlformats.org/officeDocument/2006/bibliography" SelectedStyle="\APASixthEditionOfficeOnline.xsl" StyleName="APA" Version="6"/>
+</file>
+
+<file path=customXml/item2.xml><?xml version="1.0" encoding="utf-8"?>
 <?mso-contentType ?>
 <FormTemplates xmlns="http://schemas.microsoft.com/sharepoint/v3/contenttype/forms">
   <Display>DocumentLibraryForm</Display>
@@ -45594,13 +45592,20 @@
 </FormTemplates>
 </file>
 
-<file path=customXml/item2.xml><?xml version="1.0" encoding="utf-8"?>
-<b:Sources xmlns:b="http://schemas.openxmlformats.org/officeDocument/2006/bibliography" xmlns="http://schemas.openxmlformats.org/officeDocument/2006/bibliography" SelectedStyle="\APASixthEditionOfficeOnline.xsl" StyleName="APA" Version="6"/>
+<file path=customXml/item3.xml><?xml version="1.0" encoding="utf-8"?>
+<p:properties xmlns:p="http://schemas.microsoft.com/office/2006/metadata/properties" xmlns:xsi="http://www.w3.org/2001/XMLSchema-instance" xmlns:pc="http://schemas.microsoft.com/office/infopath/2007/PartnerControls">
+  <documentManagement>
+    <TaxCatchAll xmlns="dc808d36-874f-4b27-aec2-2fd649817929" xsi:nil="true"/>
+    <lcf76f155ced4ddcb4097134ff3c332f xmlns="f2466082-b6bf-4153-98c3-3c41e85fda18">
+      <Terms xmlns="http://schemas.microsoft.com/office/infopath/2007/PartnerControls"/>
+    </lcf76f155ced4ddcb4097134ff3c332f>
+  </documentManagement>
+</p:properties>
 </file>
 
-<file path=customXml/item3.xml><?xml version="1.0" encoding="utf-8"?>
-<ct:contentTypeSchema xmlns:ct="http://schemas.microsoft.com/office/2006/metadata/contentType" xmlns:ma="http://schemas.microsoft.com/office/2006/metadata/properties/metaAttributes" ct:_="" ma:_="" ma:contentTypeName="Document" ma:contentTypeID="0x0101003206C8355D678A459F2EF8957171B231" ma:contentTypeVersion="17" ma:contentTypeDescription="Create a new document." ma:contentTypeScope="" ma:versionID="1f7404444a51804cfbd84530f701fda9">
-  <xsd:schema xmlns:xsd="http://www.w3.org/2001/XMLSchema" xmlns:xs="http://www.w3.org/2001/XMLSchema" xmlns:p="http://schemas.microsoft.com/office/2006/metadata/properties" xmlns:ns2="f2466082-b6bf-4153-98c3-3c41e85fda18" xmlns:ns3="dc808d36-874f-4b27-aec2-2fd649817929" targetNamespace="http://schemas.microsoft.com/office/2006/metadata/properties" ma:root="true" ma:fieldsID="021e1f4cfdfa1b29b3d85a3d7bb07201" ns2:_="" ns3:_="">
+<file path=customXml/item4.xml><?xml version="1.0" encoding="utf-8"?>
+<ct:contentTypeSchema xmlns:ct="http://schemas.microsoft.com/office/2006/metadata/contentType" xmlns:ma="http://schemas.microsoft.com/office/2006/metadata/properties/metaAttributes" ct:_="" ma:_="" ma:contentTypeName="Document" ma:contentTypeID="0x0101003206C8355D678A459F2EF8957171B231" ma:contentTypeVersion="19" ma:contentTypeDescription="Create a new document." ma:contentTypeScope="" ma:versionID="a5577d833b9f28dcc6be37a04859b9a8">
+  <xsd:schema xmlns:xsd="http://www.w3.org/2001/XMLSchema" xmlns:xs="http://www.w3.org/2001/XMLSchema" xmlns:p="http://schemas.microsoft.com/office/2006/metadata/properties" xmlns:ns2="f2466082-b6bf-4153-98c3-3c41e85fda18" xmlns:ns3="dc808d36-874f-4b27-aec2-2fd649817929" targetNamespace="http://schemas.microsoft.com/office/2006/metadata/properties" ma:root="true" ma:fieldsID="ae50cb7862d574a2d96b6910b4abdc85" ns2:_="" ns3:_="">
     <xsd:import namespace="f2466082-b6bf-4153-98c3-3c41e85fda18"/>
     <xsd:import namespace="dc808d36-874f-4b27-aec2-2fd649817929"/>
     <xsd:element name="properties">
@@ -45625,6 +45630,8 @@
                 <xsd:element ref="ns2:lcf76f155ced4ddcb4097134ff3c332f" minOccurs="0"/>
                 <xsd:element ref="ns3:TaxCatchAll" minOccurs="0"/>
                 <xsd:element ref="ns2:MediaServiceSearchProperties" minOccurs="0"/>
+                <xsd:element ref="ns2:MediaServiceObjectDetectorVersions" minOccurs="0"/>
+                <xsd:element ref="ns2:MediaServiceBillingMetadata" minOccurs="0"/>
               </xsd:all>
             </xsd:complexType>
           </xsd:element>
@@ -45702,6 +45709,16 @@
       </xsd:complexType>
     </xsd:element>
     <xsd:element name="MediaServiceSearchProperties" ma:index="24" nillable="true" ma:displayName="MediaServiceSearchProperties" ma:hidden="true" ma:internalName="MediaServiceSearchProperties" ma:readOnly="true">
+      <xsd:simpleType>
+        <xsd:restriction base="dms:Note"/>
+      </xsd:simpleType>
+    </xsd:element>
+    <xsd:element name="MediaServiceObjectDetectorVersions" ma:index="25" nillable="true" ma:displayName="MediaServiceObjectDetectorVersions" ma:hidden="true" ma:indexed="true" ma:internalName="MediaServiceObjectDetectorVersions" ma:readOnly="true">
+      <xsd:simpleType>
+        <xsd:restriction base="dms:Text"/>
+      </xsd:simpleType>
+    </xsd:element>
+    <xsd:element name="MediaServiceBillingMetadata" ma:index="26" nillable="true" ma:displayName="MediaServiceBillingMetadata" ma:hidden="true" ma:internalName="MediaServiceBillingMetadata" ma:readOnly="true">
       <xsd:simpleType>
         <xsd:restriction base="dms:Note"/>
       </xsd:simpleType>
@@ -45847,18 +45864,15 @@
 </ct:contentTypeSchema>
 </file>
 
-<file path=customXml/item4.xml><?xml version="1.0" encoding="utf-8"?>
-<p:properties xmlns:p="http://schemas.microsoft.com/office/2006/metadata/properties" xmlns:xsi="http://www.w3.org/2001/XMLSchema-instance" xmlns:pc="http://schemas.microsoft.com/office/infopath/2007/PartnerControls">
-  <documentManagement>
-    <TaxCatchAll xmlns="dc808d36-874f-4b27-aec2-2fd649817929" xsi:nil="true"/>
-    <lcf76f155ced4ddcb4097134ff3c332f xmlns="f2466082-b6bf-4153-98c3-3c41e85fda18">
-      <Terms xmlns="http://schemas.microsoft.com/office/infopath/2007/PartnerControls"/>
-    </lcf76f155ced4ddcb4097134ff3c332f>
-  </documentManagement>
-</p:properties>
+<file path=customXml/itemProps1.xml><?xml version="1.0" encoding="utf-8"?>
+<ds:datastoreItem xmlns:ds="http://schemas.openxmlformats.org/officeDocument/2006/customXml" ds:itemID="{738DB3C2-DD17-405D-9B1C-C2F1F5EA4082}">
+  <ds:schemaRefs>
+    <ds:schemaRef ds:uri="http://schemas.openxmlformats.org/officeDocument/2006/bibliography"/>
+  </ds:schemaRefs>
+</ds:datastoreItem>
 </file>
 
-<file path=customXml/itemProps1.xml><?xml version="1.0" encoding="utf-8"?>
+<file path=customXml/itemProps2.xml><?xml version="1.0" encoding="utf-8"?>
 <ds:datastoreItem xmlns:ds="http://schemas.openxmlformats.org/officeDocument/2006/customXml" ds:itemID="{BAB7A264-A1D6-4926-8ABE-7062D764C4D1}">
   <ds:schemaRefs>
     <ds:schemaRef ds:uri="http://schemas.microsoft.com/sharepoint/v3/contenttype/forms"/>
@@ -45866,25 +45880,17 @@
 </ds:datastoreItem>
 </file>
 
-<file path=customXml/itemProps2.xml><?xml version="1.0" encoding="utf-8"?>
-<ds:datastoreItem xmlns:ds="http://schemas.openxmlformats.org/officeDocument/2006/customXml" ds:itemID="{738DB3C2-DD17-405D-9B1C-C2F1F5EA4082}">
+<file path=customXml/itemProps3.xml><?xml version="1.0" encoding="utf-8"?>
+<ds:datastoreItem xmlns:ds="http://schemas.openxmlformats.org/officeDocument/2006/customXml" ds:itemID="{C3990E18-2BB2-4A31-97FB-257F2EB1BD12}">
   <ds:schemaRefs>
-    <ds:schemaRef ds:uri="http://schemas.openxmlformats.org/officeDocument/2006/bibliography"/>
+    <ds:schemaRef ds:uri="http://schemas.microsoft.com/office/2006/metadata/properties"/>
+    <ds:schemaRef ds:uri="http://schemas.microsoft.com/office/infopath/2007/PartnerControls"/>
+    <ds:schemaRef ds:uri="dc808d36-874f-4b27-aec2-2fd649817929"/>
+    <ds:schemaRef ds:uri="f2466082-b6bf-4153-98c3-3c41e85fda18"/>
   </ds:schemaRefs>
 </ds:datastoreItem>
 </file>
 
-<file path=customXml/itemProps3.xml><?xml version="1.0" encoding="utf-8"?>
-<ds:datastoreItem xmlns:ds="http://schemas.openxmlformats.org/officeDocument/2006/customXml" ds:itemID="{46733726-FBEE-4258-8A89-CBC0BE1F181D}"/>
-</file>
-
 <file path=customXml/itemProps4.xml><?xml version="1.0" encoding="utf-8"?>
-<ds:datastoreItem xmlns:ds="http://schemas.openxmlformats.org/officeDocument/2006/customXml" ds:itemID="{C3990E18-2BB2-4A31-97FB-257F2EB1BD12}">
-  <ds:schemaRefs>
-    <ds:schemaRef ds:uri="http://schemas.microsoft.com/office/2006/metadata/properties"/>
-    <ds:schemaRef ds:uri="http://schemas.microsoft.com/office/infopath/2007/PartnerControls"/>
-    <ds:schemaRef ds:uri="f8135ccf-0908-4d8c-8b6a-2ec449ff78ed"/>
-    <ds:schemaRef ds:uri="dc808d36-874f-4b27-aec2-2fd649817929"/>
-  </ds:schemaRefs>
-</ds:datastoreItem>
+<ds:datastoreItem xmlns:ds="http://schemas.openxmlformats.org/officeDocument/2006/customXml" ds:itemID="{005813FB-4F5D-47C3-978C-CD73F9379B36}"/>
 </file>